--- a/docs/OE1_Requerimientos (3).docx
+++ b/docs/OE1_Requerimientos (3).docx
@@ -31,35 +31,45 @@
           <w:r>
             <w:fldChar w:fldCharType="separate"/>
           </w:r>
-          <w:hyperlink w:anchor="_Toc307963982">
-            <w:r>
-              <w:rPr>
-                <w:rStyle w:val="Hyperlink"/>
-              </w:rPr>
-              <w:t>1. LINEAMIENTOS CONCEPTUALES DEL VIDEOJUEGO EDUCATIVO</w:t>
-            </w:r>
-            <w:r>
-              <w:tab/>
-            </w:r>
-            <w:r>
-              <w:fldChar w:fldCharType="begin"/>
-            </w:r>
-            <w:r>
-              <w:instrText xml:space="preserve">PAGEREF _Toc307963982 \h</w:instrText>
-            </w:r>
-            <w:r>
-              <w:fldChar w:fldCharType="separate"/>
-            </w:r>
-            <w:r>
-              <w:rPr>
-                <w:rStyle w:val="Hyperlink"/>
-              </w:rPr>
-              <w:t>1</w:t>
-            </w:r>
-            <w:r>
-              <w:fldChar w:fldCharType="end"/>
-            </w:r>
-          </w:hyperlink>
+          <w:r>
+            <w:fldChar w:fldCharType="begin"/>
+          </w:r>
+          <w:r>
+            <w:instrText xml:space="preserve">HYPERLINK  \l "_Toc307963982"</w:instrText>
+          </w:r>
+          <w:r>
+            <w:fldChar w:fldCharType="separate"/>
+          </w:r>
+          <w:r>
+            <w:rPr>
+              <w:rStyle w:val="Hyperlink"/>
+            </w:rPr>
+            <w:t>1. LINEAMIENTOS CONCEPTUALES DEL VIDEOJUEGO EDUCATIVO</w:t>
+          </w:r>
+          <w:r>
+            <w:tab/>
+          </w:r>
+          <w:r>
+            <w:fldChar w:fldCharType="begin"/>
+          </w:r>
+          <w:r>
+            <w:instrText xml:space="preserve">PAGEREF _Toc307963982 \h</w:instrText>
+          </w:r>
+          <w:r>
+            <w:fldChar w:fldCharType="separate"/>
+          </w:r>
+          <w:r>
+            <w:rPr>
+              <w:rStyle w:val="Hyperlink"/>
+            </w:rPr>
+            <w:t>1</w:t>
+          </w:r>
+          <w:r>
+            <w:fldChar w:fldCharType="end"/>
+          </w:r>
+          <w:r>
+            <w:fldChar w:fldCharType="end"/>
+          </w:r>
         </w:p>
         <w:p xmlns:wp14="http://schemas.microsoft.com/office/word/2010/wordml" wp14:textId="054D296A">
           <w:pPr>
@@ -72,35 +82,45 @@
               <w:rStyle w:val="Hyperlink"/>
             </w:rPr>
           </w:pPr>
-          <w:hyperlink w:anchor="_Toc1335708095">
-            <w:r>
-              <w:rPr>
-                <w:rStyle w:val="Hyperlink"/>
-              </w:rPr>
-              <w:t>1.1 Criterios pedagógicos</w:t>
-            </w:r>
-            <w:r>
-              <w:tab/>
-            </w:r>
-            <w:r>
-              <w:fldChar w:fldCharType="begin"/>
-            </w:r>
-            <w:r>
-              <w:instrText xml:space="preserve">PAGEREF _Toc1335708095 \h</w:instrText>
-            </w:r>
-            <w:r>
-              <w:fldChar w:fldCharType="separate"/>
-            </w:r>
-            <w:r>
-              <w:rPr>
-                <w:rStyle w:val="Hyperlink"/>
-              </w:rPr>
-              <w:t>2</w:t>
-            </w:r>
-            <w:r>
-              <w:fldChar w:fldCharType="end"/>
-            </w:r>
-          </w:hyperlink>
+          <w:r>
+            <w:fldChar w:fldCharType="begin"/>
+          </w:r>
+          <w:r>
+            <w:instrText xml:space="preserve">HYPERLINK  \l "_Toc1335708095"</w:instrText>
+          </w:r>
+          <w:r>
+            <w:fldChar w:fldCharType="separate"/>
+          </w:r>
+          <w:r>
+            <w:rPr>
+              <w:rStyle w:val="Hyperlink"/>
+            </w:rPr>
+            <w:t>1.1 Criterios pedagógicos</w:t>
+          </w:r>
+          <w:r>
+            <w:tab/>
+          </w:r>
+          <w:r>
+            <w:fldChar w:fldCharType="begin"/>
+          </w:r>
+          <w:r>
+            <w:instrText xml:space="preserve">PAGEREF _Toc1335708095 \h</w:instrText>
+          </w:r>
+          <w:r>
+            <w:fldChar w:fldCharType="separate"/>
+          </w:r>
+          <w:r>
+            <w:rPr>
+              <w:rStyle w:val="Hyperlink"/>
+            </w:rPr>
+            <w:t>2</w:t>
+          </w:r>
+          <w:r>
+            <w:fldChar w:fldCharType="end"/>
+          </w:r>
+          <w:r>
+            <w:fldChar w:fldCharType="end"/>
+          </w:r>
         </w:p>
         <w:p xmlns:wp14="http://schemas.microsoft.com/office/word/2010/wordml" wp14:textId="489124B0">
           <w:pPr>
@@ -113,35 +133,45 @@
               <w:rStyle w:val="Hyperlink"/>
             </w:rPr>
           </w:pPr>
-          <w:hyperlink w:anchor="_Toc1167001170">
-            <w:r>
-              <w:rPr>
-                <w:rStyle w:val="Hyperlink"/>
-              </w:rPr>
-              <w:t>1.2 Criterios técnicos</w:t>
-            </w:r>
-            <w:r>
-              <w:tab/>
-            </w:r>
-            <w:r>
-              <w:fldChar w:fldCharType="begin"/>
-            </w:r>
-            <w:r>
-              <w:instrText xml:space="preserve">PAGEREF _Toc1167001170 \h</w:instrText>
-            </w:r>
-            <w:r>
-              <w:fldChar w:fldCharType="separate"/>
-            </w:r>
-            <w:r>
-              <w:rPr>
-                <w:rStyle w:val="Hyperlink"/>
-              </w:rPr>
-              <w:t>2</w:t>
-            </w:r>
-            <w:r>
-              <w:fldChar w:fldCharType="end"/>
-            </w:r>
-          </w:hyperlink>
+          <w:r>
+            <w:fldChar w:fldCharType="begin"/>
+          </w:r>
+          <w:r>
+            <w:instrText xml:space="preserve">HYPERLINK  \l "_Toc1167001170"</w:instrText>
+          </w:r>
+          <w:r>
+            <w:fldChar w:fldCharType="separate"/>
+          </w:r>
+          <w:r>
+            <w:rPr>
+              <w:rStyle w:val="Hyperlink"/>
+            </w:rPr>
+            <w:t>1.2 Criterios técnicos</w:t>
+          </w:r>
+          <w:r>
+            <w:tab/>
+          </w:r>
+          <w:r>
+            <w:fldChar w:fldCharType="begin"/>
+          </w:r>
+          <w:r>
+            <w:instrText xml:space="preserve">PAGEREF _Toc1167001170 \h</w:instrText>
+          </w:r>
+          <w:r>
+            <w:fldChar w:fldCharType="separate"/>
+          </w:r>
+          <w:r>
+            <w:rPr>
+              <w:rStyle w:val="Hyperlink"/>
+            </w:rPr>
+            <w:t>2</w:t>
+          </w:r>
+          <w:r>
+            <w:fldChar w:fldCharType="end"/>
+          </w:r>
+          <w:r>
+            <w:fldChar w:fldCharType="end"/>
+          </w:r>
         </w:p>
         <w:p xmlns:wp14="http://schemas.microsoft.com/office/word/2010/wordml" wp14:textId="012B7E7C">
           <w:pPr>
@@ -154,35 +184,45 @@
               <w:rStyle w:val="Hyperlink"/>
             </w:rPr>
           </w:pPr>
-          <w:hyperlink w:anchor="_Toc1996772102">
-            <w:r>
-              <w:rPr>
-                <w:rStyle w:val="Hyperlink"/>
-              </w:rPr>
-              <w:t>1.3 Criterios narrativos y de diseño</w:t>
-            </w:r>
-            <w:r>
-              <w:tab/>
-            </w:r>
-            <w:r>
-              <w:fldChar w:fldCharType="begin"/>
-            </w:r>
-            <w:r>
-              <w:instrText xml:space="preserve">PAGEREF _Toc1996772102 \h</w:instrText>
-            </w:r>
-            <w:r>
-              <w:fldChar w:fldCharType="separate"/>
-            </w:r>
-            <w:r>
-              <w:rPr>
-                <w:rStyle w:val="Hyperlink"/>
-              </w:rPr>
-              <w:t>3</w:t>
-            </w:r>
-            <w:r>
-              <w:fldChar w:fldCharType="end"/>
-            </w:r>
-          </w:hyperlink>
+          <w:r>
+            <w:fldChar w:fldCharType="begin"/>
+          </w:r>
+          <w:r>
+            <w:instrText xml:space="preserve">HYPERLINK  \l "_Toc1996772102"</w:instrText>
+          </w:r>
+          <w:r>
+            <w:fldChar w:fldCharType="separate"/>
+          </w:r>
+          <w:r>
+            <w:rPr>
+              <w:rStyle w:val="Hyperlink"/>
+            </w:rPr>
+            <w:t>1.3 Criterios narrativos y de diseño</w:t>
+          </w:r>
+          <w:r>
+            <w:tab/>
+          </w:r>
+          <w:r>
+            <w:fldChar w:fldCharType="begin"/>
+          </w:r>
+          <w:r>
+            <w:instrText xml:space="preserve">PAGEREF _Toc1996772102 \h</w:instrText>
+          </w:r>
+          <w:r>
+            <w:fldChar w:fldCharType="separate"/>
+          </w:r>
+          <w:r>
+            <w:rPr>
+              <w:rStyle w:val="Hyperlink"/>
+            </w:rPr>
+            <w:t>3</w:t>
+          </w:r>
+          <w:r>
+            <w:fldChar w:fldCharType="end"/>
+          </w:r>
+          <w:r>
+            <w:fldChar w:fldCharType="end"/>
+          </w:r>
         </w:p>
         <w:p xmlns:wp14="http://schemas.microsoft.com/office/word/2010/wordml" wp14:textId="34A87D50">
           <w:pPr>
@@ -195,35 +235,45 @@
               <w:rStyle w:val="Hyperlink"/>
             </w:rPr>
           </w:pPr>
-          <w:hyperlink w:anchor="_Toc538975553">
-            <w:r>
-              <w:rPr>
-                <w:rStyle w:val="Hyperlink"/>
-              </w:rPr>
-              <w:t>2. DESCRIPCIÓN GENERAL DEL PRODUCTO</w:t>
-            </w:r>
-            <w:r>
-              <w:tab/>
-            </w:r>
-            <w:r>
-              <w:fldChar w:fldCharType="begin"/>
-            </w:r>
-            <w:r>
-              <w:instrText xml:space="preserve">PAGEREF _Toc538975553 \h</w:instrText>
-            </w:r>
-            <w:r>
-              <w:fldChar w:fldCharType="separate"/>
-            </w:r>
-            <w:r>
-              <w:rPr>
-                <w:rStyle w:val="Hyperlink"/>
-              </w:rPr>
-              <w:t>4</w:t>
-            </w:r>
-            <w:r>
-              <w:fldChar w:fldCharType="end"/>
-            </w:r>
-          </w:hyperlink>
+          <w:r>
+            <w:fldChar w:fldCharType="begin"/>
+          </w:r>
+          <w:r>
+            <w:instrText xml:space="preserve">HYPERLINK  \l "_Toc538975553"</w:instrText>
+          </w:r>
+          <w:r>
+            <w:fldChar w:fldCharType="separate"/>
+          </w:r>
+          <w:r>
+            <w:rPr>
+              <w:rStyle w:val="Hyperlink"/>
+            </w:rPr>
+            <w:t>2. DESCRIPCIÓN GENERAL DEL PRODUCTO</w:t>
+          </w:r>
+          <w:r>
+            <w:tab/>
+          </w:r>
+          <w:r>
+            <w:fldChar w:fldCharType="begin"/>
+          </w:r>
+          <w:r>
+            <w:instrText xml:space="preserve">PAGEREF _Toc538975553 \h</w:instrText>
+          </w:r>
+          <w:r>
+            <w:fldChar w:fldCharType="separate"/>
+          </w:r>
+          <w:r>
+            <w:rPr>
+              <w:rStyle w:val="Hyperlink"/>
+            </w:rPr>
+            <w:t>4</w:t>
+          </w:r>
+          <w:r>
+            <w:fldChar w:fldCharType="end"/>
+          </w:r>
+          <w:r>
+            <w:fldChar w:fldCharType="end"/>
+          </w:r>
         </w:p>
         <w:p xmlns:wp14="http://schemas.microsoft.com/office/word/2010/wordml" wp14:textId="4A375A2F">
           <w:pPr>
@@ -236,35 +286,45 @@
               <w:rStyle w:val="Hyperlink"/>
             </w:rPr>
           </w:pPr>
-          <w:hyperlink w:anchor="_Toc1302885224">
-            <w:r>
-              <w:rPr>
-                <w:rStyle w:val="Hyperlink"/>
-              </w:rPr>
-              <w:t>2.1 Perspectiva del producto</w:t>
-            </w:r>
-            <w:r>
-              <w:tab/>
-            </w:r>
-            <w:r>
-              <w:fldChar w:fldCharType="begin"/>
-            </w:r>
-            <w:r>
-              <w:instrText xml:space="preserve">PAGEREF _Toc1302885224 \h</w:instrText>
-            </w:r>
-            <w:r>
-              <w:fldChar w:fldCharType="separate"/>
-            </w:r>
-            <w:r>
-              <w:rPr>
-                <w:rStyle w:val="Hyperlink"/>
-              </w:rPr>
-              <w:t>5</w:t>
-            </w:r>
-            <w:r>
-              <w:fldChar w:fldCharType="end"/>
-            </w:r>
-          </w:hyperlink>
+          <w:r>
+            <w:fldChar w:fldCharType="begin"/>
+          </w:r>
+          <w:r>
+            <w:instrText xml:space="preserve">HYPERLINK  \l "_Toc1302885224"</w:instrText>
+          </w:r>
+          <w:r>
+            <w:fldChar w:fldCharType="separate"/>
+          </w:r>
+          <w:r>
+            <w:rPr>
+              <w:rStyle w:val="Hyperlink"/>
+            </w:rPr>
+            <w:t>2.1 Perspectiva del producto</w:t>
+          </w:r>
+          <w:r>
+            <w:tab/>
+          </w:r>
+          <w:r>
+            <w:fldChar w:fldCharType="begin"/>
+          </w:r>
+          <w:r>
+            <w:instrText xml:space="preserve">PAGEREF _Toc1302885224 \h</w:instrText>
+          </w:r>
+          <w:r>
+            <w:fldChar w:fldCharType="separate"/>
+          </w:r>
+          <w:r>
+            <w:rPr>
+              <w:rStyle w:val="Hyperlink"/>
+            </w:rPr>
+            <w:t>5</w:t>
+          </w:r>
+          <w:r>
+            <w:fldChar w:fldCharType="end"/>
+          </w:r>
+          <w:r>
+            <w:fldChar w:fldCharType="end"/>
+          </w:r>
         </w:p>
         <w:p xmlns:wp14="http://schemas.microsoft.com/office/word/2010/wordml" wp14:textId="2250ABCC">
           <w:pPr>
@@ -277,35 +337,45 @@
               <w:rStyle w:val="Hyperlink"/>
             </w:rPr>
           </w:pPr>
-          <w:hyperlink w:anchor="_Toc208342228">
-            <w:r>
-              <w:rPr>
-                <w:rStyle w:val="Hyperlink"/>
-              </w:rPr>
-              <w:t>2.2 Estructura funcional</w:t>
-            </w:r>
-            <w:r>
-              <w:tab/>
-            </w:r>
-            <w:r>
-              <w:fldChar w:fldCharType="begin"/>
-            </w:r>
-            <w:r>
-              <w:instrText xml:space="preserve">PAGEREF _Toc208342228 \h</w:instrText>
-            </w:r>
-            <w:r>
-              <w:fldChar w:fldCharType="separate"/>
-            </w:r>
-            <w:r>
-              <w:rPr>
-                <w:rStyle w:val="Hyperlink"/>
-              </w:rPr>
-              <w:t>5</w:t>
-            </w:r>
-            <w:r>
-              <w:fldChar w:fldCharType="end"/>
-            </w:r>
-          </w:hyperlink>
+          <w:r>
+            <w:fldChar w:fldCharType="begin"/>
+          </w:r>
+          <w:r>
+            <w:instrText xml:space="preserve">HYPERLINK  \l "_Toc208342228"</w:instrText>
+          </w:r>
+          <w:r>
+            <w:fldChar w:fldCharType="separate"/>
+          </w:r>
+          <w:r>
+            <w:rPr>
+              <w:rStyle w:val="Hyperlink"/>
+            </w:rPr>
+            <w:t>2.2 Estructura funcional</w:t>
+          </w:r>
+          <w:r>
+            <w:tab/>
+          </w:r>
+          <w:r>
+            <w:fldChar w:fldCharType="begin"/>
+          </w:r>
+          <w:r>
+            <w:instrText xml:space="preserve">PAGEREF _Toc208342228 \h</w:instrText>
+          </w:r>
+          <w:r>
+            <w:fldChar w:fldCharType="separate"/>
+          </w:r>
+          <w:r>
+            <w:rPr>
+              <w:rStyle w:val="Hyperlink"/>
+            </w:rPr>
+            <w:t>5</w:t>
+          </w:r>
+          <w:r>
+            <w:fldChar w:fldCharType="end"/>
+          </w:r>
+          <w:r>
+            <w:fldChar w:fldCharType="end"/>
+          </w:r>
         </w:p>
         <w:p xmlns:wp14="http://schemas.microsoft.com/office/word/2010/wordml" wp14:textId="60EFDF90">
           <w:pPr>
@@ -318,35 +388,45 @@
               <w:rStyle w:val="Hyperlink"/>
             </w:rPr>
           </w:pPr>
-          <w:hyperlink w:anchor="_Toc485862473">
-            <w:r>
-              <w:rPr>
-                <w:rStyle w:val="Hyperlink"/>
-              </w:rPr>
-              <w:t>2.3 Características de los usuarios</w:t>
-            </w:r>
-            <w:r>
-              <w:tab/>
-            </w:r>
-            <w:r>
-              <w:fldChar w:fldCharType="begin"/>
-            </w:r>
-            <w:r>
-              <w:instrText xml:space="preserve">PAGEREF _Toc485862473 \h</w:instrText>
-            </w:r>
-            <w:r>
-              <w:fldChar w:fldCharType="separate"/>
-            </w:r>
-            <w:r>
-              <w:rPr>
-                <w:rStyle w:val="Hyperlink"/>
-              </w:rPr>
-              <w:t>5</w:t>
-            </w:r>
-            <w:r>
-              <w:fldChar w:fldCharType="end"/>
-            </w:r>
-          </w:hyperlink>
+          <w:r>
+            <w:fldChar w:fldCharType="begin"/>
+          </w:r>
+          <w:r>
+            <w:instrText xml:space="preserve">HYPERLINK  \l "_Toc485862473"</w:instrText>
+          </w:r>
+          <w:r>
+            <w:fldChar w:fldCharType="separate"/>
+          </w:r>
+          <w:r>
+            <w:rPr>
+              <w:rStyle w:val="Hyperlink"/>
+            </w:rPr>
+            <w:t>2.3 Características de los usuarios</w:t>
+          </w:r>
+          <w:r>
+            <w:tab/>
+          </w:r>
+          <w:r>
+            <w:fldChar w:fldCharType="begin"/>
+          </w:r>
+          <w:r>
+            <w:instrText xml:space="preserve">PAGEREF _Toc485862473 \h</w:instrText>
+          </w:r>
+          <w:r>
+            <w:fldChar w:fldCharType="separate"/>
+          </w:r>
+          <w:r>
+            <w:rPr>
+              <w:rStyle w:val="Hyperlink"/>
+            </w:rPr>
+            <w:t>5</w:t>
+          </w:r>
+          <w:r>
+            <w:fldChar w:fldCharType="end"/>
+          </w:r>
+          <w:r>
+            <w:fldChar w:fldCharType="end"/>
+          </w:r>
         </w:p>
         <w:p xmlns:wp14="http://schemas.microsoft.com/office/word/2010/wordml" wp14:textId="62555451">
           <w:pPr>
@@ -359,35 +439,45 @@
               <w:rStyle w:val="Hyperlink"/>
             </w:rPr>
           </w:pPr>
-          <w:hyperlink w:anchor="_Toc967683985">
-            <w:r>
-              <w:rPr>
-                <w:rStyle w:val="Hyperlink"/>
-              </w:rPr>
-              <w:t>2.4 Restricciones</w:t>
-            </w:r>
-            <w:r>
-              <w:tab/>
-            </w:r>
-            <w:r>
-              <w:fldChar w:fldCharType="begin"/>
-            </w:r>
-            <w:r>
-              <w:instrText xml:space="preserve">PAGEREF _Toc967683985 \h</w:instrText>
-            </w:r>
-            <w:r>
-              <w:fldChar w:fldCharType="separate"/>
-            </w:r>
-            <w:r>
-              <w:rPr>
-                <w:rStyle w:val="Hyperlink"/>
-              </w:rPr>
-              <w:t>5</w:t>
-            </w:r>
-            <w:r>
-              <w:fldChar w:fldCharType="end"/>
-            </w:r>
-          </w:hyperlink>
+          <w:r>
+            <w:fldChar w:fldCharType="begin"/>
+          </w:r>
+          <w:r>
+            <w:instrText xml:space="preserve">HYPERLINK  \l "_Toc967683985"</w:instrText>
+          </w:r>
+          <w:r>
+            <w:fldChar w:fldCharType="separate"/>
+          </w:r>
+          <w:r>
+            <w:rPr>
+              <w:rStyle w:val="Hyperlink"/>
+            </w:rPr>
+            <w:t>2.4 Restricciones</w:t>
+          </w:r>
+          <w:r>
+            <w:tab/>
+          </w:r>
+          <w:r>
+            <w:fldChar w:fldCharType="begin"/>
+          </w:r>
+          <w:r>
+            <w:instrText xml:space="preserve">PAGEREF _Toc967683985 \h</w:instrText>
+          </w:r>
+          <w:r>
+            <w:fldChar w:fldCharType="separate"/>
+          </w:r>
+          <w:r>
+            <w:rPr>
+              <w:rStyle w:val="Hyperlink"/>
+            </w:rPr>
+            <w:t>5</w:t>
+          </w:r>
+          <w:r>
+            <w:fldChar w:fldCharType="end"/>
+          </w:r>
+          <w:r>
+            <w:fldChar w:fldCharType="end"/>
+          </w:r>
         </w:p>
         <w:p xmlns:wp14="http://schemas.microsoft.com/office/word/2010/wordml" wp14:textId="5863F9B5">
           <w:pPr>
@@ -400,35 +490,45 @@
               <w:rStyle w:val="Hyperlink"/>
             </w:rPr>
           </w:pPr>
-          <w:hyperlink w:anchor="_Toc1383387629">
-            <w:r>
-              <w:rPr>
-                <w:rStyle w:val="Hyperlink"/>
-              </w:rPr>
-              <w:t>2.5 Suposiciones y dependencias</w:t>
-            </w:r>
-            <w:r>
-              <w:tab/>
-            </w:r>
-            <w:r>
-              <w:fldChar w:fldCharType="begin"/>
-            </w:r>
-            <w:r>
-              <w:instrText xml:space="preserve">PAGEREF _Toc1383387629 \h</w:instrText>
-            </w:r>
-            <w:r>
-              <w:fldChar w:fldCharType="separate"/>
-            </w:r>
-            <w:r>
-              <w:rPr>
-                <w:rStyle w:val="Hyperlink"/>
-              </w:rPr>
-              <w:t>6</w:t>
-            </w:r>
-            <w:r>
-              <w:fldChar w:fldCharType="end"/>
-            </w:r>
-          </w:hyperlink>
+          <w:r>
+            <w:fldChar w:fldCharType="begin"/>
+          </w:r>
+          <w:r>
+            <w:instrText xml:space="preserve">HYPERLINK  \l "_Toc1383387629"</w:instrText>
+          </w:r>
+          <w:r>
+            <w:fldChar w:fldCharType="separate"/>
+          </w:r>
+          <w:r>
+            <w:rPr>
+              <w:rStyle w:val="Hyperlink"/>
+            </w:rPr>
+            <w:t>2.5 Suposiciones y dependencias</w:t>
+          </w:r>
+          <w:r>
+            <w:tab/>
+          </w:r>
+          <w:r>
+            <w:fldChar w:fldCharType="begin"/>
+          </w:r>
+          <w:r>
+            <w:instrText xml:space="preserve">PAGEREF _Toc1383387629 \h</w:instrText>
+          </w:r>
+          <w:r>
+            <w:fldChar w:fldCharType="separate"/>
+          </w:r>
+          <w:r>
+            <w:rPr>
+              <w:rStyle w:val="Hyperlink"/>
+            </w:rPr>
+            <w:t>6</w:t>
+          </w:r>
+          <w:r>
+            <w:fldChar w:fldCharType="end"/>
+          </w:r>
+          <w:r>
+            <w:fldChar w:fldCharType="end"/>
+          </w:r>
         </w:p>
         <w:p xmlns:wp14="http://schemas.microsoft.com/office/word/2010/wordml" wp14:textId="244E2672">
           <w:pPr>
@@ -441,35 +541,45 @@
               <w:rStyle w:val="Hyperlink"/>
             </w:rPr>
           </w:pPr>
-          <w:hyperlink w:anchor="_Toc1103795882">
-            <w:r>
-              <w:rPr>
-                <w:rStyle w:val="Hyperlink"/>
-              </w:rPr>
-              <w:t>3. REQUERIMIENTOS FUNCIONALES</w:t>
-            </w:r>
-            <w:r>
-              <w:tab/>
-            </w:r>
-            <w:r>
-              <w:fldChar w:fldCharType="begin"/>
-            </w:r>
-            <w:r>
-              <w:instrText xml:space="preserve">PAGEREF _Toc1103795882 \h</w:instrText>
-            </w:r>
-            <w:r>
-              <w:fldChar w:fldCharType="separate"/>
-            </w:r>
-            <w:r>
-              <w:rPr>
-                <w:rStyle w:val="Hyperlink"/>
-              </w:rPr>
-              <w:t>6</w:t>
-            </w:r>
-            <w:r>
-              <w:fldChar w:fldCharType="end"/>
-            </w:r>
-          </w:hyperlink>
+          <w:r>
+            <w:fldChar w:fldCharType="begin"/>
+          </w:r>
+          <w:r>
+            <w:instrText xml:space="preserve">HYPERLINK  \l "_Toc1103795882"</w:instrText>
+          </w:r>
+          <w:r>
+            <w:fldChar w:fldCharType="separate"/>
+          </w:r>
+          <w:r>
+            <w:rPr>
+              <w:rStyle w:val="Hyperlink"/>
+            </w:rPr>
+            <w:t>3. REQUERIMIENTOS FUNCIONALES</w:t>
+          </w:r>
+          <w:r>
+            <w:tab/>
+          </w:r>
+          <w:r>
+            <w:fldChar w:fldCharType="begin"/>
+          </w:r>
+          <w:r>
+            <w:instrText xml:space="preserve">PAGEREF _Toc1103795882 \h</w:instrText>
+          </w:r>
+          <w:r>
+            <w:fldChar w:fldCharType="separate"/>
+          </w:r>
+          <w:r>
+            <w:rPr>
+              <w:rStyle w:val="Hyperlink"/>
+            </w:rPr>
+            <w:t>6</w:t>
+          </w:r>
+          <w:r>
+            <w:fldChar w:fldCharType="end"/>
+          </w:r>
+          <w:r>
+            <w:fldChar w:fldCharType="end"/>
+          </w:r>
         </w:p>
         <w:p xmlns:wp14="http://schemas.microsoft.com/office/word/2010/wordml" wp14:textId="0C4323E9">
           <w:pPr>
@@ -482,35 +592,45 @@
               <w:rStyle w:val="Hyperlink"/>
             </w:rPr>
           </w:pPr>
-          <w:hyperlink w:anchor="_Toc4797197">
-            <w:r>
-              <w:rPr>
-                <w:rStyle w:val="Hyperlink"/>
-              </w:rPr>
-              <w:t>3.1 Módulo A — Sistema y navegación</w:t>
-            </w:r>
-            <w:r>
-              <w:tab/>
-            </w:r>
-            <w:r>
-              <w:fldChar w:fldCharType="begin"/>
-            </w:r>
-            <w:r>
-              <w:instrText xml:space="preserve">PAGEREF _Toc4797197 \h</w:instrText>
-            </w:r>
-            <w:r>
-              <w:fldChar w:fldCharType="separate"/>
-            </w:r>
-            <w:r>
-              <w:rPr>
-                <w:rStyle w:val="Hyperlink"/>
-              </w:rPr>
-              <w:t>7</w:t>
-            </w:r>
-            <w:r>
-              <w:fldChar w:fldCharType="end"/>
-            </w:r>
-          </w:hyperlink>
+          <w:r>
+            <w:fldChar w:fldCharType="begin"/>
+          </w:r>
+          <w:r>
+            <w:instrText xml:space="preserve">HYPERLINK  \l "_Toc4797197"</w:instrText>
+          </w:r>
+          <w:r>
+            <w:fldChar w:fldCharType="separate"/>
+          </w:r>
+          <w:r>
+            <w:rPr>
+              <w:rStyle w:val="Hyperlink"/>
+            </w:rPr>
+            <w:t>3.1 Módulo A — Sistema y navegación</w:t>
+          </w:r>
+          <w:r>
+            <w:tab/>
+          </w:r>
+          <w:r>
+            <w:fldChar w:fldCharType="begin"/>
+          </w:r>
+          <w:r>
+            <w:instrText xml:space="preserve">PAGEREF _Toc4797197 \h</w:instrText>
+          </w:r>
+          <w:r>
+            <w:fldChar w:fldCharType="separate"/>
+          </w:r>
+          <w:r>
+            <w:rPr>
+              <w:rStyle w:val="Hyperlink"/>
+            </w:rPr>
+            <w:t>7</w:t>
+          </w:r>
+          <w:r>
+            <w:fldChar w:fldCharType="end"/>
+          </w:r>
+          <w:r>
+            <w:fldChar w:fldCharType="end"/>
+          </w:r>
         </w:p>
         <w:p xmlns:wp14="http://schemas.microsoft.com/office/word/2010/wordml" wp14:textId="35B5541F">
           <w:pPr>
@@ -523,35 +643,45 @@
               <w:rStyle w:val="Hyperlink"/>
             </w:rPr>
           </w:pPr>
-          <w:hyperlink w:anchor="_Toc72011441">
-            <w:r>
-              <w:rPr>
-                <w:rStyle w:val="Hyperlink"/>
-              </w:rPr>
-              <w:t>3.2 Módulo B — Andamiaje pedagógico</w:t>
-            </w:r>
-            <w:r>
-              <w:tab/>
-            </w:r>
-            <w:r>
-              <w:fldChar w:fldCharType="begin"/>
-            </w:r>
-            <w:r>
-              <w:instrText xml:space="preserve">PAGEREF _Toc72011441 \h</w:instrText>
-            </w:r>
-            <w:r>
-              <w:fldChar w:fldCharType="separate"/>
-            </w:r>
-            <w:r>
-              <w:rPr>
-                <w:rStyle w:val="Hyperlink"/>
-              </w:rPr>
-              <w:t>7</w:t>
-            </w:r>
-            <w:r>
-              <w:fldChar w:fldCharType="end"/>
-            </w:r>
-          </w:hyperlink>
+          <w:r>
+            <w:fldChar w:fldCharType="begin"/>
+          </w:r>
+          <w:r>
+            <w:instrText xml:space="preserve">HYPERLINK  \l "_Toc72011441"</w:instrText>
+          </w:r>
+          <w:r>
+            <w:fldChar w:fldCharType="separate"/>
+          </w:r>
+          <w:r>
+            <w:rPr>
+              <w:rStyle w:val="Hyperlink"/>
+            </w:rPr>
+            <w:t>3.2 Módulo B — Andamiaje pedagógico</w:t>
+          </w:r>
+          <w:r>
+            <w:tab/>
+          </w:r>
+          <w:r>
+            <w:fldChar w:fldCharType="begin"/>
+          </w:r>
+          <w:r>
+            <w:instrText xml:space="preserve">PAGEREF _Toc72011441 \h</w:instrText>
+          </w:r>
+          <w:r>
+            <w:fldChar w:fldCharType="separate"/>
+          </w:r>
+          <w:r>
+            <w:rPr>
+              <w:rStyle w:val="Hyperlink"/>
+            </w:rPr>
+            <w:t>7</w:t>
+          </w:r>
+          <w:r>
+            <w:fldChar w:fldCharType="end"/>
+          </w:r>
+          <w:r>
+            <w:fldChar w:fldCharType="end"/>
+          </w:r>
         </w:p>
         <w:p xmlns:wp14="http://schemas.microsoft.com/office/word/2010/wordml" wp14:textId="647B5CDF">
           <w:pPr>
@@ -564,35 +694,45 @@
               <w:rStyle w:val="Hyperlink"/>
             </w:rPr>
           </w:pPr>
-          <w:hyperlink w:anchor="_Toc1679836066">
-            <w:r>
-              <w:rPr>
-                <w:rStyle w:val="Hyperlink"/>
-              </w:rPr>
-              <w:t>3.3 Módulo C — Nivel 1 «La Oscuridad» (iteración y depuración)</w:t>
-            </w:r>
-            <w:r>
-              <w:tab/>
-            </w:r>
-            <w:r>
-              <w:fldChar w:fldCharType="begin"/>
-            </w:r>
-            <w:r>
-              <w:instrText xml:space="preserve">PAGEREF _Toc1679836066 \h</w:instrText>
-            </w:r>
-            <w:r>
-              <w:fldChar w:fldCharType="separate"/>
-            </w:r>
-            <w:r>
-              <w:rPr>
-                <w:rStyle w:val="Hyperlink"/>
-              </w:rPr>
-              <w:t>8</w:t>
-            </w:r>
-            <w:r>
-              <w:fldChar w:fldCharType="end"/>
-            </w:r>
-          </w:hyperlink>
+          <w:r>
+            <w:fldChar w:fldCharType="begin"/>
+          </w:r>
+          <w:r>
+            <w:instrText xml:space="preserve">HYPERLINK  \l "_Toc1679836066"</w:instrText>
+          </w:r>
+          <w:r>
+            <w:fldChar w:fldCharType="separate"/>
+          </w:r>
+          <w:r>
+            <w:rPr>
+              <w:rStyle w:val="Hyperlink"/>
+            </w:rPr>
+            <w:t>3.3 Módulo C — Nivel 1 «La Oscuridad» (iteración y depuración)</w:t>
+          </w:r>
+          <w:r>
+            <w:tab/>
+          </w:r>
+          <w:r>
+            <w:fldChar w:fldCharType="begin"/>
+          </w:r>
+          <w:r>
+            <w:instrText xml:space="preserve">PAGEREF _Toc1679836066 \h</w:instrText>
+          </w:r>
+          <w:r>
+            <w:fldChar w:fldCharType="separate"/>
+          </w:r>
+          <w:r>
+            <w:rPr>
+              <w:rStyle w:val="Hyperlink"/>
+            </w:rPr>
+            <w:t>8</w:t>
+          </w:r>
+          <w:r>
+            <w:fldChar w:fldCharType="end"/>
+          </w:r>
+          <w:r>
+            <w:fldChar w:fldCharType="end"/>
+          </w:r>
         </w:p>
         <w:p xmlns:wp14="http://schemas.microsoft.com/office/word/2010/wordml" wp14:textId="22942078">
           <w:pPr>
@@ -605,35 +745,45 @@
               <w:rStyle w:val="Hyperlink"/>
             </w:rPr>
           </w:pPr>
-          <w:hyperlink w:anchor="_Toc1782473645">
-            <w:r>
-              <w:rPr>
-                <w:rStyle w:val="Hyperlink"/>
-              </w:rPr>
-              <w:t>3.4 Módulo D — Nivel 2 «La Rueda» (abstracción, patrones, modelado y algoritmos)</w:t>
-            </w:r>
-            <w:r>
-              <w:tab/>
-            </w:r>
-            <w:r>
-              <w:fldChar w:fldCharType="begin"/>
-            </w:r>
-            <w:r>
-              <w:instrText xml:space="preserve">PAGEREF _Toc1782473645 \h</w:instrText>
-            </w:r>
-            <w:r>
-              <w:fldChar w:fldCharType="separate"/>
-            </w:r>
-            <w:r>
-              <w:rPr>
-                <w:rStyle w:val="Hyperlink"/>
-              </w:rPr>
-              <w:t>9</w:t>
-            </w:r>
-            <w:r>
-              <w:fldChar w:fldCharType="end"/>
-            </w:r>
-          </w:hyperlink>
+          <w:r>
+            <w:fldChar w:fldCharType="begin"/>
+          </w:r>
+          <w:r>
+            <w:instrText xml:space="preserve">HYPERLINK  \l "_Toc1782473645"</w:instrText>
+          </w:r>
+          <w:r>
+            <w:fldChar w:fldCharType="separate"/>
+          </w:r>
+          <w:r>
+            <w:rPr>
+              <w:rStyle w:val="Hyperlink"/>
+            </w:rPr>
+            <w:t>3.4 Módulo D — Nivel 2 «La Rueda» (abstracción, patrones, modelado y algoritmos)</w:t>
+          </w:r>
+          <w:r>
+            <w:tab/>
+          </w:r>
+          <w:r>
+            <w:fldChar w:fldCharType="begin"/>
+          </w:r>
+          <w:r>
+            <w:instrText xml:space="preserve">PAGEREF _Toc1782473645 \h</w:instrText>
+          </w:r>
+          <w:r>
+            <w:fldChar w:fldCharType="separate"/>
+          </w:r>
+          <w:r>
+            <w:rPr>
+              <w:rStyle w:val="Hyperlink"/>
+            </w:rPr>
+            <w:t>9</w:t>
+          </w:r>
+          <w:r>
+            <w:fldChar w:fldCharType="end"/>
+          </w:r>
+          <w:r>
+            <w:fldChar w:fldCharType="end"/>
+          </w:r>
         </w:p>
         <w:p xmlns:wp14="http://schemas.microsoft.com/office/word/2010/wordml" wp14:textId="3AD09F7C">
           <w:pPr>
@@ -646,35 +796,45 @@
               <w:rStyle w:val="Hyperlink"/>
             </w:rPr>
           </w:pPr>
-          <w:hyperlink w:anchor="_Toc2087335644">
-            <w:r>
-              <w:rPr>
-                <w:rStyle w:val="Hyperlink"/>
-              </w:rPr>
-              <w:t>3.5 Módulo E — Nivel 3 «El Río» (descomposición y depuración)</w:t>
-            </w:r>
-            <w:r>
-              <w:tab/>
-            </w:r>
-            <w:r>
-              <w:fldChar w:fldCharType="begin"/>
-            </w:r>
-            <w:r>
-              <w:instrText xml:space="preserve">PAGEREF _Toc2087335644 \h</w:instrText>
-            </w:r>
-            <w:r>
-              <w:fldChar w:fldCharType="separate"/>
-            </w:r>
-            <w:r>
-              <w:rPr>
-                <w:rStyle w:val="Hyperlink"/>
-              </w:rPr>
-              <w:t>10</w:t>
-            </w:r>
-            <w:r>
-              <w:fldChar w:fldCharType="end"/>
-            </w:r>
-          </w:hyperlink>
+          <w:r>
+            <w:fldChar w:fldCharType="begin"/>
+          </w:r>
+          <w:r>
+            <w:instrText xml:space="preserve">HYPERLINK  \l "_Toc2087335644"</w:instrText>
+          </w:r>
+          <w:r>
+            <w:fldChar w:fldCharType="separate"/>
+          </w:r>
+          <w:r>
+            <w:rPr>
+              <w:rStyle w:val="Hyperlink"/>
+            </w:rPr>
+            <w:t>3.5 Módulo E — Nivel 3 «El Río» (descomposición y depuración)</w:t>
+          </w:r>
+          <w:r>
+            <w:tab/>
+          </w:r>
+          <w:r>
+            <w:fldChar w:fldCharType="begin"/>
+          </w:r>
+          <w:r>
+            <w:instrText xml:space="preserve">PAGEREF _Toc2087335644 \h</w:instrText>
+          </w:r>
+          <w:r>
+            <w:fldChar w:fldCharType="separate"/>
+          </w:r>
+          <w:r>
+            <w:rPr>
+              <w:rStyle w:val="Hyperlink"/>
+            </w:rPr>
+            <w:t>10</w:t>
+          </w:r>
+          <w:r>
+            <w:fldChar w:fldCharType="end"/>
+          </w:r>
+          <w:r>
+            <w:fldChar w:fldCharType="end"/>
+          </w:r>
         </w:p>
         <w:p xmlns:wp14="http://schemas.microsoft.com/office/word/2010/wordml" wp14:textId="3999CF1C">
           <w:pPr>
@@ -687,35 +847,45 @@
               <w:rStyle w:val="Hyperlink"/>
             </w:rPr>
           </w:pPr>
-          <w:hyperlink w:anchor="_Toc416734289">
-            <w:r>
-              <w:rPr>
-                <w:rStyle w:val="Hyperlink"/>
-              </w:rPr>
-              <w:t>3.6 Módulo F — Progreso y registro</w:t>
-            </w:r>
-            <w:r>
-              <w:tab/>
-            </w:r>
-            <w:r>
-              <w:fldChar w:fldCharType="begin"/>
-            </w:r>
-            <w:r>
-              <w:instrText xml:space="preserve">PAGEREF _Toc416734289 \h</w:instrText>
-            </w:r>
-            <w:r>
-              <w:fldChar w:fldCharType="separate"/>
-            </w:r>
-            <w:r>
-              <w:rPr>
-                <w:rStyle w:val="Hyperlink"/>
-              </w:rPr>
-              <w:t>11</w:t>
-            </w:r>
-            <w:r>
-              <w:fldChar w:fldCharType="end"/>
-            </w:r>
-          </w:hyperlink>
+          <w:r>
+            <w:fldChar w:fldCharType="begin"/>
+          </w:r>
+          <w:r>
+            <w:instrText xml:space="preserve">HYPERLINK  \l "_Toc416734289"</w:instrText>
+          </w:r>
+          <w:r>
+            <w:fldChar w:fldCharType="separate"/>
+          </w:r>
+          <w:r>
+            <w:rPr>
+              <w:rStyle w:val="Hyperlink"/>
+            </w:rPr>
+            <w:t>3.6 Módulo F — Progreso y registro</w:t>
+          </w:r>
+          <w:r>
+            <w:tab/>
+          </w:r>
+          <w:r>
+            <w:fldChar w:fldCharType="begin"/>
+          </w:r>
+          <w:r>
+            <w:instrText xml:space="preserve">PAGEREF _Toc416734289 \h</w:instrText>
+          </w:r>
+          <w:r>
+            <w:fldChar w:fldCharType="separate"/>
+          </w:r>
+          <w:r>
+            <w:rPr>
+              <w:rStyle w:val="Hyperlink"/>
+            </w:rPr>
+            <w:t>11</w:t>
+          </w:r>
+          <w:r>
+            <w:fldChar w:fldCharType="end"/>
+          </w:r>
+          <w:r>
+            <w:fldChar w:fldCharType="end"/>
+          </w:r>
         </w:p>
         <w:p xmlns:wp14="http://schemas.microsoft.com/office/word/2010/wordml" wp14:textId="51021D39">
           <w:pPr>
@@ -728,35 +898,45 @@
               <w:rStyle w:val="Hyperlink"/>
             </w:rPr>
           </w:pPr>
-          <w:hyperlink w:anchor="_Toc1225947992">
-            <w:r>
-              <w:rPr>
-                <w:rStyle w:val="Hyperlink"/>
-              </w:rPr>
-              <w:t>4. REQUERIMIENTOS NO FUNCIONALES</w:t>
-            </w:r>
-            <w:r>
-              <w:tab/>
-            </w:r>
-            <w:r>
-              <w:fldChar w:fldCharType="begin"/>
-            </w:r>
-            <w:r>
-              <w:instrText xml:space="preserve">PAGEREF _Toc1225947992 \h</w:instrText>
-            </w:r>
-            <w:r>
-              <w:fldChar w:fldCharType="separate"/>
-            </w:r>
-            <w:r>
-              <w:rPr>
-                <w:rStyle w:val="Hyperlink"/>
-              </w:rPr>
-              <w:t>11</w:t>
-            </w:r>
-            <w:r>
-              <w:fldChar w:fldCharType="end"/>
-            </w:r>
-          </w:hyperlink>
+          <w:r>
+            <w:fldChar w:fldCharType="begin"/>
+          </w:r>
+          <w:r>
+            <w:instrText xml:space="preserve">HYPERLINK  \l "_Toc1225947992"</w:instrText>
+          </w:r>
+          <w:r>
+            <w:fldChar w:fldCharType="separate"/>
+          </w:r>
+          <w:r>
+            <w:rPr>
+              <w:rStyle w:val="Hyperlink"/>
+            </w:rPr>
+            <w:t>4. REQUERIMIENTOS NO FUNCIONALES</w:t>
+          </w:r>
+          <w:r>
+            <w:tab/>
+          </w:r>
+          <w:r>
+            <w:fldChar w:fldCharType="begin"/>
+          </w:r>
+          <w:r>
+            <w:instrText xml:space="preserve">PAGEREF _Toc1225947992 \h</w:instrText>
+          </w:r>
+          <w:r>
+            <w:fldChar w:fldCharType="separate"/>
+          </w:r>
+          <w:r>
+            <w:rPr>
+              <w:rStyle w:val="Hyperlink"/>
+            </w:rPr>
+            <w:t>11</w:t>
+          </w:r>
+          <w:r>
+            <w:fldChar w:fldCharType="end"/>
+          </w:r>
+          <w:r>
+            <w:fldChar w:fldCharType="end"/>
+          </w:r>
         </w:p>
         <w:p xmlns:wp14="http://schemas.microsoft.com/office/word/2010/wordml" wp14:textId="26163EA9">
           <w:pPr>
@@ -769,35 +949,45 @@
               <w:rStyle w:val="Hyperlink"/>
             </w:rPr>
           </w:pPr>
-          <w:hyperlink w:anchor="_Toc621424657">
-            <w:r>
-              <w:rPr>
-                <w:rStyle w:val="Hyperlink"/>
-              </w:rPr>
-              <w:t>4.1 Usabilidad</w:t>
-            </w:r>
-            <w:r>
-              <w:tab/>
-            </w:r>
-            <w:r>
-              <w:fldChar w:fldCharType="begin"/>
-            </w:r>
-            <w:r>
-              <w:instrText xml:space="preserve">PAGEREF _Toc621424657 \h</w:instrText>
-            </w:r>
-            <w:r>
-              <w:fldChar w:fldCharType="separate"/>
-            </w:r>
-            <w:r>
-              <w:rPr>
-                <w:rStyle w:val="Hyperlink"/>
-              </w:rPr>
-              <w:t>12</w:t>
-            </w:r>
-            <w:r>
-              <w:fldChar w:fldCharType="end"/>
-            </w:r>
-          </w:hyperlink>
+          <w:r>
+            <w:fldChar w:fldCharType="begin"/>
+          </w:r>
+          <w:r>
+            <w:instrText xml:space="preserve">HYPERLINK  \l "_Toc621424657"</w:instrText>
+          </w:r>
+          <w:r>
+            <w:fldChar w:fldCharType="separate"/>
+          </w:r>
+          <w:r>
+            <w:rPr>
+              <w:rStyle w:val="Hyperlink"/>
+            </w:rPr>
+            <w:t>4.1 Usabilidad</w:t>
+          </w:r>
+          <w:r>
+            <w:tab/>
+          </w:r>
+          <w:r>
+            <w:fldChar w:fldCharType="begin"/>
+          </w:r>
+          <w:r>
+            <w:instrText xml:space="preserve">PAGEREF _Toc621424657 \h</w:instrText>
+          </w:r>
+          <w:r>
+            <w:fldChar w:fldCharType="separate"/>
+          </w:r>
+          <w:r>
+            <w:rPr>
+              <w:rStyle w:val="Hyperlink"/>
+            </w:rPr>
+            <w:t>12</w:t>
+          </w:r>
+          <w:r>
+            <w:fldChar w:fldCharType="end"/>
+          </w:r>
+          <w:r>
+            <w:fldChar w:fldCharType="end"/>
+          </w:r>
         </w:p>
         <w:p xmlns:wp14="http://schemas.microsoft.com/office/word/2010/wordml" wp14:textId="55D9505B">
           <w:pPr>
@@ -810,35 +1000,45 @@
               <w:rStyle w:val="Hyperlink"/>
             </w:rPr>
           </w:pPr>
-          <w:hyperlink w:anchor="_Toc1317185468">
-            <w:r>
-              <w:rPr>
-                <w:rStyle w:val="Hyperlink"/>
-              </w:rPr>
-              <w:t>4.2 Rendimiento y eficiencia</w:t>
-            </w:r>
-            <w:r>
-              <w:tab/>
-            </w:r>
-            <w:r>
-              <w:fldChar w:fldCharType="begin"/>
-            </w:r>
-            <w:r>
-              <w:instrText xml:space="preserve">PAGEREF _Toc1317185468 \h</w:instrText>
-            </w:r>
-            <w:r>
-              <w:fldChar w:fldCharType="separate"/>
-            </w:r>
-            <w:r>
-              <w:rPr>
-                <w:rStyle w:val="Hyperlink"/>
-              </w:rPr>
-              <w:t>12</w:t>
-            </w:r>
-            <w:r>
-              <w:fldChar w:fldCharType="end"/>
-            </w:r>
-          </w:hyperlink>
+          <w:r>
+            <w:fldChar w:fldCharType="begin"/>
+          </w:r>
+          <w:r>
+            <w:instrText xml:space="preserve">HYPERLINK  \l "_Toc1317185468"</w:instrText>
+          </w:r>
+          <w:r>
+            <w:fldChar w:fldCharType="separate"/>
+          </w:r>
+          <w:r>
+            <w:rPr>
+              <w:rStyle w:val="Hyperlink"/>
+            </w:rPr>
+            <w:t>4.2 Rendimiento y eficiencia</w:t>
+          </w:r>
+          <w:r>
+            <w:tab/>
+          </w:r>
+          <w:r>
+            <w:fldChar w:fldCharType="begin"/>
+          </w:r>
+          <w:r>
+            <w:instrText xml:space="preserve">PAGEREF _Toc1317185468 \h</w:instrText>
+          </w:r>
+          <w:r>
+            <w:fldChar w:fldCharType="separate"/>
+          </w:r>
+          <w:r>
+            <w:rPr>
+              <w:rStyle w:val="Hyperlink"/>
+            </w:rPr>
+            <w:t>12</w:t>
+          </w:r>
+          <w:r>
+            <w:fldChar w:fldCharType="end"/>
+          </w:r>
+          <w:r>
+            <w:fldChar w:fldCharType="end"/>
+          </w:r>
         </w:p>
         <w:p xmlns:wp14="http://schemas.microsoft.com/office/word/2010/wordml" wp14:textId="312B38BA">
           <w:pPr>
@@ -851,35 +1051,45 @@
               <w:rStyle w:val="Hyperlink"/>
             </w:rPr>
           </w:pPr>
-          <w:hyperlink w:anchor="_Toc1323423792">
-            <w:r>
-              <w:rPr>
-                <w:rStyle w:val="Hyperlink"/>
-              </w:rPr>
-              <w:t>4.3 Compatibilidad y portabilidad</w:t>
-            </w:r>
-            <w:r>
-              <w:tab/>
-            </w:r>
-            <w:r>
-              <w:fldChar w:fldCharType="begin"/>
-            </w:r>
-            <w:r>
-              <w:instrText xml:space="preserve">PAGEREF _Toc1323423792 \h</w:instrText>
-            </w:r>
-            <w:r>
-              <w:fldChar w:fldCharType="separate"/>
-            </w:r>
-            <w:r>
-              <w:rPr>
-                <w:rStyle w:val="Hyperlink"/>
-              </w:rPr>
-              <w:t>12</w:t>
-            </w:r>
-            <w:r>
-              <w:fldChar w:fldCharType="end"/>
-            </w:r>
-          </w:hyperlink>
+          <w:r>
+            <w:fldChar w:fldCharType="begin"/>
+          </w:r>
+          <w:r>
+            <w:instrText xml:space="preserve">HYPERLINK  \l "_Toc1323423792"</w:instrText>
+          </w:r>
+          <w:r>
+            <w:fldChar w:fldCharType="separate"/>
+          </w:r>
+          <w:r>
+            <w:rPr>
+              <w:rStyle w:val="Hyperlink"/>
+            </w:rPr>
+            <w:t>4.3 Compatibilidad y portabilidad</w:t>
+          </w:r>
+          <w:r>
+            <w:tab/>
+          </w:r>
+          <w:r>
+            <w:fldChar w:fldCharType="begin"/>
+          </w:r>
+          <w:r>
+            <w:instrText xml:space="preserve">PAGEREF _Toc1323423792 \h</w:instrText>
+          </w:r>
+          <w:r>
+            <w:fldChar w:fldCharType="separate"/>
+          </w:r>
+          <w:r>
+            <w:rPr>
+              <w:rStyle w:val="Hyperlink"/>
+            </w:rPr>
+            <w:t>12</w:t>
+          </w:r>
+          <w:r>
+            <w:fldChar w:fldCharType="end"/>
+          </w:r>
+          <w:r>
+            <w:fldChar w:fldCharType="end"/>
+          </w:r>
         </w:p>
         <w:p xmlns:wp14="http://schemas.microsoft.com/office/word/2010/wordml" wp14:textId="46AB02E2">
           <w:pPr>
@@ -892,35 +1102,45 @@
               <w:rStyle w:val="Hyperlink"/>
             </w:rPr>
           </w:pPr>
-          <w:hyperlink w:anchor="_Toc531832341">
-            <w:r>
-              <w:rPr>
-                <w:rStyle w:val="Hyperlink"/>
-              </w:rPr>
-              <w:t>4.4 Seguridad y protección de datos</w:t>
-            </w:r>
-            <w:r>
-              <w:tab/>
-            </w:r>
-            <w:r>
-              <w:fldChar w:fldCharType="begin"/>
-            </w:r>
-            <w:r>
-              <w:instrText xml:space="preserve">PAGEREF _Toc531832341 \h</w:instrText>
-            </w:r>
-            <w:r>
-              <w:fldChar w:fldCharType="separate"/>
-            </w:r>
-            <w:r>
-              <w:rPr>
-                <w:rStyle w:val="Hyperlink"/>
-              </w:rPr>
-              <w:t>12</w:t>
-            </w:r>
-            <w:r>
-              <w:fldChar w:fldCharType="end"/>
-            </w:r>
-          </w:hyperlink>
+          <w:r>
+            <w:fldChar w:fldCharType="begin"/>
+          </w:r>
+          <w:r>
+            <w:instrText xml:space="preserve">HYPERLINK  \l "_Toc531832341"</w:instrText>
+          </w:r>
+          <w:r>
+            <w:fldChar w:fldCharType="separate"/>
+          </w:r>
+          <w:r>
+            <w:rPr>
+              <w:rStyle w:val="Hyperlink"/>
+            </w:rPr>
+            <w:t>4.4 Seguridad y protección de datos</w:t>
+          </w:r>
+          <w:r>
+            <w:tab/>
+          </w:r>
+          <w:r>
+            <w:fldChar w:fldCharType="begin"/>
+          </w:r>
+          <w:r>
+            <w:instrText xml:space="preserve">PAGEREF _Toc531832341 \h</w:instrText>
+          </w:r>
+          <w:r>
+            <w:fldChar w:fldCharType="separate"/>
+          </w:r>
+          <w:r>
+            <w:rPr>
+              <w:rStyle w:val="Hyperlink"/>
+            </w:rPr>
+            <w:t>12</w:t>
+          </w:r>
+          <w:r>
+            <w:fldChar w:fldCharType="end"/>
+          </w:r>
+          <w:r>
+            <w:fldChar w:fldCharType="end"/>
+          </w:r>
         </w:p>
         <w:p xmlns:wp14="http://schemas.microsoft.com/office/word/2010/wordml" wp14:textId="1FA7124A">
           <w:pPr>
@@ -933,35 +1153,45 @@
               <w:rStyle w:val="Hyperlink"/>
             </w:rPr>
           </w:pPr>
-          <w:hyperlink w:anchor="_Toc916696290">
-            <w:r>
-              <w:rPr>
-                <w:rStyle w:val="Hyperlink"/>
-              </w:rPr>
-              <w:t>4.5 Confiabilidad y mantenibilidad</w:t>
-            </w:r>
-            <w:r>
-              <w:tab/>
-            </w:r>
-            <w:r>
-              <w:fldChar w:fldCharType="begin"/>
-            </w:r>
-            <w:r>
-              <w:instrText xml:space="preserve">PAGEREF _Toc916696290 \h</w:instrText>
-            </w:r>
-            <w:r>
-              <w:fldChar w:fldCharType="separate"/>
-            </w:r>
-            <w:r>
-              <w:rPr>
-                <w:rStyle w:val="Hyperlink"/>
-              </w:rPr>
-              <w:t>13</w:t>
-            </w:r>
-            <w:r>
-              <w:fldChar w:fldCharType="end"/>
-            </w:r>
-          </w:hyperlink>
+          <w:r>
+            <w:fldChar w:fldCharType="begin"/>
+          </w:r>
+          <w:r>
+            <w:instrText xml:space="preserve">HYPERLINK  \l "_Toc916696290"</w:instrText>
+          </w:r>
+          <w:r>
+            <w:fldChar w:fldCharType="separate"/>
+          </w:r>
+          <w:r>
+            <w:rPr>
+              <w:rStyle w:val="Hyperlink"/>
+            </w:rPr>
+            <w:t>4.5 Confiabilidad y mantenibilidad</w:t>
+          </w:r>
+          <w:r>
+            <w:tab/>
+          </w:r>
+          <w:r>
+            <w:fldChar w:fldCharType="begin"/>
+          </w:r>
+          <w:r>
+            <w:instrText xml:space="preserve">PAGEREF _Toc916696290 \h</w:instrText>
+          </w:r>
+          <w:r>
+            <w:fldChar w:fldCharType="separate"/>
+          </w:r>
+          <w:r>
+            <w:rPr>
+              <w:rStyle w:val="Hyperlink"/>
+            </w:rPr>
+            <w:t>13</w:t>
+          </w:r>
+          <w:r>
+            <w:fldChar w:fldCharType="end"/>
+          </w:r>
+          <w:r>
+            <w:fldChar w:fldCharType="end"/>
+          </w:r>
         </w:p>
         <w:p xmlns:wp14="http://schemas.microsoft.com/office/word/2010/wordml" wp14:textId="2F61375E">
           <w:pPr>
@@ -974,35 +1204,45 @@
               <w:rStyle w:val="Hyperlink"/>
             </w:rPr>
           </w:pPr>
-          <w:hyperlink w:anchor="_Toc1581359858">
-            <w:r>
-              <w:rPr>
-                <w:rStyle w:val="Hyperlink"/>
-              </w:rPr>
-              <w:t>4.6 Accesibilidad y contenido</w:t>
-            </w:r>
-            <w:r>
-              <w:tab/>
-            </w:r>
-            <w:r>
-              <w:fldChar w:fldCharType="begin"/>
-            </w:r>
-            <w:r>
-              <w:instrText xml:space="preserve">PAGEREF _Toc1581359858 \h</w:instrText>
-            </w:r>
-            <w:r>
-              <w:fldChar w:fldCharType="separate"/>
-            </w:r>
-            <w:r>
-              <w:rPr>
-                <w:rStyle w:val="Hyperlink"/>
-              </w:rPr>
-              <w:t>13</w:t>
-            </w:r>
-            <w:r>
-              <w:fldChar w:fldCharType="end"/>
-            </w:r>
-          </w:hyperlink>
+          <w:r>
+            <w:fldChar w:fldCharType="begin"/>
+          </w:r>
+          <w:r>
+            <w:instrText xml:space="preserve">HYPERLINK  \l "_Toc1581359858"</w:instrText>
+          </w:r>
+          <w:r>
+            <w:fldChar w:fldCharType="separate"/>
+          </w:r>
+          <w:r>
+            <w:rPr>
+              <w:rStyle w:val="Hyperlink"/>
+            </w:rPr>
+            <w:t>4.6 Accesibilidad y contenido</w:t>
+          </w:r>
+          <w:r>
+            <w:tab/>
+          </w:r>
+          <w:r>
+            <w:fldChar w:fldCharType="begin"/>
+          </w:r>
+          <w:r>
+            <w:instrText xml:space="preserve">PAGEREF _Toc1581359858 \h</w:instrText>
+          </w:r>
+          <w:r>
+            <w:fldChar w:fldCharType="separate"/>
+          </w:r>
+          <w:r>
+            <w:rPr>
+              <w:rStyle w:val="Hyperlink"/>
+            </w:rPr>
+            <w:t>13</w:t>
+          </w:r>
+          <w:r>
+            <w:fldChar w:fldCharType="end"/>
+          </w:r>
+          <w:r>
+            <w:fldChar w:fldCharType="end"/>
+          </w:r>
         </w:p>
         <w:p xmlns:wp14="http://schemas.microsoft.com/office/word/2010/wordml" wp14:textId="6D10D04A">
           <w:pPr>
@@ -1015,35 +1255,45 @@
               <w:rStyle w:val="Hyperlink"/>
             </w:rPr>
           </w:pPr>
-          <w:hyperlink w:anchor="_Toc869657227">
-            <w:r>
-              <w:rPr>
-                <w:rStyle w:val="Hyperlink"/>
-              </w:rPr>
-              <w:t>5. MATRIZ DE TRAZABILIDAD</w:t>
-            </w:r>
-            <w:r>
-              <w:tab/>
-            </w:r>
-            <w:r>
-              <w:fldChar w:fldCharType="begin"/>
-            </w:r>
-            <w:r>
-              <w:instrText xml:space="preserve">PAGEREF _Toc869657227 \h</w:instrText>
-            </w:r>
-            <w:r>
-              <w:fldChar w:fldCharType="separate"/>
-            </w:r>
-            <w:r>
-              <w:rPr>
-                <w:rStyle w:val="Hyperlink"/>
-              </w:rPr>
-              <w:t>14</w:t>
-            </w:r>
-            <w:r>
-              <w:fldChar w:fldCharType="end"/>
-            </w:r>
-          </w:hyperlink>
+          <w:r>
+            <w:fldChar w:fldCharType="begin"/>
+          </w:r>
+          <w:r>
+            <w:instrText xml:space="preserve">HYPERLINK  \l "_Toc869657227"</w:instrText>
+          </w:r>
+          <w:r>
+            <w:fldChar w:fldCharType="separate"/>
+          </w:r>
+          <w:r>
+            <w:rPr>
+              <w:rStyle w:val="Hyperlink"/>
+            </w:rPr>
+            <w:t>5. MATRIZ DE TRAZABILIDAD</w:t>
+          </w:r>
+          <w:r>
+            <w:tab/>
+          </w:r>
+          <w:r>
+            <w:fldChar w:fldCharType="begin"/>
+          </w:r>
+          <w:r>
+            <w:instrText xml:space="preserve">PAGEREF _Toc869657227 \h</w:instrText>
+          </w:r>
+          <w:r>
+            <w:fldChar w:fldCharType="separate"/>
+          </w:r>
+          <w:r>
+            <w:rPr>
+              <w:rStyle w:val="Hyperlink"/>
+            </w:rPr>
+            <w:t>14</w:t>
+          </w:r>
+          <w:r>
+            <w:fldChar w:fldCharType="end"/>
+          </w:r>
+          <w:r>
+            <w:fldChar w:fldCharType="end"/>
+          </w:r>
         </w:p>
         <w:p xmlns:wp14="http://schemas.microsoft.com/office/word/2010/wordml" wp14:textId="79100554">
           <w:pPr>
@@ -1056,35 +1306,45 @@
               <w:rStyle w:val="Hyperlink"/>
             </w:rPr>
           </w:pPr>
-          <w:hyperlink w:anchor="_Toc1205636433">
-            <w:r>
-              <w:rPr>
-                <w:rStyle w:val="Hyperlink"/>
-              </w:rPr>
-              <w:t>5.1 Trazabilidad entre facetas del pensamiento computacional y requerimientos</w:t>
-            </w:r>
-            <w:r>
-              <w:tab/>
-            </w:r>
-            <w:r>
-              <w:fldChar w:fldCharType="begin"/>
-            </w:r>
-            <w:r>
-              <w:instrText xml:space="preserve">PAGEREF _Toc1205636433 \h</w:instrText>
-            </w:r>
-            <w:r>
-              <w:fldChar w:fldCharType="separate"/>
-            </w:r>
-            <w:r>
-              <w:rPr>
-                <w:rStyle w:val="Hyperlink"/>
-              </w:rPr>
-              <w:t>14</w:t>
-            </w:r>
-            <w:r>
-              <w:fldChar w:fldCharType="end"/>
-            </w:r>
-          </w:hyperlink>
+          <w:r>
+            <w:fldChar w:fldCharType="begin"/>
+          </w:r>
+          <w:r>
+            <w:instrText xml:space="preserve">HYPERLINK  \l "_Toc1205636433"</w:instrText>
+          </w:r>
+          <w:r>
+            <w:fldChar w:fldCharType="separate"/>
+          </w:r>
+          <w:r>
+            <w:rPr>
+              <w:rStyle w:val="Hyperlink"/>
+            </w:rPr>
+            <w:t>5.1 Trazabilidad entre facetas del pensamiento computacional y requerimientos</w:t>
+          </w:r>
+          <w:r>
+            <w:tab/>
+          </w:r>
+          <w:r>
+            <w:fldChar w:fldCharType="begin"/>
+          </w:r>
+          <w:r>
+            <w:instrText xml:space="preserve">PAGEREF _Toc1205636433 \h</w:instrText>
+          </w:r>
+          <w:r>
+            <w:fldChar w:fldCharType="separate"/>
+          </w:r>
+          <w:r>
+            <w:rPr>
+              <w:rStyle w:val="Hyperlink"/>
+            </w:rPr>
+            <w:t>14</w:t>
+          </w:r>
+          <w:r>
+            <w:fldChar w:fldCharType="end"/>
+          </w:r>
+          <w:r>
+            <w:fldChar w:fldCharType="end"/>
+          </w:r>
         </w:p>
         <w:p xmlns:wp14="http://schemas.microsoft.com/office/word/2010/wordml" wp14:textId="0FFA24E3">
           <w:pPr>
@@ -1097,35 +1357,45 @@
               <w:rStyle w:val="Hyperlink"/>
             </w:rPr>
           </w:pPr>
-          <w:hyperlink w:anchor="_Toc1371714437">
-            <w:r>
-              <w:rPr>
-                <w:rStyle w:val="Hyperlink"/>
-              </w:rPr>
-              <w:t>6. CONTROL DE CAMBIOS</w:t>
-            </w:r>
-            <w:r>
-              <w:tab/>
-            </w:r>
-            <w:r>
-              <w:fldChar w:fldCharType="begin"/>
-            </w:r>
-            <w:r>
-              <w:instrText xml:space="preserve">PAGEREF _Toc1371714437 \h</w:instrText>
-            </w:r>
-            <w:r>
-              <w:fldChar w:fldCharType="separate"/>
-            </w:r>
-            <w:r>
-              <w:rPr>
-                <w:rStyle w:val="Hyperlink"/>
-              </w:rPr>
-              <w:t>14</w:t>
-            </w:r>
-            <w:r>
-              <w:fldChar w:fldCharType="end"/>
-            </w:r>
-          </w:hyperlink>
+          <w:r>
+            <w:fldChar w:fldCharType="begin"/>
+          </w:r>
+          <w:r>
+            <w:instrText xml:space="preserve">HYPERLINK  \l "_Toc1371714437"</w:instrText>
+          </w:r>
+          <w:r>
+            <w:fldChar w:fldCharType="separate"/>
+          </w:r>
+          <w:r>
+            <w:rPr>
+              <w:rStyle w:val="Hyperlink"/>
+            </w:rPr>
+            <w:t>6. CONTROL DE CAMBIOS</w:t>
+          </w:r>
+          <w:r>
+            <w:tab/>
+          </w:r>
+          <w:r>
+            <w:fldChar w:fldCharType="begin"/>
+          </w:r>
+          <w:r>
+            <w:instrText xml:space="preserve">PAGEREF _Toc1371714437 \h</w:instrText>
+          </w:r>
+          <w:r>
+            <w:fldChar w:fldCharType="separate"/>
+          </w:r>
+          <w:r>
+            <w:rPr>
+              <w:rStyle w:val="Hyperlink"/>
+            </w:rPr>
+            <w:t>14</w:t>
+          </w:r>
+          <w:r>
+            <w:fldChar w:fldCharType="end"/>
+          </w:r>
+          <w:r>
+            <w:fldChar w:fldCharType="end"/>
+          </w:r>
         </w:p>
         <w:p xmlns:wp14="http://schemas.microsoft.com/office/word/2010/wordml" wp14:textId="2DA696C2">
           <w:r>
@@ -1160,17 +1430,7 @@
           <w:sz w:val="28"/>
           <w:szCs w:val="28"/>
         </w:rPr>
-        <w:t>1</w:t>
-      </w:r>
-      <w:r>
-        <w:rPr>
-          <w:b w:val="1"/>
-          <w:bCs w:val="1"/>
-          <w:color w:val="000000"/>
-          <w:sz w:val="28"/>
-          <w:szCs w:val="28"/>
-        </w:rPr>
-        <w:t>. LINEAMIENTOS CONCEPTUALES DEL VIDEOJUEGO EDUCATIVO</w:t>
+        <w:t>1. LINEAMIENTOS CONCEPTUALES DEL VIDEOJUEGO EDUCATIVO</w:t>
       </w:r>
       <w:bookmarkEnd w:id="1965902662"/>
     </w:p>
@@ -1212,47 +1472,7 @@
           <w:sz w:val="24"/>
           <w:szCs w:val="24"/>
         </w:rPr>
-        <w:t>1</w:t>
-      </w:r>
-      <w:r>
-        <w:rPr>
-          <w:b w:val="1"/>
-          <w:bCs w:val="1"/>
-          <w:color w:val="000000"/>
-          <w:sz w:val="24"/>
-          <w:szCs w:val="24"/>
-        </w:rPr>
-        <w:t xml:space="preserve">.1 </w:t>
-      </w:r>
-      <w:r>
-        <w:rPr>
-          <w:b w:val="1"/>
-          <w:bCs w:val="1"/>
-          <w:color w:val="000000"/>
-          <w:sz w:val="24"/>
-          <w:szCs w:val="24"/>
-        </w:rPr>
-        <w:t>Criterios</w:t>
-      </w:r>
-      <w:r>
-        <w:rPr>
-          <w:b w:val="1"/>
-          <w:bCs w:val="1"/>
-          <w:color w:val="000000"/>
-          <w:sz w:val="24"/>
-          <w:szCs w:val="24"/>
-        </w:rPr>
-        <w:t xml:space="preserve"> </w:t>
-      </w:r>
-      <w:r>
-        <w:rPr>
-          <w:b w:val="1"/>
-          <w:bCs w:val="1"/>
-          <w:color w:val="000000"/>
-          <w:sz w:val="24"/>
-          <w:szCs w:val="24"/>
-        </w:rPr>
-        <w:t>pedagógicos</w:t>
+        <w:t>1.1 Criterios pedagógicos</w:t>
       </w:r>
       <w:bookmarkEnd w:id="901147620"/>
     </w:p>
@@ -1269,8 +1489,8 @@
         </w:tblBorders>
       </w:tblPr>
       <w:tblGrid>
-        <w:gridCol w:w="765"/>
-        <w:gridCol w:w="2044"/>
+        <w:gridCol w:w="855"/>
+        <w:gridCol w:w="1954"/>
         <w:gridCol w:w="6551"/>
       </w:tblGrid>
       <w:tr xmlns:wp14="http://schemas.microsoft.com/office/word/2010/wordml" wp14:textId="77777777">
@@ -1279,7 +1499,7 @@
         </w:trPr>
         <w:tc>
           <w:tcPr>
-            <w:tcW w:w="765" w:type="dxa"/>
+            <w:tcW w:w="855" w:type="dxa"/>
             <w:shd w:val="clear" w:color="auto" w:fill="D9D9D9"/>
             <w:tcMar>
               <w:top w:w="60" w:type="dxa"/>
@@ -1306,7 +1526,7 @@
         </w:tc>
         <w:tc>
           <w:tcPr>
-            <w:tcW w:w="2044" w:type="dxa"/>
+            <w:tcW w:w="1954" w:type="dxa"/>
             <w:shd w:val="clear" w:color="auto" w:fill="D9D9D9"/>
             <w:tcMar>
               <w:top w:w="60" w:type="dxa"/>
@@ -1365,7 +1585,7 @@
         </w:trPr>
         <w:tc>
           <w:tcPr>
-            <w:tcW w:w="765" w:type="dxa"/>
+            <w:tcW w:w="855" w:type="dxa"/>
             <w:tcMar>
               <w:top w:w="60" w:type="dxa"/>
               <w:left w:w="90" w:type="dxa"/>
@@ -1391,7 +1611,7 @@
         </w:tc>
         <w:tc>
           <w:tcPr>
-            <w:tcW w:w="2044" w:type="dxa"/>
+            <w:tcW w:w="1954" w:type="dxa"/>
             <w:tcMar>
               <w:top w:w="60" w:type="dxa"/>
               <w:left w:w="90" w:type="dxa"/>
@@ -1448,7 +1668,7 @@
         </w:trPr>
         <w:tc>
           <w:tcPr>
-            <w:tcW w:w="765" w:type="dxa"/>
+            <w:tcW w:w="855" w:type="dxa"/>
             <w:tcMar>
               <w:top w:w="60" w:type="dxa"/>
               <w:left w:w="90" w:type="dxa"/>
@@ -1474,7 +1694,7 @@
         </w:tc>
         <w:tc>
           <w:tcPr>
-            <w:tcW w:w="2044" w:type="dxa"/>
+            <w:tcW w:w="1954" w:type="dxa"/>
             <w:tcMar>
               <w:top w:w="60" w:type="dxa"/>
               <w:left w:w="90" w:type="dxa"/>
@@ -1531,7 +1751,7 @@
         </w:trPr>
         <w:tc>
           <w:tcPr>
-            <w:tcW w:w="765" w:type="dxa"/>
+            <w:tcW w:w="855" w:type="dxa"/>
             <w:tcMar>
               <w:top w:w="60" w:type="dxa"/>
               <w:left w:w="90" w:type="dxa"/>
@@ -1557,7 +1777,7 @@
         </w:tc>
         <w:tc>
           <w:tcPr>
-            <w:tcW w:w="2044" w:type="dxa"/>
+            <w:tcW w:w="1954" w:type="dxa"/>
             <w:tcMar>
               <w:top w:w="60" w:type="dxa"/>
               <w:left w:w="90" w:type="dxa"/>
@@ -1614,7 +1834,7 @@
         </w:trPr>
         <w:tc>
           <w:tcPr>
-            <w:tcW w:w="765" w:type="dxa"/>
+            <w:tcW w:w="855" w:type="dxa"/>
             <w:tcMar>
               <w:top w:w="60" w:type="dxa"/>
               <w:left w:w="90" w:type="dxa"/>
@@ -1640,7 +1860,7 @@
         </w:tc>
         <w:tc>
           <w:tcPr>
-            <w:tcW w:w="2044" w:type="dxa"/>
+            <w:tcW w:w="1954" w:type="dxa"/>
             <w:tcMar>
               <w:top w:w="60" w:type="dxa"/>
               <w:left w:w="90" w:type="dxa"/>
@@ -1697,7 +1917,7 @@
         </w:trPr>
         <w:tc>
           <w:tcPr>
-            <w:tcW w:w="765" w:type="dxa"/>
+            <w:tcW w:w="855" w:type="dxa"/>
             <w:tcMar>
               <w:top w:w="60" w:type="dxa"/>
               <w:left w:w="90" w:type="dxa"/>
@@ -1723,7 +1943,7 @@
         </w:tc>
         <w:tc>
           <w:tcPr>
-            <w:tcW w:w="2044" w:type="dxa"/>
+            <w:tcW w:w="1954" w:type="dxa"/>
             <w:tcMar>
               <w:top w:w="60" w:type="dxa"/>
               <w:left w:w="90" w:type="dxa"/>
@@ -1780,7 +2000,7 @@
         </w:trPr>
         <w:tc>
           <w:tcPr>
-            <w:tcW w:w="765" w:type="dxa"/>
+            <w:tcW w:w="855" w:type="dxa"/>
             <w:tcMar>
               <w:top w:w="60" w:type="dxa"/>
               <w:left w:w="90" w:type="dxa"/>
@@ -1806,7 +2026,7 @@
         </w:tc>
         <w:tc>
           <w:tcPr>
-            <w:tcW w:w="2044" w:type="dxa"/>
+            <w:tcW w:w="1954" w:type="dxa"/>
             <w:tcMar>
               <w:top w:w="60" w:type="dxa"/>
               <w:left w:w="90" w:type="dxa"/>
@@ -1863,7 +2083,7 @@
         </w:trPr>
         <w:tc>
           <w:tcPr>
-            <w:tcW w:w="765" w:type="dxa"/>
+            <w:tcW w:w="855" w:type="dxa"/>
             <w:tcMar>
               <w:top w:w="60" w:type="dxa"/>
               <w:left w:w="90" w:type="dxa"/>
@@ -1889,7 +2109,7 @@
         </w:tc>
         <w:tc>
           <w:tcPr>
-            <w:tcW w:w="2044" w:type="dxa"/>
+            <w:tcW w:w="1954" w:type="dxa"/>
             <w:tcMar>
               <w:top w:w="60" w:type="dxa"/>
               <w:left w:w="90" w:type="dxa"/>
@@ -1946,7 +2166,7 @@
         </w:trPr>
         <w:tc>
           <w:tcPr>
-            <w:tcW w:w="765" w:type="dxa"/>
+            <w:tcW w:w="855" w:type="dxa"/>
             <w:tcMar>
               <w:top w:w="60" w:type="dxa"/>
               <w:left w:w="90" w:type="dxa"/>
@@ -1972,7 +2192,7 @@
         </w:tc>
         <w:tc>
           <w:tcPr>
-            <w:tcW w:w="2044" w:type="dxa"/>
+            <w:tcW w:w="1954" w:type="dxa"/>
             <w:tcMar>
               <w:top w:w="60" w:type="dxa"/>
               <w:left w:w="90" w:type="dxa"/>
@@ -2029,7 +2249,7 @@
         </w:trPr>
         <w:tc>
           <w:tcPr>
-            <w:tcW w:w="765" w:type="dxa"/>
+            <w:tcW w:w="855" w:type="dxa"/>
             <w:tcMar>
               <w:top w:w="60" w:type="dxa"/>
               <w:left w:w="90" w:type="dxa"/>
@@ -2055,7 +2275,7 @@
         </w:tc>
         <w:tc>
           <w:tcPr>
-            <w:tcW w:w="2044" w:type="dxa"/>
+            <w:tcW w:w="1954" w:type="dxa"/>
             <w:tcMar>
               <w:top w:w="60" w:type="dxa"/>
               <w:left w:w="90" w:type="dxa"/>
@@ -2112,7 +2332,7 @@
         </w:trPr>
         <w:tc>
           <w:tcPr>
-            <w:tcW w:w="765" w:type="dxa"/>
+            <w:tcW w:w="855" w:type="dxa"/>
             <w:tcMar>
               <w:top w:w="60" w:type="dxa"/>
               <w:left w:w="90" w:type="dxa"/>
@@ -2138,7 +2358,7 @@
         </w:tc>
         <w:tc>
           <w:tcPr>
-            <w:tcW w:w="2044" w:type="dxa"/>
+            <w:tcW w:w="1954" w:type="dxa"/>
             <w:tcMar>
               <w:top w:w="60" w:type="dxa"/>
               <w:left w:w="90" w:type="dxa"/>
@@ -2216,47 +2436,7 @@
           <w:sz w:val="24"/>
           <w:szCs w:val="24"/>
         </w:rPr>
-        <w:t>1</w:t>
-      </w:r>
-      <w:r>
-        <w:rPr>
-          <w:b w:val="1"/>
-          <w:bCs w:val="1"/>
-          <w:color w:val="000000"/>
-          <w:sz w:val="24"/>
-          <w:szCs w:val="24"/>
-        </w:rPr>
-        <w:t xml:space="preserve">.2 </w:t>
-      </w:r>
-      <w:r>
-        <w:rPr>
-          <w:b w:val="1"/>
-          <w:bCs w:val="1"/>
-          <w:color w:val="000000"/>
-          <w:sz w:val="24"/>
-          <w:szCs w:val="24"/>
-        </w:rPr>
-        <w:t>Criterios</w:t>
-      </w:r>
-      <w:r>
-        <w:rPr>
-          <w:b w:val="1"/>
-          <w:bCs w:val="1"/>
-          <w:color w:val="000000"/>
-          <w:sz w:val="24"/>
-          <w:szCs w:val="24"/>
-        </w:rPr>
-        <w:t xml:space="preserve"> </w:t>
-      </w:r>
-      <w:r>
-        <w:rPr>
-          <w:b w:val="1"/>
-          <w:bCs w:val="1"/>
-          <w:color w:val="000000"/>
-          <w:sz w:val="24"/>
-          <w:szCs w:val="24"/>
-        </w:rPr>
-        <w:t>técnicos</w:t>
+        <w:t>1.2 Criterios técnicos</w:t>
       </w:r>
       <w:bookmarkEnd w:id="565173131"/>
     </w:p>
@@ -2857,241 +3037,7 @@
                 <w:sz w:val="20"/>
                 <w:szCs w:val="20"/>
               </w:rPr>
-              <w:t xml:space="preserve">La </w:t>
-            </w:r>
-            <w:r>
-              <w:rPr>
-                <w:b w:val="0"/>
-                <w:bCs w:val="0"/>
-                <w:sz w:val="20"/>
-                <w:szCs w:val="20"/>
-              </w:rPr>
-              <w:t>interacción</w:t>
-            </w:r>
-            <w:r>
-              <w:rPr>
-                <w:b w:val="0"/>
-                <w:bCs w:val="0"/>
-                <w:sz w:val="20"/>
-                <w:szCs w:val="20"/>
-              </w:rPr>
-              <w:t xml:space="preserve"> se </w:t>
-            </w:r>
-            <w:r>
-              <w:rPr>
-                <w:b w:val="0"/>
-                <w:bCs w:val="0"/>
-                <w:sz w:val="20"/>
-                <w:szCs w:val="20"/>
-              </w:rPr>
-              <w:t>limita</w:t>
-            </w:r>
-            <w:r>
-              <w:rPr>
-                <w:b w:val="0"/>
-                <w:bCs w:val="0"/>
-                <w:sz w:val="20"/>
-                <w:szCs w:val="20"/>
-              </w:rPr>
-              <w:t xml:space="preserve"> a </w:t>
-            </w:r>
-            <w:r>
-              <w:rPr>
-                <w:b w:val="0"/>
-                <w:bCs w:val="0"/>
-                <w:sz w:val="20"/>
-                <w:szCs w:val="20"/>
-              </w:rPr>
-              <w:t>clic y</w:t>
-            </w:r>
-            <w:r>
-              <w:rPr>
-                <w:b w:val="0"/>
-                <w:bCs w:val="0"/>
-                <w:sz w:val="20"/>
-                <w:szCs w:val="20"/>
-              </w:rPr>
-              <w:t xml:space="preserve"> </w:t>
-            </w:r>
-            <w:r>
-              <w:rPr>
-                <w:b w:val="0"/>
-                <w:bCs w:val="0"/>
-                <w:sz w:val="20"/>
-                <w:szCs w:val="20"/>
-              </w:rPr>
-              <w:t>clic</w:t>
-            </w:r>
-            <w:r>
-              <w:rPr>
-                <w:b w:val="0"/>
-                <w:bCs w:val="0"/>
-                <w:sz w:val="20"/>
-                <w:szCs w:val="20"/>
-              </w:rPr>
-              <w:t xml:space="preserve"> </w:t>
-            </w:r>
-            <w:r>
-              <w:rPr>
-                <w:b w:val="0"/>
-                <w:bCs w:val="0"/>
-                <w:sz w:val="20"/>
-                <w:szCs w:val="20"/>
-              </w:rPr>
-              <w:t>sostenido</w:t>
-            </w:r>
-            <w:r>
-              <w:rPr>
-                <w:b w:val="0"/>
-                <w:bCs w:val="0"/>
-                <w:sz w:val="20"/>
-                <w:szCs w:val="20"/>
-              </w:rPr>
-              <w:t xml:space="preserve"> (</w:t>
-            </w:r>
-            <w:r>
-              <w:rPr>
-                <w:b w:val="0"/>
-                <w:bCs w:val="0"/>
-                <w:sz w:val="20"/>
-                <w:szCs w:val="20"/>
-              </w:rPr>
-              <w:t>arrastrar</w:t>
-            </w:r>
-            <w:r>
-              <w:rPr>
-                <w:b w:val="0"/>
-                <w:bCs w:val="0"/>
-                <w:sz w:val="20"/>
-                <w:szCs w:val="20"/>
-              </w:rPr>
-              <w:t xml:space="preserve"> y </w:t>
-            </w:r>
-            <w:r>
-              <w:rPr>
-                <w:b w:val="0"/>
-                <w:bCs w:val="0"/>
-                <w:sz w:val="20"/>
-                <w:szCs w:val="20"/>
-              </w:rPr>
-              <w:t>soltar</w:t>
-            </w:r>
-            <w:r>
-              <w:rPr>
-                <w:b w:val="0"/>
-                <w:bCs w:val="0"/>
-                <w:sz w:val="20"/>
-                <w:szCs w:val="20"/>
-              </w:rPr>
-              <w:t xml:space="preserve">). No se </w:t>
-            </w:r>
-            <w:r>
-              <w:rPr>
-                <w:b w:val="0"/>
-                <w:bCs w:val="0"/>
-                <w:sz w:val="20"/>
-                <w:szCs w:val="20"/>
-              </w:rPr>
-              <w:t>emplean</w:t>
-            </w:r>
-            <w:r>
-              <w:rPr>
-                <w:b w:val="0"/>
-                <w:bCs w:val="0"/>
-                <w:sz w:val="20"/>
-                <w:szCs w:val="20"/>
-              </w:rPr>
-              <w:t xml:space="preserve"> </w:t>
-            </w:r>
-            <w:r>
-              <w:rPr>
-                <w:b w:val="0"/>
-                <w:bCs w:val="0"/>
-                <w:sz w:val="20"/>
-                <w:szCs w:val="20"/>
-              </w:rPr>
-              <w:t>combinaciones</w:t>
-            </w:r>
-            <w:r>
-              <w:rPr>
-                <w:b w:val="0"/>
-                <w:bCs w:val="0"/>
-                <w:sz w:val="20"/>
-                <w:szCs w:val="20"/>
-              </w:rPr>
-              <w:t xml:space="preserve"> de </w:t>
-            </w:r>
-            <w:r>
-              <w:rPr>
-                <w:b w:val="0"/>
-                <w:bCs w:val="0"/>
-                <w:sz w:val="20"/>
-                <w:szCs w:val="20"/>
-              </w:rPr>
-              <w:t>teclas</w:t>
-            </w:r>
-            <w:r>
-              <w:rPr>
-                <w:b w:val="0"/>
-                <w:bCs w:val="0"/>
-                <w:sz w:val="20"/>
-                <w:szCs w:val="20"/>
-              </w:rPr>
-              <w:t xml:space="preserve"> </w:t>
-            </w:r>
-            <w:r>
-              <w:rPr>
-                <w:b w:val="0"/>
-                <w:bCs w:val="0"/>
-                <w:sz w:val="20"/>
-                <w:szCs w:val="20"/>
-              </w:rPr>
-              <w:t>ni</w:t>
-            </w:r>
-            <w:r>
-              <w:rPr>
-                <w:b w:val="0"/>
-                <w:bCs w:val="0"/>
-                <w:sz w:val="20"/>
-                <w:szCs w:val="20"/>
-              </w:rPr>
-              <w:t xml:space="preserve"> </w:t>
-            </w:r>
-            <w:r>
-              <w:rPr>
-                <w:b w:val="0"/>
-                <w:bCs w:val="0"/>
-                <w:sz w:val="20"/>
-                <w:szCs w:val="20"/>
-              </w:rPr>
-              <w:t>controles</w:t>
-            </w:r>
-            <w:r>
-              <w:rPr>
-                <w:b w:val="0"/>
-                <w:bCs w:val="0"/>
-                <w:sz w:val="20"/>
-                <w:szCs w:val="20"/>
-              </w:rPr>
-              <w:t xml:space="preserve"> </w:t>
-            </w:r>
-            <w:r>
-              <w:rPr>
-                <w:b w:val="0"/>
-                <w:bCs w:val="0"/>
-                <w:sz w:val="20"/>
-                <w:szCs w:val="20"/>
-              </w:rPr>
-              <w:t>simultáneos</w:t>
-            </w:r>
-            <w:r>
-              <w:rPr>
-                <w:b w:val="0"/>
-                <w:bCs w:val="0"/>
-                <w:sz w:val="20"/>
-                <w:szCs w:val="20"/>
-              </w:rPr>
-              <w:t>.</w:t>
+              <w:t xml:space="preserve">La interacción se limita a clic y clic sostenido (arrastrar y soltar). No se emplean combinaciones de teclas ni controles simultáneos.</w:t>
             </w:r>
           </w:p>
         </w:tc>
@@ -3538,77 +3484,7 @@
           <w:sz w:val="24"/>
           <w:szCs w:val="24"/>
         </w:rPr>
-        <w:t>1</w:t>
-      </w:r>
-      <w:r>
-        <w:rPr>
-          <w:b w:val="1"/>
-          <w:bCs w:val="1"/>
-          <w:color w:val="000000"/>
-          <w:sz w:val="24"/>
-          <w:szCs w:val="24"/>
-        </w:rPr>
-        <w:t>.</w:t>
-      </w:r>
-      <w:r>
-        <w:rPr>
-          <w:b w:val="1"/>
-          <w:bCs w:val="1"/>
-          <w:color w:val="000000"/>
-          <w:sz w:val="24"/>
-          <w:szCs w:val="24"/>
-        </w:rPr>
-        <w:t xml:space="preserve">3 </w:t>
-      </w:r>
-      <w:r>
-        <w:rPr>
-          <w:b w:val="1"/>
-          <w:bCs w:val="1"/>
-          <w:color w:val="000000"/>
-          <w:sz w:val="24"/>
-          <w:szCs w:val="24"/>
-        </w:rPr>
-        <w:t>Criterios</w:t>
-      </w:r>
-      <w:r>
-        <w:rPr>
-          <w:b w:val="1"/>
-          <w:bCs w:val="1"/>
-          <w:color w:val="000000"/>
-          <w:sz w:val="24"/>
-          <w:szCs w:val="24"/>
-        </w:rPr>
-        <w:t xml:space="preserve"> </w:t>
-      </w:r>
-      <w:r>
-        <w:rPr>
-          <w:b w:val="1"/>
-          <w:bCs w:val="1"/>
-          <w:color w:val="000000"/>
-          <w:sz w:val="24"/>
-          <w:szCs w:val="24"/>
-        </w:rPr>
-        <w:t>narrativos</w:t>
-      </w:r>
-      <w:r>
-        <w:rPr>
-          <w:b w:val="1"/>
-          <w:bCs w:val="1"/>
-          <w:color w:val="000000"/>
-          <w:sz w:val="24"/>
-          <w:szCs w:val="24"/>
-        </w:rPr>
-        <w:t xml:space="preserve"> y de </w:t>
-      </w:r>
-      <w:r>
-        <w:rPr>
-          <w:b w:val="1"/>
-          <w:bCs w:val="1"/>
-          <w:color w:val="000000"/>
-          <w:sz w:val="24"/>
-          <w:szCs w:val="24"/>
-        </w:rPr>
-        <w:t>diseño</w:t>
+        <w:t>1.3 Criterios narrativos y de diseño</w:t>
       </w:r>
       <w:bookmarkEnd w:id="460810998"/>
     </w:p>
@@ -4157,17 +4033,7 @@
           <w:sz w:val="28"/>
           <w:szCs w:val="28"/>
         </w:rPr>
-        <w:t>2</w:t>
-      </w:r>
-      <w:r>
-        <w:rPr>
-          <w:b w:val="1"/>
-          <w:bCs w:val="1"/>
-          <w:color w:val="000000"/>
-          <w:sz w:val="28"/>
-          <w:szCs w:val="28"/>
-        </w:rPr>
-        <w:t>. DESCRIPCIÓN GENERAL DEL PRODUCTO</w:t>
+        <w:t>2. DESCRIPCIÓN GENERAL DEL PRODUCTO</w:t>
       </w:r>
       <w:bookmarkEnd w:id="1245506085"/>
     </w:p>
@@ -4192,47 +4058,7 @@
           <w:sz w:val="24"/>
           <w:szCs w:val="24"/>
         </w:rPr>
-        <w:t>2</w:t>
-      </w:r>
-      <w:r>
-        <w:rPr>
-          <w:b w:val="1"/>
-          <w:bCs w:val="1"/>
-          <w:color w:val="000000"/>
-          <w:sz w:val="24"/>
-          <w:szCs w:val="24"/>
-        </w:rPr>
-        <w:t xml:space="preserve">.1 </w:t>
-      </w:r>
-      <w:r>
-        <w:rPr>
-          <w:b w:val="1"/>
-          <w:bCs w:val="1"/>
-          <w:color w:val="000000"/>
-          <w:sz w:val="24"/>
-          <w:szCs w:val="24"/>
-        </w:rPr>
-        <w:t>Perspectiva</w:t>
-      </w:r>
-      <w:r>
-        <w:rPr>
-          <w:b w:val="1"/>
-          <w:bCs w:val="1"/>
-          <w:color w:val="000000"/>
-          <w:sz w:val="24"/>
-          <w:szCs w:val="24"/>
-        </w:rPr>
-        <w:t xml:space="preserve"> del </w:t>
-      </w:r>
-      <w:r>
-        <w:rPr>
-          <w:b w:val="1"/>
-          <w:bCs w:val="1"/>
-          <w:color w:val="000000"/>
-          <w:sz w:val="24"/>
-          <w:szCs w:val="24"/>
-        </w:rPr>
-        <w:t>producto</w:t>
+        <w:t>2.1 Perspectiva del producto</w:t>
       </w:r>
       <w:bookmarkEnd w:id="636110154"/>
     </w:p>
@@ -4274,47 +4100,7 @@
           <w:sz w:val="24"/>
           <w:szCs w:val="24"/>
         </w:rPr>
-        <w:t>2</w:t>
-      </w:r>
-      <w:r>
-        <w:rPr>
-          <w:b w:val="1"/>
-          <w:bCs w:val="1"/>
-          <w:color w:val="000000"/>
-          <w:sz w:val="24"/>
-          <w:szCs w:val="24"/>
-        </w:rPr>
-        <w:t xml:space="preserve">.2 </w:t>
-      </w:r>
-      <w:r>
-        <w:rPr>
-          <w:b w:val="1"/>
-          <w:bCs w:val="1"/>
-          <w:color w:val="000000"/>
-          <w:sz w:val="24"/>
-          <w:szCs w:val="24"/>
-        </w:rPr>
-        <w:t>Estructura</w:t>
-      </w:r>
-      <w:r>
-        <w:rPr>
-          <w:b w:val="1"/>
-          <w:bCs w:val="1"/>
-          <w:color w:val="000000"/>
-          <w:sz w:val="24"/>
-          <w:szCs w:val="24"/>
-        </w:rPr>
-        <w:t xml:space="preserve"> </w:t>
-      </w:r>
-      <w:r>
-        <w:rPr>
-          <w:b w:val="1"/>
-          <w:bCs w:val="1"/>
-          <w:color w:val="000000"/>
-          <w:sz w:val="24"/>
-          <w:szCs w:val="24"/>
-        </w:rPr>
-        <w:t>funcional</w:t>
+        <w:t>2.2 Estructura funcional</w:t>
       </w:r>
       <w:bookmarkEnd w:id="456490509"/>
     </w:p>
@@ -4963,67 +4749,7 @@
           <w:sz w:val="24"/>
           <w:szCs w:val="24"/>
         </w:rPr>
-        <w:t>2</w:t>
-      </w:r>
-      <w:r>
-        <w:rPr>
-          <w:b w:val="1"/>
-          <w:bCs w:val="1"/>
-          <w:color w:val="000000"/>
-          <w:sz w:val="24"/>
-          <w:szCs w:val="24"/>
-        </w:rPr>
-        <w:t xml:space="preserve">.3 </w:t>
-      </w:r>
-      <w:r>
-        <w:rPr>
-          <w:b w:val="1"/>
-          <w:bCs w:val="1"/>
-          <w:color w:val="000000"/>
-          <w:sz w:val="24"/>
-          <w:szCs w:val="24"/>
-        </w:rPr>
-        <w:t>Características</w:t>
-      </w:r>
-      <w:r>
-        <w:rPr>
-          <w:b w:val="1"/>
-          <w:bCs w:val="1"/>
-          <w:color w:val="000000"/>
-          <w:sz w:val="24"/>
-          <w:szCs w:val="24"/>
-        </w:rPr>
-        <w:t xml:space="preserve"> de </w:t>
-      </w:r>
-      <w:r>
-        <w:rPr>
-          <w:b w:val="1"/>
-          <w:bCs w:val="1"/>
-          <w:color w:val="000000"/>
-          <w:sz w:val="24"/>
-          <w:szCs w:val="24"/>
-        </w:rPr>
-        <w:t>los</w:t>
-      </w:r>
-      <w:r>
-        <w:rPr>
-          <w:b w:val="1"/>
-          <w:bCs w:val="1"/>
-          <w:color w:val="000000"/>
-          <w:sz w:val="24"/>
-          <w:szCs w:val="24"/>
-        </w:rPr>
-        <w:t xml:space="preserve"> </w:t>
-      </w:r>
-      <w:r>
-        <w:rPr>
-          <w:b w:val="1"/>
-          <w:bCs w:val="1"/>
-          <w:color w:val="000000"/>
-          <w:sz w:val="24"/>
-          <w:szCs w:val="24"/>
-        </w:rPr>
-        <w:t>usuarios</w:t>
+        <w:t>2.3 Características de los usuarios</w:t>
       </w:r>
       <w:bookmarkEnd w:id="2066152674"/>
     </w:p>
@@ -5406,27 +5132,7 @@
           <w:sz w:val="24"/>
           <w:szCs w:val="24"/>
         </w:rPr>
-        <w:t>2</w:t>
-      </w:r>
-      <w:r>
-        <w:rPr>
-          <w:b w:val="1"/>
-          <w:bCs w:val="1"/>
-          <w:color w:val="000000"/>
-          <w:sz w:val="24"/>
-          <w:szCs w:val="24"/>
-        </w:rPr>
-        <w:t xml:space="preserve">.4 </w:t>
-      </w:r>
-      <w:r>
-        <w:rPr>
-          <w:b w:val="1"/>
-          <w:bCs w:val="1"/>
-          <w:color w:val="000000"/>
-          <w:sz w:val="24"/>
-          <w:szCs w:val="24"/>
-        </w:rPr>
-        <w:t>Restricciones</w:t>
+        <w:t>2.4 Restricciones</w:t>
       </w:r>
       <w:bookmarkEnd w:id="1369681444"/>
     </w:p>
@@ -5546,47 +5252,7 @@
           <w:sz w:val="24"/>
           <w:szCs w:val="24"/>
         </w:rPr>
-        <w:t>2</w:t>
-      </w:r>
-      <w:r>
-        <w:rPr>
-          <w:b w:val="1"/>
-          <w:bCs w:val="1"/>
-          <w:color w:val="000000"/>
-          <w:sz w:val="24"/>
-          <w:szCs w:val="24"/>
-        </w:rPr>
-        <w:t xml:space="preserve">.5 </w:t>
-      </w:r>
-      <w:r>
-        <w:rPr>
-          <w:b w:val="1"/>
-          <w:bCs w:val="1"/>
-          <w:color w:val="000000"/>
-          <w:sz w:val="24"/>
-          <w:szCs w:val="24"/>
-        </w:rPr>
-        <w:t>Suposiciones</w:t>
-      </w:r>
-      <w:r>
-        <w:rPr>
-          <w:b w:val="1"/>
-          <w:bCs w:val="1"/>
-          <w:color w:val="000000"/>
-          <w:sz w:val="24"/>
-          <w:szCs w:val="24"/>
-        </w:rPr>
-        <w:t xml:space="preserve"> y </w:t>
-      </w:r>
-      <w:r>
-        <w:rPr>
-          <w:b w:val="1"/>
-          <w:bCs w:val="1"/>
-          <w:color w:val="000000"/>
-          <w:sz w:val="24"/>
-          <w:szCs w:val="24"/>
-        </w:rPr>
-        <w:t>dependencias</w:t>
+        <w:t>2.5 Suposiciones y dependencias</w:t>
       </w:r>
       <w:bookmarkEnd w:id="196710273"/>
     </w:p>
@@ -5673,17 +5339,7 @@
           <w:sz w:val="28"/>
           <w:szCs w:val="28"/>
         </w:rPr>
-        <w:t>3</w:t>
-      </w:r>
-      <w:r>
-        <w:rPr>
-          <w:b w:val="1"/>
-          <w:bCs w:val="1"/>
-          <w:color w:val="000000"/>
-          <w:sz w:val="28"/>
-          <w:szCs w:val="28"/>
-        </w:rPr>
-        <w:t>. REQUERIMIENTOS FUNCIONALES</w:t>
+        <w:t>3. REQUERIMIENTOS FUNCIONALES</w:t>
       </w:r>
       <w:bookmarkEnd w:id="1982636858"/>
     </w:p>
@@ -5725,47 +5381,7 @@
           <w:sz w:val="24"/>
           <w:szCs w:val="24"/>
         </w:rPr>
-        <w:t>3</w:t>
-      </w:r>
-      <w:r>
-        <w:rPr>
-          <w:b w:val="1"/>
-          <w:bCs w:val="1"/>
-          <w:color w:val="000000"/>
-          <w:sz w:val="24"/>
-          <w:szCs w:val="24"/>
-        </w:rPr>
-        <w:t xml:space="preserve">.1 </w:t>
-      </w:r>
-      <w:r>
-        <w:rPr>
-          <w:b w:val="1"/>
-          <w:bCs w:val="1"/>
-          <w:color w:val="000000"/>
-          <w:sz w:val="24"/>
-          <w:szCs w:val="24"/>
-        </w:rPr>
-        <w:t>Módulo</w:t>
-      </w:r>
-      <w:r>
-        <w:rPr>
-          <w:b w:val="1"/>
-          <w:bCs w:val="1"/>
-          <w:color w:val="000000"/>
-          <w:sz w:val="24"/>
-          <w:szCs w:val="24"/>
-        </w:rPr>
-        <w:t xml:space="preserve"> A — Sistema y </w:t>
-      </w:r>
-      <w:r>
-        <w:rPr>
-          <w:b w:val="1"/>
-          <w:bCs w:val="1"/>
-          <w:color w:val="000000"/>
-          <w:sz w:val="24"/>
-          <w:szCs w:val="24"/>
-        </w:rPr>
-        <w:t>navegación</w:t>
+        <w:t>3.1 Módulo A — Sistema y navegación</w:t>
       </w:r>
       <w:bookmarkEnd w:id="1828861582"/>
     </w:p>
@@ -6580,16 +6196,7 @@
                 <w:sz w:val="20"/>
                 <w:szCs w:val="20"/>
               </w:rPr>
-              <w:t>RF-0</w:t>
-            </w:r>
-            <w:r>
-              <w:rPr>
-                <w:b w:val="0"/>
-                <w:bCs w:val="0"/>
-                <w:sz w:val="20"/>
-                <w:szCs w:val="20"/>
-              </w:rPr>
-              <w:t>7</w:t>
+              <w:t>RF-07</w:t>
             </w:r>
           </w:p>
         </w:tc>
@@ -6698,16 +6305,7 @@
                 <w:sz w:val="20"/>
                 <w:szCs w:val="20"/>
               </w:rPr>
-              <w:t>RF-0</w:t>
-            </w:r>
-            <w:r>
-              <w:rPr>
-                <w:b w:val="0"/>
-                <w:bCs w:val="0"/>
-                <w:sz w:val="20"/>
-                <w:szCs w:val="20"/>
-              </w:rPr>
-              <w:t>8</w:t>
+              <w:t>RF-08</w:t>
             </w:r>
           </w:p>
         </w:tc>
@@ -6822,16 +6420,7 @@
                 <w:sz w:val="20"/>
                 <w:szCs w:val="20"/>
               </w:rPr>
-              <w:t>RF-</w:t>
-            </w:r>
-            <w:r>
-              <w:rPr>
-                <w:b w:val="0"/>
-                <w:bCs w:val="0"/>
-                <w:sz w:val="20"/>
-                <w:szCs w:val="20"/>
-              </w:rPr>
-              <w:t>09</w:t>
+              <w:t>RF-09</w:t>
             </w:r>
           </w:p>
         </w:tc>
@@ -6941,67 +6530,7 @@
           <w:sz w:val="24"/>
           <w:szCs w:val="24"/>
         </w:rPr>
-        <w:t>3</w:t>
-      </w:r>
-      <w:r>
-        <w:rPr>
-          <w:b w:val="1"/>
-          <w:bCs w:val="1"/>
-          <w:color w:val="000000"/>
-          <w:sz w:val="24"/>
-          <w:szCs w:val="24"/>
-        </w:rPr>
-        <w:t xml:space="preserve">.2 </w:t>
-      </w:r>
-      <w:r>
-        <w:rPr>
-          <w:b w:val="1"/>
-          <w:bCs w:val="1"/>
-          <w:color w:val="000000"/>
-          <w:sz w:val="24"/>
-          <w:szCs w:val="24"/>
-        </w:rPr>
-        <w:t>Módulo</w:t>
-      </w:r>
-      <w:r>
-        <w:rPr>
-          <w:b w:val="1"/>
-          <w:bCs w:val="1"/>
-          <w:color w:val="000000"/>
-          <w:sz w:val="24"/>
-          <w:szCs w:val="24"/>
-        </w:rPr>
-        <w:t xml:space="preserve"> B — </w:t>
-      </w:r>
-      <w:r>
-        <w:rPr>
-          <w:b w:val="1"/>
-          <w:bCs w:val="1"/>
-          <w:color w:val="000000"/>
-          <w:sz w:val="24"/>
-          <w:szCs w:val="24"/>
-        </w:rPr>
-        <w:t>Andamiaje</w:t>
-      </w:r>
-      <w:r>
-        <w:rPr>
-          <w:b w:val="1"/>
-          <w:bCs w:val="1"/>
-          <w:color w:val="000000"/>
-          <w:sz w:val="24"/>
-          <w:szCs w:val="24"/>
-        </w:rPr>
-        <w:t xml:space="preserve"> </w:t>
-      </w:r>
-      <w:r>
-        <w:rPr>
-          <w:b w:val="1"/>
-          <w:bCs w:val="1"/>
-          <w:color w:val="000000"/>
-          <w:sz w:val="24"/>
-          <w:szCs w:val="24"/>
-        </w:rPr>
-        <w:t>pedagógico</w:t>
+        <w:t>3.2 Módulo B — Andamiaje pedagógico</w:t>
       </w:r>
       <w:bookmarkEnd w:id="1058390137"/>
     </w:p>
@@ -7162,16 +6691,7 @@
                 <w:sz w:val="20"/>
                 <w:szCs w:val="20"/>
               </w:rPr>
-              <w:t>RF-1</w:t>
-            </w:r>
-            <w:r>
-              <w:rPr>
-                <w:b w:val="0"/>
-                <w:bCs w:val="0"/>
-                <w:sz w:val="20"/>
-                <w:szCs w:val="20"/>
-              </w:rPr>
-              <w:t>0</w:t>
+              <w:t>RF-10</w:t>
             </w:r>
           </w:p>
         </w:tc>
@@ -7280,16 +6800,7 @@
                 <w:sz w:val="20"/>
                 <w:szCs w:val="20"/>
               </w:rPr>
-              <w:t>RF-1</w:t>
-            </w:r>
-            <w:r>
-              <w:rPr>
-                <w:b w:val="0"/>
-                <w:bCs w:val="0"/>
-                <w:sz w:val="20"/>
-                <w:szCs w:val="20"/>
-              </w:rPr>
-              <w:t>1</w:t>
+              <w:t>RF-11</w:t>
             </w:r>
           </w:p>
         </w:tc>
@@ -7398,16 +6909,7 @@
                 <w:sz w:val="20"/>
                 <w:szCs w:val="20"/>
               </w:rPr>
-              <w:t>RF-1</w:t>
-            </w:r>
-            <w:r>
-              <w:rPr>
-                <w:b w:val="0"/>
-                <w:bCs w:val="0"/>
-                <w:sz w:val="20"/>
-                <w:szCs w:val="20"/>
-              </w:rPr>
-              <w:t>2</w:t>
+              <w:t>RF-12</w:t>
             </w:r>
           </w:p>
         </w:tc>
@@ -7516,16 +7018,7 @@
                 <w:sz w:val="20"/>
                 <w:szCs w:val="20"/>
               </w:rPr>
-              <w:t>RF-1</w:t>
-            </w:r>
-            <w:r>
-              <w:rPr>
-                <w:b w:val="0"/>
-                <w:bCs w:val="0"/>
-                <w:sz w:val="20"/>
-                <w:szCs w:val="20"/>
-              </w:rPr>
-              <w:t>3</w:t>
+              <w:t>RF-13</w:t>
             </w:r>
           </w:p>
         </w:tc>
@@ -7565,19 +7058,25 @@
               <w:right w:w="90" w:type="dxa"/>
             </w:tcMar>
           </w:tcPr>
-          <w:p wp14:textId="77777777">
-            <w:pPr>
-              <w:spacing w:after="20"/>
-              <w:jc w:val="left"/>
-            </w:pPr>
-            <w:r>
-              <w:rPr>
-                <w:b w:val="0"/>
-                <w:bCs w:val="0"/>
-                <w:sz w:val="20"/>
-                <w:szCs w:val="20"/>
-              </w:rPr>
-              <w:t>Si el jugador realiza tres intentos fallidos consecutivos en una misma tarea, el sistema debe ofrecer una pista adicional que oriente sin resolver la tarea.</w:t>
+          <w:p wp14:textId="09D40C80">
+            <w:pPr>
+              <w:spacing w:after="20"/>
+              <w:jc w:val="left"/>
+              <w:rPr>
+                <w:b w:val="0"/>
+                <w:bCs w:val="0"/>
+                <w:sz w:val="20"/>
+                <w:szCs w:val="20"/>
+              </w:rPr>
+            </w:pPr>
+            <w:r>
+              <w:rPr>
+                <w:b w:val="0"/>
+                <w:bCs w:val="0"/>
+                <w:sz w:val="20"/>
+                <w:szCs w:val="20"/>
+              </w:rPr>
+              <w:t>El sistema debe ofrecer un botón de ayuda visible durante toda escena jugable que, al accionarse, repita la instrucción vigente de la tarea activa sin alterar el estado de la partida. Además, si el jugador realiza tres intentos fallidos consecutivos en una misma tarea, el sistema debe ofrecer una pista adicional que oriente sin resolver la tarea.</w:t>
             </w:r>
           </w:p>
         </w:tc>
@@ -7591,19 +7090,23 @@
               <w:right w:w="90" w:type="dxa"/>
             </w:tcMar>
           </w:tcPr>
-          <w:p wp14:textId="77777777">
-            <w:pPr>
-              <w:spacing w:after="20"/>
-              <w:jc w:val="left"/>
-            </w:pPr>
-            <w:r>
-              <w:rPr>
-                <w:b w:val="0"/>
-                <w:bCs w:val="0"/>
-                <w:sz w:val="20"/>
-                <w:szCs w:val="20"/>
-              </w:rPr>
-              <w:t>Media</w:t>
+          <w:p wp14:textId="344DD43D">
+            <w:pPr>
+              <w:pStyle w:val="Normal"/>
+              <w:suppressLineNumbers w:val="0"/>
+              <w:bidi w:val="0"/>
+              <w:spacing w:before="0" w:beforeAutospacing="off" w:after="20" w:afterAutospacing="off" w:line="276" w:lineRule="auto"/>
+              <w:ind w:left="0" w:right="0"/>
+              <w:jc w:val="left"/>
+            </w:pPr>
+            <w:r>
+              <w:rPr>
+                <w:b w:val="0"/>
+                <w:bCs w:val="0"/>
+                <w:sz w:val="20"/>
+                <w:szCs w:val="20"/>
+              </w:rPr>
+              <w:t>Alta</w:t>
             </w:r>
           </w:p>
         </w:tc>
@@ -7635,97 +7138,7 @@
           <w:sz w:val="24"/>
           <w:szCs w:val="24"/>
         </w:rPr>
-        <w:t>3</w:t>
-      </w:r>
-      <w:r>
-        <w:rPr>
-          <w:b w:val="1"/>
-          <w:bCs w:val="1"/>
-          <w:color w:val="000000"/>
-          <w:sz w:val="24"/>
-          <w:szCs w:val="24"/>
-        </w:rPr>
-        <w:t xml:space="preserve">.3 </w:t>
-      </w:r>
-      <w:r>
-        <w:rPr>
-          <w:b w:val="1"/>
-          <w:bCs w:val="1"/>
-          <w:color w:val="000000"/>
-          <w:sz w:val="24"/>
-          <w:szCs w:val="24"/>
-        </w:rPr>
-        <w:t>Módulo</w:t>
-      </w:r>
-      <w:r>
-        <w:rPr>
-          <w:b w:val="1"/>
-          <w:bCs w:val="1"/>
-          <w:color w:val="000000"/>
-          <w:sz w:val="24"/>
-          <w:szCs w:val="24"/>
-        </w:rPr>
-        <w:t xml:space="preserve"> C — Nivel 1 «La </w:t>
-      </w:r>
-      <w:r>
-        <w:rPr>
-          <w:b w:val="1"/>
-          <w:bCs w:val="1"/>
-          <w:color w:val="000000"/>
-          <w:sz w:val="24"/>
-          <w:szCs w:val="24"/>
-        </w:rPr>
-        <w:t>Oscuridad</w:t>
-      </w:r>
-      <w:r>
-        <w:rPr>
-          <w:b w:val="1"/>
-          <w:bCs w:val="1"/>
-          <w:color w:val="000000"/>
-          <w:sz w:val="24"/>
-          <w:szCs w:val="24"/>
-        </w:rPr>
-        <w:t>» (</w:t>
-      </w:r>
-      <w:r>
-        <w:rPr>
-          <w:b w:val="1"/>
-          <w:bCs w:val="1"/>
-          <w:color w:val="000000"/>
-          <w:sz w:val="24"/>
-          <w:szCs w:val="24"/>
-        </w:rPr>
-        <w:t>iteración</w:t>
-      </w:r>
-      <w:r>
-        <w:rPr>
-          <w:b w:val="1"/>
-          <w:bCs w:val="1"/>
-          <w:color w:val="000000"/>
-          <w:sz w:val="24"/>
-          <w:szCs w:val="24"/>
-        </w:rPr>
-        <w:t xml:space="preserve"> y </w:t>
-      </w:r>
-      <w:r>
-        <w:rPr>
-          <w:b w:val="1"/>
-          <w:bCs w:val="1"/>
-          <w:color w:val="000000"/>
-          <w:sz w:val="24"/>
-          <w:szCs w:val="24"/>
-        </w:rPr>
-        <w:t>depuración</w:t>
-      </w:r>
-      <w:r>
-        <w:rPr>
-          <w:b w:val="1"/>
-          <w:bCs w:val="1"/>
-          <w:color w:val="000000"/>
-          <w:sz w:val="24"/>
-          <w:szCs w:val="24"/>
-        </w:rPr>
-        <w:t>)</w:t>
+        <w:t>3.3 Módulo C — Nivel 1 «La Oscuridad» (iteración y depuración)</w:t>
       </w:r>
       <w:bookmarkEnd w:id="1632507760"/>
     </w:p>
@@ -7903,16 +7316,7 @@
                 <w:sz w:val="20"/>
                 <w:szCs w:val="20"/>
               </w:rPr>
-              <w:t>RF-1</w:t>
-            </w:r>
-            <w:r>
-              <w:rPr>
-                <w:b w:val="0"/>
-                <w:bCs w:val="0"/>
-                <w:sz w:val="20"/>
-                <w:szCs w:val="20"/>
-              </w:rPr>
-              <w:t>4</w:t>
+              <w:t>RF-14</w:t>
             </w:r>
           </w:p>
         </w:tc>
@@ -8021,16 +7425,7 @@
                 <w:sz w:val="20"/>
                 <w:szCs w:val="20"/>
               </w:rPr>
-              <w:t>RF-1</w:t>
-            </w:r>
-            <w:r>
-              <w:rPr>
-                <w:b w:val="0"/>
-                <w:bCs w:val="0"/>
-                <w:sz w:val="20"/>
-                <w:szCs w:val="20"/>
-              </w:rPr>
-              <w:t>5</w:t>
+              <w:t>RF-15</w:t>
             </w:r>
           </w:p>
         </w:tc>
@@ -8099,6 +7494,125 @@
           <w:p wp14:textId="77777777">
             <w:pPr>
               <w:spacing w:after="20"/>
+              <w:jc w:val="left"/>
+            </w:pPr>
+            <w:r>
+              <w:rPr>
+                <w:b w:val="0"/>
+                <w:bCs w:val="0"/>
+                <w:sz w:val="20"/>
+                <w:szCs w:val="20"/>
+              </w:rPr>
+              <w:t>Alta</w:t>
+            </w:r>
+          </w:p>
+        </w:tc>
+      </w:tr>
+      <w:tr>
+        <w:trPr>
+          <w:tblHeader w:val="false"/>
+          <w:trHeight w:val="300"/>
+        </w:trPr>
+        <w:tc>
+          <w:tcPr>
+            <w:tcW w:w="765" w:type="dxa"/>
+            <w:tcMar>
+              <w:top w:w="60" w:type="dxa"/>
+              <w:left w:w="90" w:type="dxa"/>
+              <w:bottom w:w="60" w:type="dxa"/>
+              <w:right w:w="90" w:type="dxa"/>
+            </w:tcMar>
+          </w:tcPr>
+          <w:p>
+            <w:pPr>
+              <w:pStyle w:val="Normal"/>
+              <w:jc w:val="left"/>
+            </w:pPr>
+            <w:r>
+              <w:rPr>
+                <w:b w:val="0"/>
+                <w:bCs w:val="0"/>
+                <w:sz w:val="20"/>
+                <w:szCs w:val="20"/>
+              </w:rPr>
+              <w:t>RF-16</w:t>
+            </w:r>
+          </w:p>
+        </w:tc>
+        <w:tc>
+          <w:tcPr>
+            <w:tcW w:w="1305" w:type="dxa"/>
+            <w:tcMar>
+              <w:top w:w="60" w:type="dxa"/>
+              <w:left w:w="90" w:type="dxa"/>
+              <w:bottom w:w="60" w:type="dxa"/>
+              <w:right w:w="90" w:type="dxa"/>
+            </w:tcMar>
+          </w:tcPr>
+          <w:p>
+            <w:pPr>
+              <w:pStyle w:val="Normal"/>
+              <w:jc w:val="left"/>
+            </w:pPr>
+            <w:r>
+              <w:rPr>
+                <w:b w:val="0"/>
+                <w:bCs w:val="0"/>
+                <w:sz w:val="20"/>
+                <w:szCs w:val="20"/>
+              </w:rPr>
+              <w:t>Acción de golpear</w:t>
+            </w:r>
+          </w:p>
+        </w:tc>
+        <w:tc>
+          <w:tcPr>
+            <w:tcW w:w="6210" w:type="dxa"/>
+            <w:tcMar>
+              <w:top w:w="60" w:type="dxa"/>
+              <w:left w:w="90" w:type="dxa"/>
+              <w:bottom w:w="60" w:type="dxa"/>
+              <w:right w:w="90" w:type="dxa"/>
+            </w:tcMar>
+          </w:tcPr>
+          <w:p>
+            <w:pPr>
+              <w:pStyle w:val="Normal"/>
+              <w:jc w:val="left"/>
+            </w:pPr>
+            <w:r>
+              <w:rPr>
+                <w:b w:val="0"/>
+                <w:bCs w:val="0"/>
+                <w:sz w:val="20"/>
+                <w:szCs w:val="20"/>
+              </w:rPr>
+              <w:t>El botón de golpear debe ejecutar el choque de las dos piedras y resolver su resultado en función de la distancia seleccionada en el control de posición.</w:t>
+            </w:r>
+            <w:r>
+              <w:rPr>
+                <w:b w:val="0"/>
+                <w:bCs w:val="0"/>
+                <w:sz w:val="20"/>
+                <w:szCs w:val="20"/>
+              </w:rPr>
+              <w:t xml:space="preserve"> Desde cualquier posición el golpe se ejecuta y produce una consecuencia visible; únicamente desde la posición efectiva la chispa alcanza las hojas secas y cuenta como golpe efectivo para el desbloqueo de la acción de soplar.</w:t>
+            </w:r>
+          </w:p>
+        </w:tc>
+        <w:tc>
+          <w:tcPr>
+            <w:tcW w:w="1080" w:type="dxa"/>
+            <w:tcMar>
+              <w:top w:w="60" w:type="dxa"/>
+              <w:left w:w="90" w:type="dxa"/>
+              <w:bottom w:w="60" w:type="dxa"/>
+              <w:right w:w="90" w:type="dxa"/>
+            </w:tcMar>
+          </w:tcPr>
+          <w:p>
+            <w:pPr>
+              <w:pStyle w:val="Normal"/>
               <w:jc w:val="left"/>
             </w:pPr>
             <w:r>
@@ -8127,28 +7641,19 @@
               <w:right w:w="90" w:type="dxa"/>
             </w:tcMar>
           </w:tcPr>
-          <w:p wp14:textId="0CC8A182">
-            <w:pPr>
-              <w:spacing w:after="20"/>
-              <w:jc w:val="left"/>
-            </w:pPr>
-            <w:r>
-              <w:rPr>
-                <w:b w:val="0"/>
-                <w:bCs w:val="0"/>
-                <w:sz w:val="20"/>
-                <w:szCs w:val="20"/>
-              </w:rPr>
-              <w:t>RF-1</w:t>
-            </w:r>
-            <w:r>
-              <w:rPr>
-                <w:b w:val="0"/>
-                <w:bCs w:val="0"/>
-                <w:sz w:val="20"/>
-                <w:szCs w:val="20"/>
-              </w:rPr>
-              <w:t>6</w:t>
+          <w:p wp14:textId="0FE7DE92">
+            <w:pPr>
+              <w:spacing w:after="20"/>
+              <w:jc w:val="left"/>
+            </w:pPr>
+            <w:r>
+              <w:rPr>
+                <w:b w:val="0"/>
+                <w:bCs w:val="0"/>
+                <w:sz w:val="20"/>
+                <w:szCs w:val="20"/>
+              </w:rPr>
+              <w:t>RF-17</w:t>
             </w:r>
           </w:p>
         </w:tc>
@@ -8174,7 +7679,7 @@
                 <w:sz w:val="20"/>
                 <w:szCs w:val="20"/>
               </w:rPr>
-              <w:t>Acción de golpear</w:t>
+              <w:t>Registro de retroalimentación cualitativa</w:t>
             </w:r>
           </w:p>
         </w:tc>
@@ -8188,41 +7693,19 @@
               <w:right w:w="90" w:type="dxa"/>
             </w:tcMar>
           </w:tcPr>
-          <w:p wp14:textId="7DC2EE27">
-            <w:pPr>
-              <w:pStyle w:val="Normal"/>
-              <w:suppressLineNumbers w:val="0"/>
-              <w:bidi w:val="0"/>
-              <w:spacing w:before="0" w:beforeAutospacing="off" w:after="20" w:afterAutospacing="off" w:line="276" w:lineRule="auto"/>
-              <w:ind w:left="0" w:right="0"/>
-              <w:jc w:val="left"/>
-            </w:pPr>
-            <w:r>
-              <w:rPr>
-                <w:b w:val="0"/>
-                <w:bCs w:val="0"/>
-                <w:sz w:val="20"/>
-                <w:szCs w:val="20"/>
-              </w:rPr>
-              <w:t xml:space="preserve">El botón de golpear debe generar chispas cuyo comportamiento dependa de la distancia seleccionada: hasta que el personaje no esté a una distancia para que la chispa pueda producir fuego, el </w:t>
-            </w:r>
-            <w:r>
-              <w:rPr>
-                <w:b w:val="0"/>
-                <w:bCs w:val="0"/>
-                <w:sz w:val="20"/>
-                <w:szCs w:val="20"/>
-              </w:rPr>
-              <w:t>botón</w:t>
-            </w:r>
-            <w:r>
-              <w:rPr>
-                <w:b w:val="0"/>
-                <w:bCs w:val="0"/>
-                <w:sz w:val="20"/>
-                <w:szCs w:val="20"/>
-              </w:rPr>
-              <w:t xml:space="preserve"> no dispara ninguna acción al presionarse.</w:t>
+          <w:p wp14:textId="1E1F4C89">
+            <w:pPr>
+              <w:spacing w:after="20"/>
+              <w:jc w:val="left"/>
+            </w:pPr>
+            <w:r>
+              <w:rPr>
+                <w:b w:val="0"/>
+                <w:bCs w:val="0"/>
+                <w:sz w:val="20"/>
+                <w:szCs w:val="20"/>
+              </w:rPr>
+              <w:t>El sistema debe registrar el resultado de cada intento con mensajes en lenguaje narrativo y descriptivo, sin cifras ni juicios de valor.</w:t>
             </w:r>
           </w:p>
         </w:tc>
@@ -8267,28 +7750,19 @@
               <w:right w:w="90" w:type="dxa"/>
             </w:tcMar>
           </w:tcPr>
-          <w:p wp14:textId="0FE7DE92">
-            <w:pPr>
-              <w:spacing w:after="20"/>
-              <w:jc w:val="left"/>
-            </w:pPr>
-            <w:r>
-              <w:rPr>
-                <w:b w:val="0"/>
-                <w:bCs w:val="0"/>
-                <w:sz w:val="20"/>
-                <w:szCs w:val="20"/>
-              </w:rPr>
-              <w:t>RF-1</w:t>
-            </w:r>
-            <w:r>
-              <w:rPr>
-                <w:b w:val="0"/>
-                <w:bCs w:val="0"/>
-                <w:sz w:val="20"/>
-                <w:szCs w:val="20"/>
-              </w:rPr>
-              <w:t>7</w:t>
+          <w:p wp14:textId="6DE9A953">
+            <w:pPr>
+              <w:spacing w:after="20"/>
+              <w:jc w:val="left"/>
+            </w:pPr>
+            <w:r>
+              <w:rPr>
+                <w:b w:val="0"/>
+                <w:bCs w:val="0"/>
+                <w:sz w:val="20"/>
+                <w:szCs w:val="20"/>
+              </w:rPr>
+              <w:t>RF-18</w:t>
             </w:r>
           </w:p>
         </w:tc>
@@ -8314,7 +7788,7 @@
                 <w:sz w:val="20"/>
                 <w:szCs w:val="20"/>
               </w:rPr>
-              <w:t>Registro de retroalimentación cualitativa</w:t>
+              <w:t>Intentos ilimitados</w:t>
             </w:r>
           </w:p>
         </w:tc>
@@ -8328,19 +7802,19 @@
               <w:right w:w="90" w:type="dxa"/>
             </w:tcMar>
           </w:tcPr>
-          <w:p wp14:textId="1E1F4C89">
-            <w:pPr>
-              <w:spacing w:after="20"/>
-              <w:jc w:val="left"/>
-            </w:pPr>
-            <w:r>
-              <w:rPr>
-                <w:b w:val="0"/>
-                <w:bCs w:val="0"/>
-                <w:sz w:val="20"/>
-                <w:szCs w:val="20"/>
-              </w:rPr>
-              <w:t>El sistema debe registrar el resultado de cada intento con mensajes en lenguaje narrativo y descriptivo, sin cifras ni juicios de valor.</w:t>
+          <w:p wp14:textId="77777777">
+            <w:pPr>
+              <w:spacing w:after="20"/>
+              <w:jc w:val="left"/>
+            </w:pPr>
+            <w:r>
+              <w:rPr>
+                <w:b w:val="0"/>
+                <w:bCs w:val="0"/>
+                <w:sz w:val="20"/>
+                <w:szCs w:val="20"/>
+              </w:rPr>
+              <w:t>El sistema no debe limitar el número de intentos ni mostrar pantallas de derrota. Cada intento fallido debe producir una consecuencia observable distinta de la anterior cuando corresponda.</w:t>
             </w:r>
           </w:p>
         </w:tc>
@@ -8385,28 +7859,25 @@
               <w:right w:w="90" w:type="dxa"/>
             </w:tcMar>
           </w:tcPr>
-          <w:p wp14:textId="6DE9A953">
-            <w:pPr>
-              <w:spacing w:after="20"/>
-              <w:jc w:val="left"/>
-            </w:pPr>
-            <w:r>
-              <w:rPr>
-                <w:b w:val="0"/>
-                <w:bCs w:val="0"/>
-                <w:sz w:val="20"/>
-                <w:szCs w:val="20"/>
-              </w:rPr>
-              <w:t>RF-1</w:t>
-            </w:r>
-            <w:r>
-              <w:rPr>
-                <w:b w:val="0"/>
-                <w:bCs w:val="0"/>
-                <w:sz w:val="20"/>
-                <w:szCs w:val="20"/>
-              </w:rPr>
-              <w:t>8</w:t>
+          <w:p wp14:textId="004FE7D0">
+            <w:pPr>
+              <w:spacing w:after="20"/>
+              <w:jc w:val="left"/>
+              <w:rPr>
+                <w:b w:val="0"/>
+                <w:bCs w:val="0"/>
+                <w:sz w:val="20"/>
+                <w:szCs w:val="20"/>
+              </w:rPr>
+            </w:pPr>
+            <w:r>
+              <w:rPr>
+                <w:b w:val="0"/>
+                <w:bCs w:val="0"/>
+                <w:sz w:val="20"/>
+                <w:szCs w:val="20"/>
+              </w:rPr>
+              <w:t>RF-19</w:t>
             </w:r>
           </w:p>
         </w:tc>
@@ -8432,7 +7903,7 @@
                 <w:sz w:val="20"/>
                 <w:szCs w:val="20"/>
               </w:rPr>
-              <w:t>Intentos ilimitados</w:t>
+              <w:t>Desbloqueo condicional de la acción de soplar</w:t>
             </w:r>
           </w:p>
         </w:tc>
@@ -8458,7 +7929,7 @@
                 <w:sz w:val="20"/>
                 <w:szCs w:val="20"/>
               </w:rPr>
-              <w:t>El sistema no debe limitar el número de intentos ni mostrar pantallas de derrota. Cada intento fallido debe producir una consecuencia observable distinta de la anterior cuando corresponda.</w:t>
+              <w:t>El botón de soplar debe permanecer deshabilitado y activarse únicamente cuando el jugador haya ubicado al personaje en la posición adecuada y acumulado el número mínimo de golpes efectivos definido en la configuración del nivel.</w:t>
             </w:r>
           </w:p>
         </w:tc>
@@ -8503,34 +7974,19 @@
               <w:right w:w="90" w:type="dxa"/>
             </w:tcMar>
           </w:tcPr>
-          <w:p wp14:textId="004FE7D0">
-            <w:pPr>
-              <w:spacing w:after="20"/>
-              <w:jc w:val="left"/>
-              <w:rPr>
-                <w:b w:val="0"/>
-                <w:bCs w:val="0"/>
-                <w:sz w:val="20"/>
-                <w:szCs w:val="20"/>
-              </w:rPr>
-            </w:pPr>
-            <w:r>
-              <w:rPr>
-                <w:b w:val="0"/>
-                <w:bCs w:val="0"/>
-                <w:sz w:val="20"/>
-                <w:szCs w:val="20"/>
-              </w:rPr>
-              <w:t>RF-</w:t>
-            </w:r>
-            <w:r>
-              <w:rPr>
-                <w:b w:val="0"/>
-                <w:bCs w:val="0"/>
-                <w:sz w:val="20"/>
-                <w:szCs w:val="20"/>
-              </w:rPr>
-              <w:t>19</w:t>
+          <w:p wp14:textId="76127A7C">
+            <w:pPr>
+              <w:spacing w:after="20"/>
+              <w:jc w:val="left"/>
+            </w:pPr>
+            <w:r>
+              <w:rPr>
+                <w:b w:val="0"/>
+                <w:bCs w:val="0"/>
+                <w:sz w:val="20"/>
+                <w:szCs w:val="20"/>
+              </w:rPr>
+              <w:t>RF-20</w:t>
             </w:r>
           </w:p>
         </w:tc>
@@ -8556,7 +8012,7 @@
                 <w:sz w:val="20"/>
                 <w:szCs w:val="20"/>
               </w:rPr>
-              <w:t>Desbloqueo condicional de la acción de soplar</w:t>
+              <w:t>Resolución del nivel</w:t>
             </w:r>
           </w:p>
         </w:tc>
@@ -8582,7 +8038,7 @@
                 <w:sz w:val="20"/>
                 <w:szCs w:val="20"/>
               </w:rPr>
-              <w:t>El botón de soplar debe permanecer deshabilitado y activarse únicamente cuando el jugador haya ubicado al personaje en la posición adecuada y acumulado el número mínimo de golpes efectivos definido en la configuración del nivel.</w:t>
+              <w:t>Al ejecutar la acción de soplar en condiciones válidas, el sistema debe reproducir la animación de nacimiento del fuego y la escena narrativa de cierre.</w:t>
             </w:r>
           </w:p>
         </w:tc>
@@ -8627,124 +8083,6 @@
               <w:right w:w="90" w:type="dxa"/>
             </w:tcMar>
           </w:tcPr>
-          <w:p wp14:textId="76127A7C">
-            <w:pPr>
-              <w:spacing w:after="20"/>
-              <w:jc w:val="left"/>
-            </w:pPr>
-            <w:r>
-              <w:rPr>
-                <w:b w:val="0"/>
-                <w:bCs w:val="0"/>
-                <w:sz w:val="20"/>
-                <w:szCs w:val="20"/>
-              </w:rPr>
-              <w:t>RF-2</w:t>
-            </w:r>
-            <w:r>
-              <w:rPr>
-                <w:b w:val="0"/>
-                <w:bCs w:val="0"/>
-                <w:sz w:val="20"/>
-                <w:szCs w:val="20"/>
-              </w:rPr>
-              <w:t>0</w:t>
-            </w:r>
-          </w:p>
-        </w:tc>
-        <w:tc>
-          <w:tcPr>
-            <w:tcW w:w="1305" w:type="dxa"/>
-            <w:tcMar>
-              <w:top w:w="60" w:type="dxa"/>
-              <w:left w:w="90" w:type="dxa"/>
-              <w:bottom w:w="60" w:type="dxa"/>
-              <w:right w:w="90" w:type="dxa"/>
-            </w:tcMar>
-          </w:tcPr>
-          <w:p wp14:textId="77777777">
-            <w:pPr>
-              <w:spacing w:after="20"/>
-              <w:jc w:val="left"/>
-            </w:pPr>
-            <w:r>
-              <w:rPr>
-                <w:b w:val="0"/>
-                <w:bCs w:val="0"/>
-                <w:sz w:val="20"/>
-                <w:szCs w:val="20"/>
-              </w:rPr>
-              <w:t>Resolución del nivel</w:t>
-            </w:r>
-          </w:p>
-        </w:tc>
-        <w:tc>
-          <w:tcPr>
-            <w:tcW w:w="6210" w:type="dxa"/>
-            <w:tcMar>
-              <w:top w:w="60" w:type="dxa"/>
-              <w:left w:w="90" w:type="dxa"/>
-              <w:bottom w:w="60" w:type="dxa"/>
-              <w:right w:w="90" w:type="dxa"/>
-            </w:tcMar>
-          </w:tcPr>
-          <w:p wp14:textId="77777777">
-            <w:pPr>
-              <w:spacing w:after="20"/>
-              <w:jc w:val="left"/>
-            </w:pPr>
-            <w:r>
-              <w:rPr>
-                <w:b w:val="0"/>
-                <w:bCs w:val="0"/>
-                <w:sz w:val="20"/>
-                <w:szCs w:val="20"/>
-              </w:rPr>
-              <w:t>Al ejecutar la acción de soplar en condiciones válidas, el sistema debe reproducir la animación de nacimiento del fuego y la escena narrativa de cierre.</w:t>
-            </w:r>
-          </w:p>
-        </w:tc>
-        <w:tc>
-          <w:tcPr>
-            <w:tcW w:w="1080" w:type="dxa"/>
-            <w:tcMar>
-              <w:top w:w="60" w:type="dxa"/>
-              <w:left w:w="90" w:type="dxa"/>
-              <w:bottom w:w="60" w:type="dxa"/>
-              <w:right w:w="90" w:type="dxa"/>
-            </w:tcMar>
-          </w:tcPr>
-          <w:p wp14:textId="77777777">
-            <w:pPr>
-              <w:spacing w:after="20"/>
-              <w:jc w:val="left"/>
-            </w:pPr>
-            <w:r>
-              <w:rPr>
-                <w:b w:val="0"/>
-                <w:bCs w:val="0"/>
-                <w:sz w:val="20"/>
-                <w:szCs w:val="20"/>
-              </w:rPr>
-              <w:t>Alta</w:t>
-            </w:r>
-          </w:p>
-        </w:tc>
-      </w:tr>
-      <w:tr xmlns:wp14="http://schemas.microsoft.com/office/word/2010/wordml" wp14:textId="77777777">
-        <w:trPr>
-          <w:tblHeader w:val="false"/>
-        </w:trPr>
-        <w:tc>
-          <w:tcPr>
-            <w:tcW w:w="765" w:type="dxa"/>
-            <w:tcMar>
-              <w:top w:w="60" w:type="dxa"/>
-              <w:left w:w="90" w:type="dxa"/>
-              <w:bottom w:w="60" w:type="dxa"/>
-              <w:right w:w="90" w:type="dxa"/>
-            </w:tcMar>
-          </w:tcPr>
           <w:p wp14:textId="107EA208">
             <w:pPr>
               <w:spacing w:after="20"/>
@@ -8757,16 +8095,7 @@
                 <w:sz w:val="20"/>
                 <w:szCs w:val="20"/>
               </w:rPr>
-              <w:t>RF-2</w:t>
-            </w:r>
-            <w:r>
-              <w:rPr>
-                <w:b w:val="0"/>
-                <w:bCs w:val="0"/>
-                <w:sz w:val="20"/>
-                <w:szCs w:val="20"/>
-              </w:rPr>
-              <w:t>1</w:t>
+              <w:t>RF-21</w:t>
             </w:r>
           </w:p>
         </w:tc>
@@ -8876,117 +8205,7 @@
           <w:sz w:val="24"/>
           <w:szCs w:val="24"/>
         </w:rPr>
-        <w:t>3</w:t>
-      </w:r>
-      <w:r>
-        <w:rPr>
-          <w:b w:val="1"/>
-          <w:bCs w:val="1"/>
-          <w:color w:val="000000"/>
-          <w:sz w:val="24"/>
-          <w:szCs w:val="24"/>
-        </w:rPr>
-        <w:t xml:space="preserve">.4 </w:t>
-      </w:r>
-      <w:r>
-        <w:rPr>
-          <w:b w:val="1"/>
-          <w:bCs w:val="1"/>
-          <w:color w:val="000000"/>
-          <w:sz w:val="24"/>
-          <w:szCs w:val="24"/>
-        </w:rPr>
-        <w:t>Módulo</w:t>
-      </w:r>
-      <w:r>
-        <w:rPr>
-          <w:b w:val="1"/>
-          <w:bCs w:val="1"/>
-          <w:color w:val="000000"/>
-          <w:sz w:val="24"/>
-          <w:szCs w:val="24"/>
-        </w:rPr>
-        <w:t xml:space="preserve"> D — Nivel 2 «La Rueda» (</w:t>
-      </w:r>
-      <w:r>
-        <w:rPr>
-          <w:b w:val="1"/>
-          <w:bCs w:val="1"/>
-          <w:color w:val="000000"/>
-          <w:sz w:val="24"/>
-          <w:szCs w:val="24"/>
-        </w:rPr>
-        <w:t>abstracción</w:t>
-      </w:r>
-      <w:r>
-        <w:rPr>
-          <w:b w:val="1"/>
-          <w:bCs w:val="1"/>
-          <w:color w:val="000000"/>
-          <w:sz w:val="24"/>
-          <w:szCs w:val="24"/>
-        </w:rPr>
-        <w:t xml:space="preserve">, </w:t>
-      </w:r>
-      <w:r>
-        <w:rPr>
-          <w:b w:val="1"/>
-          <w:bCs w:val="1"/>
-          <w:color w:val="000000"/>
-          <w:sz w:val="24"/>
-          <w:szCs w:val="24"/>
-        </w:rPr>
-        <w:t>patrones</w:t>
-      </w:r>
-      <w:r>
-        <w:rPr>
-          <w:b w:val="1"/>
-          <w:bCs w:val="1"/>
-          <w:color w:val="000000"/>
-          <w:sz w:val="24"/>
-          <w:szCs w:val="24"/>
-        </w:rPr>
-        <w:t xml:space="preserve">, </w:t>
-      </w:r>
-      <w:r>
-        <w:rPr>
-          <w:b w:val="1"/>
-          <w:bCs w:val="1"/>
-          <w:color w:val="000000"/>
-          <w:sz w:val="24"/>
-          <w:szCs w:val="24"/>
-        </w:rPr>
-        <w:t>modelado</w:t>
-      </w:r>
-      <w:r>
-        <w:rPr>
-          <w:b w:val="1"/>
-          <w:bCs w:val="1"/>
-          <w:color w:val="000000"/>
-          <w:sz w:val="24"/>
-          <w:szCs w:val="24"/>
-        </w:rPr>
-        <w:t xml:space="preserve"> y </w:t>
-      </w:r>
-      <w:r>
-        <w:rPr>
-          <w:b w:val="1"/>
-          <w:bCs w:val="1"/>
-          <w:color w:val="000000"/>
-          <w:sz w:val="24"/>
-          <w:szCs w:val="24"/>
-        </w:rPr>
-        <w:t>algoritmos</w:t>
-      </w:r>
-      <w:r>
-        <w:rPr>
-          <w:b w:val="1"/>
-          <w:bCs w:val="1"/>
-          <w:color w:val="000000"/>
-          <w:sz w:val="24"/>
-          <w:szCs w:val="24"/>
-        </w:rPr>
-        <w:t>)</w:t>
+        <w:t>3.4 Módulo D — Nivel 2 «La Rueda» (abstracción, patrones, modelado y algoritmos)</w:t>
       </w:r>
       <w:bookmarkEnd w:id="1358622847"/>
     </w:p>
@@ -9164,16 +8383,7 @@
                 <w:sz w:val="20"/>
                 <w:szCs w:val="20"/>
               </w:rPr>
-              <w:t>RF-2</w:t>
-            </w:r>
-            <w:r>
-              <w:rPr>
-                <w:b w:val="0"/>
-                <w:bCs w:val="0"/>
-                <w:sz w:val="20"/>
-                <w:szCs w:val="20"/>
-              </w:rPr>
-              <w:t>2</w:t>
+              <w:t>RF-22</w:t>
             </w:r>
           </w:p>
         </w:tc>
@@ -9282,16 +8492,7 @@
                 <w:sz w:val="20"/>
                 <w:szCs w:val="20"/>
               </w:rPr>
-              <w:t>RF-2</w:t>
-            </w:r>
-            <w:r>
-              <w:rPr>
-                <w:b w:val="0"/>
-                <w:bCs w:val="0"/>
-                <w:sz w:val="20"/>
-                <w:szCs w:val="20"/>
-              </w:rPr>
-              <w:t>3</w:t>
+              <w:t>RF-23</w:t>
             </w:r>
           </w:p>
         </w:tc>
@@ -9406,16 +8607,7 @@
                 <w:sz w:val="20"/>
                 <w:szCs w:val="20"/>
               </w:rPr>
-              <w:t>RF-2</w:t>
-            </w:r>
-            <w:r>
-              <w:rPr>
-                <w:b w:val="0"/>
-                <w:bCs w:val="0"/>
-                <w:sz w:val="20"/>
-                <w:szCs w:val="20"/>
-              </w:rPr>
-              <w:t>4</w:t>
+              <w:t>RF-24</w:t>
             </w:r>
           </w:p>
         </w:tc>
@@ -9524,16 +8716,7 @@
                 <w:sz w:val="20"/>
                 <w:szCs w:val="20"/>
               </w:rPr>
-              <w:t>RF-2</w:t>
-            </w:r>
-            <w:r>
-              <w:rPr>
-                <w:b w:val="0"/>
-                <w:bCs w:val="0"/>
-                <w:sz w:val="20"/>
-                <w:szCs w:val="20"/>
-              </w:rPr>
-              <w:t>5</w:t>
+              <w:t>RF-25</w:t>
             </w:r>
           </w:p>
         </w:tc>
@@ -9648,16 +8831,7 @@
                 <w:sz w:val="20"/>
                 <w:szCs w:val="20"/>
               </w:rPr>
-              <w:t>RF-2</w:t>
-            </w:r>
-            <w:r>
-              <w:rPr>
-                <w:b w:val="0"/>
-                <w:bCs w:val="0"/>
-                <w:sz w:val="20"/>
-                <w:szCs w:val="20"/>
-              </w:rPr>
-              <w:t>6</w:t>
+              <w:t>RF-26</w:t>
             </w:r>
           </w:p>
         </w:tc>
@@ -9772,16 +8946,7 @@
                 <w:sz w:val="20"/>
                 <w:szCs w:val="20"/>
               </w:rPr>
-              <w:t>RF-2</w:t>
-            </w:r>
-            <w:r>
-              <w:rPr>
-                <w:b w:val="0"/>
-                <w:bCs w:val="0"/>
-                <w:sz w:val="20"/>
-                <w:szCs w:val="20"/>
-              </w:rPr>
-              <w:t>7</w:t>
+              <w:t>RF-27</w:t>
             </w:r>
           </w:p>
         </w:tc>
@@ -9890,16 +9055,7 @@
                 <w:sz w:val="20"/>
                 <w:szCs w:val="20"/>
               </w:rPr>
-              <w:t>RF-2</w:t>
-            </w:r>
-            <w:r>
-              <w:rPr>
-                <w:b w:val="0"/>
-                <w:bCs w:val="0"/>
-                <w:sz w:val="20"/>
-                <w:szCs w:val="20"/>
-              </w:rPr>
-              <w:t>8</w:t>
+              <w:t>RF-28</w:t>
             </w:r>
           </w:p>
         </w:tc>
@@ -10014,16 +9170,7 @@
                 <w:sz w:val="20"/>
                 <w:szCs w:val="20"/>
               </w:rPr>
-              <w:t>RF-</w:t>
-            </w:r>
-            <w:r>
-              <w:rPr>
-                <w:b w:val="0"/>
-                <w:bCs w:val="0"/>
-                <w:sz w:val="20"/>
-                <w:szCs w:val="20"/>
-              </w:rPr>
-              <w:t>29</w:t>
+              <w:t>RF-29</w:t>
             </w:r>
           </w:p>
         </w:tc>
@@ -10132,16 +9279,7 @@
                 <w:sz w:val="20"/>
                 <w:szCs w:val="20"/>
               </w:rPr>
-              <w:t>RF-3</w:t>
-            </w:r>
-            <w:r>
-              <w:rPr>
-                <w:b w:val="0"/>
-                <w:bCs w:val="0"/>
-                <w:sz w:val="20"/>
-                <w:szCs w:val="20"/>
-              </w:rPr>
-              <w:t>0</w:t>
+              <w:t>RF-30</w:t>
             </w:r>
           </w:p>
         </w:tc>
@@ -10250,16 +9388,7 @@
                 <w:sz w:val="20"/>
                 <w:szCs w:val="20"/>
               </w:rPr>
-              <w:t>RF-3</w:t>
-            </w:r>
-            <w:r>
-              <w:rPr>
-                <w:b w:val="0"/>
-                <w:bCs w:val="0"/>
-                <w:sz w:val="20"/>
-                <w:szCs w:val="20"/>
-              </w:rPr>
-              <w:t>1</w:t>
+              <w:t>RF-31</w:t>
             </w:r>
           </w:p>
         </w:tc>
@@ -10368,16 +9497,7 @@
                 <w:sz w:val="20"/>
                 <w:szCs w:val="20"/>
               </w:rPr>
-              <w:t>RF-3</w:t>
-            </w:r>
-            <w:r>
-              <w:rPr>
-                <w:b w:val="0"/>
-                <w:bCs w:val="0"/>
-                <w:sz w:val="20"/>
-                <w:szCs w:val="20"/>
-              </w:rPr>
-              <w:t>2</w:t>
+              <w:t>RF-32</w:t>
             </w:r>
           </w:p>
         </w:tc>
@@ -10486,16 +9606,7 @@
                 <w:sz w:val="20"/>
                 <w:szCs w:val="20"/>
               </w:rPr>
-              <w:t>RF-3</w:t>
-            </w:r>
-            <w:r>
-              <w:rPr>
-                <w:b w:val="0"/>
-                <w:bCs w:val="0"/>
-                <w:sz w:val="20"/>
-                <w:szCs w:val="20"/>
-              </w:rPr>
-              <w:t>3</w:t>
+              <w:t>RF-33</w:t>
             </w:r>
           </w:p>
         </w:tc>
@@ -10604,16 +9715,7 @@
                 <w:sz w:val="20"/>
                 <w:szCs w:val="20"/>
               </w:rPr>
-              <w:t>RF-3</w:t>
-            </w:r>
-            <w:r>
-              <w:rPr>
-                <w:b w:val="0"/>
-                <w:bCs w:val="0"/>
-                <w:sz w:val="20"/>
-                <w:szCs w:val="20"/>
-              </w:rPr>
-              <w:t>4</w:t>
+              <w:t>RF-34</w:t>
             </w:r>
           </w:p>
         </w:tc>
@@ -10723,77 +9825,7 @@
           <w:sz w:val="24"/>
           <w:szCs w:val="24"/>
         </w:rPr>
-        <w:t>3</w:t>
-      </w:r>
-      <w:r>
-        <w:rPr>
-          <w:b w:val="1"/>
-          <w:bCs w:val="1"/>
-          <w:color w:val="000000"/>
-          <w:sz w:val="24"/>
-          <w:szCs w:val="24"/>
-        </w:rPr>
-        <w:t xml:space="preserve">.5 </w:t>
-      </w:r>
-      <w:r>
-        <w:rPr>
-          <w:b w:val="1"/>
-          <w:bCs w:val="1"/>
-          <w:color w:val="000000"/>
-          <w:sz w:val="24"/>
-          <w:szCs w:val="24"/>
-        </w:rPr>
-        <w:t>Módulo</w:t>
-      </w:r>
-      <w:r>
-        <w:rPr>
-          <w:b w:val="1"/>
-          <w:bCs w:val="1"/>
-          <w:color w:val="000000"/>
-          <w:sz w:val="24"/>
-          <w:szCs w:val="24"/>
-        </w:rPr>
-        <w:t xml:space="preserve"> E — Nivel 3 «El Río» (</w:t>
-      </w:r>
-      <w:r>
-        <w:rPr>
-          <w:b w:val="1"/>
-          <w:bCs w:val="1"/>
-          <w:color w:val="000000"/>
-          <w:sz w:val="24"/>
-          <w:szCs w:val="24"/>
-        </w:rPr>
-        <w:t>descomposición</w:t>
-      </w:r>
-      <w:r>
-        <w:rPr>
-          <w:b w:val="1"/>
-          <w:bCs w:val="1"/>
-          <w:color w:val="000000"/>
-          <w:sz w:val="24"/>
-          <w:szCs w:val="24"/>
-        </w:rPr>
-        <w:t xml:space="preserve"> y </w:t>
-      </w:r>
-      <w:r>
-        <w:rPr>
-          <w:b w:val="1"/>
-          <w:bCs w:val="1"/>
-          <w:color w:val="000000"/>
-          <w:sz w:val="24"/>
-          <w:szCs w:val="24"/>
-        </w:rPr>
-        <w:t>depuración</w:t>
-      </w:r>
-      <w:r>
-        <w:rPr>
-          <w:b w:val="1"/>
-          <w:bCs w:val="1"/>
-          <w:color w:val="000000"/>
-          <w:sz w:val="24"/>
-          <w:szCs w:val="24"/>
-        </w:rPr>
-        <w:t>)</w:t>
+        <w:t>3.5 Módulo E — Nivel 3 «El Río» (descomposición y depuración)</w:t>
       </w:r>
       <w:bookmarkEnd w:id="1796475332"/>
     </w:p>
@@ -10971,16 +10003,7 @@
                 <w:sz w:val="20"/>
                 <w:szCs w:val="20"/>
               </w:rPr>
-              <w:t>RF-3</w:t>
-            </w:r>
-            <w:r>
-              <w:rPr>
-                <w:b w:val="0"/>
-                <w:bCs w:val="0"/>
-                <w:sz w:val="20"/>
-                <w:szCs w:val="20"/>
-              </w:rPr>
-              <w:t>5</w:t>
+              <w:t>RF-35</w:t>
             </w:r>
           </w:p>
         </w:tc>
@@ -11020,19 +10043,77 @@
               <w:right w:w="90" w:type="dxa"/>
             </w:tcMar>
           </w:tcPr>
-          <w:p wp14:textId="77777777">
-            <w:pPr>
-              <w:spacing w:after="20"/>
-              <w:jc w:val="left"/>
-            </w:pPr>
-            <w:r>
-              <w:rPr>
-                <w:b w:val="0"/>
-                <w:bCs w:val="0"/>
-                <w:sz w:val="20"/>
-                <w:szCs w:val="20"/>
-              </w:rPr>
-              <w:t>El sistema debe permitir desplazar al personaje en dos dimensiones mediante las teclas de dirección, dentro de los límites del escenario.</w:t>
+          <w:p wp14:textId="25CB47D3">
+            <w:pPr>
+              <w:pStyle w:val="Normal"/>
+              <w:suppressLineNumbers w:val="0"/>
+              <w:bidi w:val="0"/>
+              <w:spacing w:before="0" w:beforeAutospacing="off" w:after="20" w:afterAutospacing="off" w:line="276" w:lineRule="auto"/>
+              <w:ind w:left="0" w:right="0"/>
+              <w:jc w:val="left"/>
+            </w:pPr>
+            <w:r>
+              <w:rPr>
+                <w:b w:val="0"/>
+                <w:bCs w:val="0"/>
+                <w:sz w:val="20"/>
+                <w:szCs w:val="20"/>
+              </w:rPr>
+              <w:t xml:space="preserve">El sistema debe permitir desplazar al personaje en dos dimensiones mediante </w:t>
+            </w:r>
+            <w:r>
+              <w:rPr>
+                <w:b w:val="0"/>
+                <w:bCs w:val="0"/>
+                <w:sz w:val="20"/>
+                <w:szCs w:val="20"/>
+              </w:rPr>
+              <w:t>los botones</w:t>
+            </w:r>
+            <w:r>
+              <w:rPr>
+                <w:b w:val="0"/>
+                <w:bCs w:val="0"/>
+                <w:sz w:val="20"/>
+                <w:szCs w:val="20"/>
+              </w:rPr>
+              <w:t xml:space="preserve"> de dirección</w:t>
+            </w:r>
+            <w:r>
+              <w:rPr>
+                <w:b w:val="0"/>
+                <w:bCs w:val="0"/>
+                <w:sz w:val="20"/>
+                <w:szCs w:val="20"/>
+              </w:rPr>
+              <w:t xml:space="preserve"> mostradas en los costados derechos </w:t>
+            </w:r>
+            <w:r>
+              <w:rPr>
+                <w:b w:val="0"/>
+                <w:bCs w:val="0"/>
+                <w:sz w:val="20"/>
+                <w:szCs w:val="20"/>
+              </w:rPr>
+              <w:t>y</w:t>
+            </w:r>
+            <w:r>
+              <w:rPr>
+                <w:b w:val="0"/>
+                <w:bCs w:val="0"/>
+                <w:sz w:val="20"/>
+                <w:szCs w:val="20"/>
+              </w:rPr>
+              <w:t xml:space="preserve"> izquierdos de la pantalla</w:t>
+            </w:r>
+            <w:r>
+              <w:rPr>
+                <w:b w:val="0"/>
+                <w:bCs w:val="0"/>
+                <w:sz w:val="20"/>
+                <w:szCs w:val="20"/>
+              </w:rPr>
+              <w:t>, dentro de los límites del escenario.</w:t>
             </w:r>
           </w:p>
         </w:tc>
@@ -11089,16 +10170,7 @@
                 <w:sz w:val="20"/>
                 <w:szCs w:val="20"/>
               </w:rPr>
-              <w:t>RF-3</w:t>
-            </w:r>
-            <w:r>
-              <w:rPr>
-                <w:b w:val="0"/>
-                <w:bCs w:val="0"/>
-                <w:sz w:val="20"/>
-                <w:szCs w:val="20"/>
-              </w:rPr>
-              <w:t>6</w:t>
+              <w:t>RF-36</w:t>
             </w:r>
           </w:p>
         </w:tc>
@@ -11207,16 +10279,7 @@
                 <w:sz w:val="20"/>
                 <w:szCs w:val="20"/>
               </w:rPr>
-              <w:t>RF-3</w:t>
-            </w:r>
-            <w:r>
-              <w:rPr>
-                <w:b w:val="0"/>
-                <w:bCs w:val="0"/>
-                <w:sz w:val="20"/>
-                <w:szCs w:val="20"/>
-              </w:rPr>
-              <w:t>7</w:t>
+              <w:t>RF-37</w:t>
             </w:r>
           </w:p>
         </w:tc>
@@ -11325,16 +10388,7 @@
                 <w:sz w:val="20"/>
                 <w:szCs w:val="20"/>
               </w:rPr>
-              <w:t>RF-3</w:t>
-            </w:r>
-            <w:r>
-              <w:rPr>
-                <w:b w:val="0"/>
-                <w:bCs w:val="0"/>
-                <w:sz w:val="20"/>
-                <w:szCs w:val="20"/>
-              </w:rPr>
-              <w:t>8</w:t>
+              <w:t>RF-38</w:t>
             </w:r>
           </w:p>
         </w:tc>
@@ -11443,16 +10497,7 @@
                 <w:sz w:val="20"/>
                 <w:szCs w:val="20"/>
               </w:rPr>
-              <w:t>RF-</w:t>
-            </w:r>
-            <w:r>
-              <w:rPr>
-                <w:b w:val="0"/>
-                <w:bCs w:val="0"/>
-                <w:sz w:val="20"/>
-                <w:szCs w:val="20"/>
-              </w:rPr>
-              <w:t>39</w:t>
+              <w:t>RF-39</w:t>
             </w:r>
           </w:p>
         </w:tc>
@@ -11561,16 +10606,7 @@
                 <w:sz w:val="20"/>
                 <w:szCs w:val="20"/>
               </w:rPr>
-              <w:t>RF-4</w:t>
-            </w:r>
-            <w:r>
-              <w:rPr>
-                <w:b w:val="0"/>
-                <w:bCs w:val="0"/>
-                <w:sz w:val="20"/>
-                <w:szCs w:val="20"/>
-              </w:rPr>
-              <w:t>0</w:t>
+              <w:t>RF-40</w:t>
             </w:r>
           </w:p>
         </w:tc>
@@ -11685,16 +10721,7 @@
                 <w:sz w:val="20"/>
                 <w:szCs w:val="20"/>
               </w:rPr>
-              <w:t>RF-4</w:t>
-            </w:r>
-            <w:r>
-              <w:rPr>
-                <w:b w:val="0"/>
-                <w:bCs w:val="0"/>
-                <w:sz w:val="20"/>
-                <w:szCs w:val="20"/>
-              </w:rPr>
-              <w:t>1</w:t>
+              <w:t>RF-41</w:t>
             </w:r>
           </w:p>
         </w:tc>
@@ -11803,16 +10830,7 @@
                 <w:sz w:val="20"/>
                 <w:szCs w:val="20"/>
               </w:rPr>
-              <w:t>RF-4</w:t>
-            </w:r>
-            <w:r>
-              <w:rPr>
-                <w:b w:val="0"/>
-                <w:bCs w:val="0"/>
-                <w:sz w:val="20"/>
-                <w:szCs w:val="20"/>
-              </w:rPr>
-              <w:t>2</w:t>
+              <w:t>RF-42</w:t>
             </w:r>
           </w:p>
         </w:tc>
@@ -11921,16 +10939,7 @@
                 <w:sz w:val="20"/>
                 <w:szCs w:val="20"/>
               </w:rPr>
-              <w:t>RF-4</w:t>
-            </w:r>
-            <w:r>
-              <w:rPr>
-                <w:b w:val="0"/>
-                <w:bCs w:val="0"/>
-                <w:sz w:val="20"/>
-                <w:szCs w:val="20"/>
-              </w:rPr>
-              <w:t>3</w:t>
+              <w:t>RF-43</w:t>
             </w:r>
           </w:p>
         </w:tc>
@@ -12039,16 +11048,7 @@
                 <w:sz w:val="20"/>
                 <w:szCs w:val="20"/>
               </w:rPr>
-              <w:t>RF-4</w:t>
-            </w:r>
-            <w:r>
-              <w:rPr>
-                <w:b w:val="0"/>
-                <w:bCs w:val="0"/>
-                <w:sz w:val="20"/>
-                <w:szCs w:val="20"/>
-              </w:rPr>
-              <w:t>4</w:t>
+              <w:t>RF-44</w:t>
             </w:r>
           </w:p>
         </w:tc>
@@ -12141,13 +11141,6 @@
       <w:pPr>
         <w:pStyle w:val="Heading2"/>
         <w:spacing w:before="240" w:after="120"/>
-        <w:rPr>
-          <w:b w:val="1"/>
-          <w:bCs w:val="1"/>
-          <w:color w:val="000000"/>
-          <w:sz w:val="24"/>
-          <w:szCs w:val="24"/>
-        </w:rPr>
       </w:pPr>
       <w:bookmarkStart w:name="_Toc416734289" w:id="168366246"/>
       <w:r>
@@ -12158,53 +11151,13 @@
           <w:sz w:val="24"/>
           <w:szCs w:val="24"/>
         </w:rPr>
-        <w:t>3</w:t>
-      </w:r>
-      <w:r>
-        <w:rPr>
-          <w:b w:val="1"/>
-          <w:bCs w:val="1"/>
-          <w:color w:val="000000"/>
-          <w:sz w:val="24"/>
-          <w:szCs w:val="24"/>
-        </w:rPr>
-        <w:t xml:space="preserve">.6 </w:t>
-      </w:r>
-      <w:r>
-        <w:rPr>
-          <w:b w:val="1"/>
-          <w:bCs w:val="1"/>
-          <w:color w:val="000000"/>
-          <w:sz w:val="24"/>
-          <w:szCs w:val="24"/>
-        </w:rPr>
-        <w:t>Módulo</w:t>
-      </w:r>
-      <w:r>
-        <w:rPr>
-          <w:b w:val="1"/>
-          <w:bCs w:val="1"/>
-          <w:color w:val="000000"/>
-          <w:sz w:val="24"/>
-          <w:szCs w:val="24"/>
-        </w:rPr>
-        <w:t xml:space="preserve"> F — Progreso y </w:t>
-      </w:r>
-      <w:r>
-        <w:rPr>
-          <w:b w:val="1"/>
-          <w:bCs w:val="1"/>
-          <w:color w:val="000000"/>
-          <w:sz w:val="24"/>
-          <w:szCs w:val="24"/>
-        </w:rPr>
-        <w:t>registro</w:t>
+        <w:t>3.6 Módulo F — Progreso y registro</w:t>
       </w:r>
       <w:bookmarkEnd w:id="168366246"/>
     </w:p>
     <w:tbl>
       <w:tblPr>
-        <w:tblW w:w="9360" w:type="dxa"/>
+        <w:tblW w:w="0" w:type="auto"/>
         <w:tblBorders>
           <w:top w:val="single" w:color="auto" w:sz="4"/>
           <w:left w:val="single" w:color="auto" w:sz="4"/>
@@ -12220,9 +11173,9 @@
         <w:gridCol w:w="5760"/>
         <w:gridCol w:w="1110"/>
       </w:tblGrid>
-      <w:tr xmlns:wp14="http://schemas.microsoft.com/office/word/2010/wordml" wp14:textId="77777777">
+      <w:tr>
         <w:trPr>
-          <w:tblHeader/>
+          <w:trHeight w:val="300"/>
         </w:trPr>
         <w:tc>
           <w:tcPr>
@@ -12235,7 +11188,7 @@
               <w:right w:w="90" w:type="dxa"/>
             </w:tcMar>
           </w:tcPr>
-          <w:p wp14:textId="77777777">
+          <w:p>
             <w:pPr>
               <w:spacing w:after="20"/>
               <w:jc w:val="left"/>
@@ -12262,7 +11215,7 @@
               <w:right w:w="90" w:type="dxa"/>
             </w:tcMar>
           </w:tcPr>
-          <w:p wp14:textId="77777777">
+          <w:p>
             <w:pPr>
               <w:spacing w:after="20"/>
               <w:jc w:val="left"/>
@@ -12289,7 +11242,7 @@
               <w:right w:w="90" w:type="dxa"/>
             </w:tcMar>
           </w:tcPr>
-          <w:p wp14:textId="77777777">
+          <w:p>
             <w:pPr>
               <w:spacing w:after="20"/>
               <w:jc w:val="left"/>
@@ -12316,7 +11269,7 @@
               <w:right w:w="90" w:type="dxa"/>
             </w:tcMar>
           </w:tcPr>
-          <w:p wp14:textId="77777777">
+          <w:p>
             <w:pPr>
               <w:spacing w:after="20"/>
               <w:jc w:val="left"/>
@@ -12333,9 +11286,9 @@
           </w:p>
         </w:tc>
       </w:tr>
-      <w:tr xmlns:wp14="http://schemas.microsoft.com/office/word/2010/wordml" wp14:textId="77777777">
+      <w:tr>
         <w:trPr>
-          <w:tblHeader w:val="false"/>
+          <w:trHeight w:val="300"/>
         </w:trPr>
         <w:tc>
           <w:tcPr>
@@ -12347,28 +11300,19 @@
               <w:right w:w="90" w:type="dxa"/>
             </w:tcMar>
           </w:tcPr>
-          <w:p wp14:textId="69C2952B">
-            <w:pPr>
-              <w:spacing w:after="20"/>
-              <w:jc w:val="left"/>
-            </w:pPr>
-            <w:r>
-              <w:rPr>
-                <w:b w:val="0"/>
-                <w:bCs w:val="0"/>
-                <w:sz w:val="20"/>
-                <w:szCs w:val="20"/>
-              </w:rPr>
-              <w:t>RF-4</w:t>
-            </w:r>
-            <w:r>
-              <w:rPr>
-                <w:b w:val="0"/>
-                <w:bCs w:val="0"/>
-                <w:sz w:val="20"/>
-                <w:szCs w:val="20"/>
-              </w:rPr>
-              <w:t>5</w:t>
+          <w:p>
+            <w:pPr>
+              <w:spacing w:after="20"/>
+              <w:jc w:val="left"/>
+            </w:pPr>
+            <w:r>
+              <w:rPr>
+                <w:b w:val="0"/>
+                <w:bCs w:val="0"/>
+                <w:sz w:val="20"/>
+                <w:szCs w:val="20"/>
+              </w:rPr>
+              <w:t>RF-45</w:t>
             </w:r>
           </w:p>
         </w:tc>
@@ -12382,19 +11326,19 @@
               <w:right w:w="90" w:type="dxa"/>
             </w:tcMar>
           </w:tcPr>
-          <w:p wp14:textId="77777777">
-            <w:pPr>
-              <w:spacing w:after="20"/>
-              <w:jc w:val="left"/>
-            </w:pPr>
-            <w:r>
-              <w:rPr>
-                <w:b w:val="0"/>
-                <w:bCs w:val="0"/>
-                <w:sz w:val="20"/>
-                <w:szCs w:val="20"/>
-              </w:rPr>
-              <w:t>Resumen al finalizar el nivel</w:t>
+          <w:p>
+            <w:pPr>
+              <w:spacing w:after="20"/>
+              <w:jc w:val="left"/>
+            </w:pPr>
+            <w:r>
+              <w:rPr>
+                <w:b w:val="0"/>
+                <w:bCs w:val="0"/>
+                <w:sz w:val="20"/>
+                <w:szCs w:val="20"/>
+              </w:rPr>
+              <w:t>Registro de indicadores y resumen al finalizar el nivel</w:t>
             </w:r>
           </w:p>
         </w:tc>
@@ -12408,181 +11352,92 @@
               <w:right w:w="90" w:type="dxa"/>
             </w:tcMar>
           </w:tcPr>
-          <w:p wp14:textId="2830EECD">
-            <w:pPr>
-              <w:spacing w:after="20"/>
-              <w:jc w:val="left"/>
-            </w:pPr>
-            <w:r>
-              <w:rPr>
-                <w:b w:val="0"/>
-                <w:bCs w:val="0"/>
-                <w:sz w:val="20"/>
-                <w:szCs w:val="20"/>
-              </w:rPr>
-              <w:t xml:space="preserve">Al </w:t>
-            </w:r>
-            <w:r>
-              <w:rPr>
-                <w:b w:val="0"/>
-                <w:bCs w:val="0"/>
-                <w:sz w:val="20"/>
-                <w:szCs w:val="20"/>
-              </w:rPr>
-              <w:t>terminar</w:t>
-            </w:r>
-            <w:r>
-              <w:rPr>
-                <w:b w:val="0"/>
-                <w:bCs w:val="0"/>
-                <w:sz w:val="20"/>
-                <w:szCs w:val="20"/>
-              </w:rPr>
-              <w:t xml:space="preserve"> un </w:t>
-            </w:r>
-            <w:r>
-              <w:rPr>
-                <w:b w:val="0"/>
-                <w:bCs w:val="0"/>
-                <w:sz w:val="20"/>
-                <w:szCs w:val="20"/>
-              </w:rPr>
-              <w:t>nivel</w:t>
-            </w:r>
-            <w:r>
-              <w:rPr>
-                <w:b w:val="0"/>
-                <w:bCs w:val="0"/>
-                <w:sz w:val="20"/>
-                <w:szCs w:val="20"/>
-              </w:rPr>
-              <w:t xml:space="preserve">, el </w:t>
-            </w:r>
-            <w:r>
-              <w:rPr>
-                <w:b w:val="0"/>
-                <w:bCs w:val="0"/>
-                <w:sz w:val="20"/>
-                <w:szCs w:val="20"/>
-              </w:rPr>
-              <w:t>sistema</w:t>
-            </w:r>
-            <w:r>
-              <w:rPr>
-                <w:b w:val="0"/>
-                <w:bCs w:val="0"/>
-                <w:sz w:val="20"/>
-                <w:szCs w:val="20"/>
-              </w:rPr>
-              <w:t xml:space="preserve"> </w:t>
-            </w:r>
-            <w:r>
-              <w:rPr>
-                <w:b w:val="0"/>
-                <w:bCs w:val="0"/>
-                <w:sz w:val="20"/>
-                <w:szCs w:val="20"/>
-              </w:rPr>
-              <w:t>debe</w:t>
-            </w:r>
-            <w:r>
-              <w:rPr>
-                <w:b w:val="0"/>
-                <w:bCs w:val="0"/>
-                <w:sz w:val="20"/>
-                <w:szCs w:val="20"/>
-              </w:rPr>
-              <w:t xml:space="preserve"> </w:t>
-            </w:r>
-            <w:r>
-              <w:rPr>
-                <w:b w:val="0"/>
-                <w:bCs w:val="0"/>
-                <w:sz w:val="20"/>
-                <w:szCs w:val="20"/>
-              </w:rPr>
-              <w:t>mostrar</w:t>
-            </w:r>
-            <w:r>
-              <w:rPr>
-                <w:b w:val="0"/>
-                <w:bCs w:val="0"/>
-                <w:sz w:val="20"/>
-                <w:szCs w:val="20"/>
-              </w:rPr>
-              <w:t xml:space="preserve"> un </w:t>
-            </w:r>
-            <w:r>
-              <w:rPr>
-                <w:b w:val="0"/>
-                <w:bCs w:val="0"/>
-                <w:sz w:val="20"/>
-                <w:szCs w:val="20"/>
-              </w:rPr>
-              <w:t>resumen</w:t>
-            </w:r>
-            <w:r>
-              <w:rPr>
-                <w:b w:val="0"/>
-                <w:bCs w:val="0"/>
-                <w:sz w:val="20"/>
-                <w:szCs w:val="20"/>
-              </w:rPr>
-              <w:t xml:space="preserve"> legible con </w:t>
-            </w:r>
-            <w:r>
-              <w:rPr>
-                <w:b w:val="0"/>
-                <w:bCs w:val="0"/>
-                <w:sz w:val="20"/>
-                <w:szCs w:val="20"/>
-              </w:rPr>
-              <w:t>los</w:t>
-            </w:r>
-            <w:r>
-              <w:rPr>
-                <w:b w:val="0"/>
-                <w:bCs w:val="0"/>
-                <w:sz w:val="20"/>
-                <w:szCs w:val="20"/>
-              </w:rPr>
-              <w:t xml:space="preserve"> </w:t>
-            </w:r>
-            <w:r>
-              <w:rPr>
-                <w:b w:val="0"/>
-                <w:bCs w:val="0"/>
-                <w:sz w:val="20"/>
-                <w:szCs w:val="20"/>
-              </w:rPr>
-              <w:t>indicadores</w:t>
-            </w:r>
-            <w:r>
-              <w:rPr>
-                <w:b w:val="0"/>
-                <w:bCs w:val="0"/>
-                <w:sz w:val="20"/>
-                <w:szCs w:val="20"/>
-              </w:rPr>
-              <w:t xml:space="preserve"> </w:t>
-            </w:r>
-            <w:r>
-              <w:rPr>
-                <w:b w:val="0"/>
-                <w:bCs w:val="0"/>
-                <w:sz w:val="20"/>
-                <w:szCs w:val="20"/>
-              </w:rPr>
-              <w:t>registrados</w:t>
-            </w:r>
-            <w:r>
-              <w:rPr>
-                <w:b w:val="0"/>
-                <w:bCs w:val="0"/>
-                <w:sz w:val="20"/>
-                <w:szCs w:val="20"/>
-              </w:rPr>
-              <w:t>.</w:t>
+          <w:p>
+            <w:pPr>
+              <w:spacing w:after="20"/>
+              <w:jc w:val="left"/>
+            </w:pPr>
+            <w:r>
+              <w:rPr>
+                <w:b w:val="0"/>
+                <w:bCs w:val="0"/>
+                <w:sz w:val="20"/>
+                <w:szCs w:val="20"/>
+              </w:rPr>
+              <w:t>El sistema debe registrar, para el perfil activo y por cada fase de cada nivel, los cuatro indicadores de</w:t>
+            </w:r>
+          </w:p>
+          <w:p>
+            <w:pPr>
+              <w:pStyle w:val="Normal"/>
+              <w:spacing w:after="20"/>
+              <w:jc w:val="left"/>
+            </w:pPr>
+            <w:r>
+              <w:rPr>
+                <w:b w:val="0"/>
+                <w:bCs w:val="0"/>
+                <w:sz w:val="20"/>
+                <w:szCs w:val="20"/>
+              </w:rPr>
+              <w:t>desempeños definidos</w:t>
+            </w:r>
+            <w:r>
+              <w:rPr>
+                <w:b w:val="0"/>
+                <w:bCs w:val="0"/>
+                <w:sz w:val="20"/>
+                <w:szCs w:val="20"/>
+              </w:rPr>
+              <w:t xml:space="preserve"> en la tabla 3.6.1 —intentos, errores corregidos, pasos utilizados y tiempo de resolución— y</w:t>
+            </w:r>
+          </w:p>
+          <w:p>
+            <w:pPr>
+              <w:pStyle w:val="Normal"/>
+              <w:spacing w:after="20"/>
+              <w:jc w:val="left"/>
+            </w:pPr>
+            <w:r>
+              <w:rPr>
+                <w:b w:val="0"/>
+                <w:bCs w:val="0"/>
+                <w:sz w:val="20"/>
+                <w:szCs w:val="20"/>
+              </w:rPr>
+              <w:t>conservarlos junto con el progreso del perfil. Al terminar un nivel, el sistema debe mostrar al estudiante un resumen</w:t>
+            </w:r>
+          </w:p>
+          <w:p>
+            <w:pPr>
+              <w:pStyle w:val="Normal"/>
+              <w:spacing w:after="20"/>
+              <w:jc w:val="left"/>
+            </w:pPr>
+            <w:r>
+              <w:rPr>
+                <w:b w:val="0"/>
+                <w:bCs w:val="0"/>
+                <w:sz w:val="20"/>
+                <w:szCs w:val="20"/>
+              </w:rPr>
+              <w:t>legible de lo que realizó, redactado en lenguaje narrativo y sin cifras, conforme a RF-17. Los valores numéricos de los</w:t>
+            </w:r>
+          </w:p>
+          <w:p>
+            <w:pPr>
+              <w:pStyle w:val="Normal"/>
+              <w:spacing w:after="20"/>
+              <w:jc w:val="left"/>
+            </w:pPr>
+            <w:r>
+              <w:rPr>
+                <w:b w:val="0"/>
+                <w:bCs w:val="0"/>
+                <w:sz w:val="20"/>
+                <w:szCs w:val="20"/>
+              </w:rPr>
+              <w:t>indicadores se presentan únicamente en la consulta del docente (RF-46).</w:t>
             </w:r>
           </w:p>
         </w:tc>
@@ -12596,26 +11451,30 @@
               <w:right w:w="90" w:type="dxa"/>
             </w:tcMar>
           </w:tcPr>
-          <w:p wp14:textId="77777777">
-            <w:pPr>
-              <w:spacing w:after="20"/>
-              <w:jc w:val="left"/>
-            </w:pPr>
-            <w:r>
-              <w:rPr>
-                <w:b w:val="0"/>
-                <w:bCs w:val="0"/>
-                <w:sz w:val="20"/>
-                <w:szCs w:val="20"/>
-              </w:rPr>
-              <w:t>Media</w:t>
+          <w:p>
+            <w:pPr>
+              <w:pStyle w:val="Normal"/>
+              <w:suppressLineNumbers w:val="0"/>
+              <w:bidi w:val="0"/>
+              <w:spacing w:before="0" w:beforeAutospacing="off" w:after="20" w:afterAutospacing="off" w:line="276" w:lineRule="auto"/>
+              <w:ind w:left="0" w:right="0"/>
+              <w:jc w:val="left"/>
+            </w:pPr>
+            <w:r>
+              <w:rPr>
+                <w:b w:val="0"/>
+                <w:bCs w:val="0"/>
+                <w:sz w:val="20"/>
+                <w:szCs w:val="20"/>
+              </w:rPr>
+              <w:t>Alta</w:t>
             </w:r>
           </w:p>
         </w:tc>
       </w:tr>
-      <w:tr xmlns:wp14="http://schemas.microsoft.com/office/word/2010/wordml" wp14:textId="77777777">
+      <w:tr>
         <w:trPr>
-          <w:tblHeader w:val="false"/>
+          <w:trHeight w:val="300"/>
         </w:trPr>
         <w:tc>
           <w:tcPr>
@@ -12627,28 +11486,19 @@
               <w:right w:w="90" w:type="dxa"/>
             </w:tcMar>
           </w:tcPr>
-          <w:p wp14:textId="5324CFCE">
-            <w:pPr>
-              <w:spacing w:after="20"/>
-              <w:jc w:val="left"/>
-            </w:pPr>
-            <w:r>
-              <w:rPr>
-                <w:b w:val="0"/>
-                <w:bCs w:val="0"/>
-                <w:sz w:val="20"/>
-                <w:szCs w:val="20"/>
-              </w:rPr>
-              <w:t>RF-4</w:t>
-            </w:r>
-            <w:r>
-              <w:rPr>
-                <w:b w:val="0"/>
-                <w:bCs w:val="0"/>
-                <w:sz w:val="20"/>
-                <w:szCs w:val="20"/>
-              </w:rPr>
-              <w:t>6</w:t>
+          <w:p>
+            <w:pPr>
+              <w:spacing w:after="20"/>
+              <w:jc w:val="left"/>
+            </w:pPr>
+            <w:r>
+              <w:rPr>
+                <w:b w:val="0"/>
+                <w:bCs w:val="0"/>
+                <w:sz w:val="20"/>
+                <w:szCs w:val="20"/>
+              </w:rPr>
+              <w:t>RF-46</w:t>
             </w:r>
           </w:p>
         </w:tc>
@@ -12662,7 +11512,7 @@
               <w:right w:w="90" w:type="dxa"/>
             </w:tcMar>
           </w:tcPr>
-          <w:p wp14:textId="77777777">
+          <w:p>
             <w:pPr>
               <w:spacing w:after="20"/>
               <w:jc w:val="left"/>
@@ -12688,19 +11538,25 @@
               <w:right w:w="90" w:type="dxa"/>
             </w:tcMar>
           </w:tcPr>
-          <w:p wp14:textId="77777777">
-            <w:pPr>
-              <w:spacing w:after="20"/>
-              <w:jc w:val="left"/>
-            </w:pPr>
-            <w:r>
-              <w:rPr>
-                <w:b w:val="0"/>
-                <w:bCs w:val="0"/>
-                <w:sz w:val="20"/>
-                <w:szCs w:val="20"/>
-              </w:rPr>
-              <w:t>El sistema debe permitir consultar el resumen acumulado de los perfiles registrados en el equipo desde una opción del menú principal.</w:t>
+          <w:p>
+            <w:pPr>
+              <w:spacing w:after="20"/>
+              <w:jc w:val="left"/>
+              <w:rPr>
+                <w:b w:val="0"/>
+                <w:bCs w:val="0"/>
+                <w:sz w:val="20"/>
+                <w:szCs w:val="20"/>
+              </w:rPr>
+            </w:pPr>
+            <w:r>
+              <w:rPr>
+                <w:b w:val="0"/>
+                <w:bCs w:val="0"/>
+                <w:sz w:val="20"/>
+                <w:szCs w:val="20"/>
+              </w:rPr>
+              <w:t>El sistema debe permitir consultar, desde una opción del menú principal, el resumen acumulado de los perfiles registrados en el equipo, presentando los valores numéricos de los indicadores definidos en la tabla 3.6.1 por nivel y por fase.</w:t>
             </w:r>
           </w:p>
         </w:tc>
@@ -12714,26 +11570,41 @@
               <w:right w:w="90" w:type="dxa"/>
             </w:tcMar>
           </w:tcPr>
-          <w:p wp14:textId="77777777">
-            <w:pPr>
-              <w:spacing w:after="20"/>
-              <w:jc w:val="left"/>
-            </w:pPr>
-            <w:r>
-              <w:rPr>
-                <w:b w:val="0"/>
-                <w:bCs w:val="0"/>
-                <w:sz w:val="20"/>
-                <w:szCs w:val="20"/>
-              </w:rPr>
-              <w:t>Media</w:t>
-            </w:r>
+          <w:p>
+            <w:pPr>
+              <w:pStyle w:val="Normal"/>
+              <w:suppressLineNumbers w:val="0"/>
+              <w:bidi w:val="0"/>
+              <w:spacing w:before="0" w:beforeAutospacing="off" w:after="20" w:afterAutospacing="off" w:line="276" w:lineRule="auto"/>
+              <w:ind w:left="0" w:right="0"/>
+              <w:jc w:val="left"/>
+            </w:pPr>
+            <w:r>
+              <w:rPr>
+                <w:b w:val="0"/>
+                <w:bCs w:val="0"/>
+                <w:sz w:val="20"/>
+                <w:szCs w:val="20"/>
+              </w:rPr>
+              <w:t>Alta</w:t>
+            </w:r>
+          </w:p>
+          <w:p>
+            <w:pPr>
+              <w:spacing w:after="20"/>
+              <w:jc w:val="left"/>
+              <w:rPr>
+                <w:b w:val="0"/>
+                <w:bCs w:val="0"/>
+                <w:sz w:val="20"/>
+                <w:szCs w:val="20"/>
+              </w:rPr>
+            </w:pPr>
           </w:p>
         </w:tc>
       </w:tr>
-      <w:tr xmlns:wp14="http://schemas.microsoft.com/office/word/2010/wordml" wp14:textId="77777777">
+      <w:tr>
         <w:trPr>
-          <w:tblHeader w:val="false"/>
           <w:trHeight w:val="1020"/>
         </w:trPr>
         <w:tc>
@@ -12746,28 +11617,19 @@
               <w:right w:w="90" w:type="dxa"/>
             </w:tcMar>
           </w:tcPr>
-          <w:p wp14:textId="48F943A0">
-            <w:pPr>
-              <w:spacing w:after="20"/>
-              <w:jc w:val="left"/>
-            </w:pPr>
-            <w:r>
-              <w:rPr>
-                <w:b w:val="0"/>
-                <w:bCs w:val="0"/>
-                <w:sz w:val="20"/>
-                <w:szCs w:val="20"/>
-              </w:rPr>
-              <w:t>RF-4</w:t>
-            </w:r>
-            <w:r>
-              <w:rPr>
-                <w:b w:val="0"/>
-                <w:bCs w:val="0"/>
-                <w:sz w:val="20"/>
-                <w:szCs w:val="20"/>
-              </w:rPr>
-              <w:t>7</w:t>
+          <w:p>
+            <w:pPr>
+              <w:spacing w:after="20"/>
+              <w:jc w:val="left"/>
+            </w:pPr>
+            <w:r>
+              <w:rPr>
+                <w:b w:val="0"/>
+                <w:bCs w:val="0"/>
+                <w:sz w:val="20"/>
+                <w:szCs w:val="20"/>
+              </w:rPr>
+              <w:t>RF-47</w:t>
             </w:r>
           </w:p>
         </w:tc>
@@ -12781,7 +11643,7 @@
               <w:right w:w="90" w:type="dxa"/>
             </w:tcMar>
           </w:tcPr>
-          <w:p wp14:textId="77777777">
+          <w:p>
             <w:pPr>
               <w:spacing w:after="20"/>
               <w:jc w:val="left"/>
@@ -12807,7 +11669,7 @@
               <w:right w:w="90" w:type="dxa"/>
             </w:tcMar>
           </w:tcPr>
-          <w:p wp14:textId="77777777">
+          <w:p>
             <w:pPr>
               <w:spacing w:after="20"/>
               <w:jc w:val="left"/>
@@ -12833,7 +11695,7 @@
               <w:right w:w="90" w:type="dxa"/>
             </w:tcMar>
           </w:tcPr>
-          <w:p wp14:textId="77777777">
+          <w:p>
             <w:pPr>
               <w:spacing w:after="20"/>
               <w:jc w:val="left"/>
@@ -12851,10 +11713,933 @@
         </w:tc>
       </w:tr>
     </w:tbl>
+    <w:p>
+      <w:pPr>
+        <w:pStyle w:val="Heading2"/>
+        <w:suppressLineNumbers w:val="0"/>
+        <w:bidi w:val="0"/>
+        <w:spacing w:before="240" w:beforeAutospacing="off" w:after="120" w:afterAutospacing="off" w:line="276" w:lineRule="auto"/>
+        <w:ind w:left="0" w:right="0" w:firstLine="720"/>
+        <w:jc w:val="left"/>
+      </w:pPr>
+      <w:r>
+        <w:rPr>
+          <w:b w:val="1"/>
+          <w:bCs w:val="1"/>
+          <w:noProof w:val="0"/>
+          <w:color w:val="000000"/>
+          <w:sz w:val="24"/>
+          <w:szCs w:val="24"/>
+          <w:lang w:val="es-CO"/>
+        </w:rPr>
+        <w:t>3.6.1 — Definición operativa de los indicadores</w:t>
+      </w:r>
+    </w:p>
+    <w:p>
+      <w:pPr>
+        <w:pStyle w:val="Normal"/>
+        <w:bidi w:val="0"/>
+      </w:pPr>
+      <w:r>
+        <w:rPr>
+          <w:noProof w:val="0"/>
+          <w:lang w:val="es-CO"/>
+        </w:rPr>
+        <w:t>Los indicadores de desempeño son la evidencia de aprendizaje que sustenta el criterio CP-09, evaluación implícita. Los produce cada nivel durante el juego, de modo que su definición debe ser unívoca por nivel: sin ella, «intentos» o «pasos» significan cosas distintas en cada escena y el resumen del docente deja de ser comparable. La lista es cerrada: no se registra ningún indicador adicional.</w:t>
+      </w:r>
+    </w:p>
+    <w:p>
+      <w:pPr>
+        <w:pStyle w:val="Normal"/>
+        <w:bidi w:val="0"/>
+        <w:rPr>
+          <w:noProof w:val="0"/>
+          <w:lang w:val="es-CO"/>
+        </w:rPr>
+      </w:pPr>
+    </w:p>
+    <w:tbl>
+      <w:tblPr>
+        <w:tblStyle w:val="TableGrid"/>
+        <w:tblW w:w="0" w:type="auto"/>
+        <w:tblLook w:val="06A0" w:firstRow="1" w:lastRow="0" w:firstColumn="1" w:lastColumn="0" w:noHBand="1" w:noVBand="1"/>
+      </w:tblPr>
+      <w:tblGrid>
+        <w:gridCol w:w="1872"/>
+        <w:gridCol w:w="1872"/>
+        <w:gridCol w:w="1872"/>
+        <w:gridCol w:w="1872"/>
+        <w:gridCol w:w="1872"/>
+      </w:tblGrid>
+      <w:tr>
+        <w:trPr>
+          <w:trHeight w:val="300"/>
+        </w:trPr>
+        <w:tc>
+          <w:tcPr>
+            <w:tcW w:w="1872" w:type="dxa"/>
+            <w:shd w:val="clear" w:color="auto" w:fill="D9D9D9"/>
+            <w:tcMar/>
+          </w:tcPr>
+          <w:p>
+            <w:pPr>
+              <w:pStyle w:val="Normal"/>
+              <w:suppressLineNumbers w:val="0"/>
+              <w:bidi w:val="0"/>
+              <w:spacing w:before="0" w:beforeAutospacing="off" w:after="20" w:afterAutospacing="off" w:line="276" w:lineRule="auto"/>
+              <w:ind w:left="0" w:right="0"/>
+              <w:jc w:val="left"/>
+              <w:rPr>
+                <w:b w:val="1"/>
+                <w:bCs w:val="1"/>
+                <w:sz w:val="20"/>
+                <w:szCs w:val="20"/>
+              </w:rPr>
+            </w:pPr>
+            <w:r>
+              <w:rPr>
+                <w:b w:val="1"/>
+                <w:bCs w:val="1"/>
+                <w:sz w:val="20"/>
+                <w:szCs w:val="20"/>
+              </w:rPr>
+              <w:t>Indicador</w:t>
+            </w:r>
+          </w:p>
+        </w:tc>
+        <w:tc>
+          <w:tcPr>
+            <w:tcW w:w="1872" w:type="dxa"/>
+            <w:shd w:val="clear" w:color="auto" w:fill="D9D9D9"/>
+            <w:tcMar/>
+          </w:tcPr>
+          <w:p>
+            <w:pPr>
+              <w:pStyle w:val="Normal"/>
+              <w:suppressLineNumbers w:val="0"/>
+              <w:bidi w:val="0"/>
+              <w:spacing w:before="0" w:beforeAutospacing="off" w:after="20" w:afterAutospacing="off" w:line="276" w:lineRule="auto"/>
+              <w:ind w:left="0" w:right="0"/>
+              <w:jc w:val="left"/>
+              <w:rPr>
+                <w:b w:val="1"/>
+                <w:bCs w:val="1"/>
+                <w:sz w:val="20"/>
+                <w:szCs w:val="20"/>
+              </w:rPr>
+            </w:pPr>
+            <w:r>
+              <w:rPr>
+                <w:b w:val="1"/>
+                <w:bCs w:val="1"/>
+                <w:sz w:val="20"/>
+                <w:szCs w:val="20"/>
+              </w:rPr>
+              <w:t>Definición general</w:t>
+            </w:r>
+          </w:p>
+        </w:tc>
+        <w:tc>
+          <w:tcPr>
+            <w:tcW w:w="1872" w:type="dxa"/>
+            <w:shd w:val="clear" w:color="auto" w:fill="D9D9D9"/>
+            <w:tcMar/>
+          </w:tcPr>
+          <w:p>
+            <w:pPr>
+              <w:pStyle w:val="Normal"/>
+              <w:suppressLineNumbers w:val="0"/>
+              <w:bidi w:val="0"/>
+              <w:spacing w:before="0" w:beforeAutospacing="off" w:after="20" w:afterAutospacing="off" w:line="276" w:lineRule="auto"/>
+              <w:ind w:left="0" w:right="0"/>
+              <w:jc w:val="left"/>
+              <w:rPr>
+                <w:b w:val="1"/>
+                <w:bCs w:val="1"/>
+                <w:sz w:val="20"/>
+                <w:szCs w:val="20"/>
+              </w:rPr>
+            </w:pPr>
+            <w:r>
+              <w:rPr>
+                <w:b w:val="1"/>
+                <w:bCs w:val="1"/>
+                <w:sz w:val="20"/>
+                <w:szCs w:val="20"/>
+              </w:rPr>
+              <w:t>Nivel 1 — La Oscuridad</w:t>
+            </w:r>
+          </w:p>
+        </w:tc>
+        <w:tc>
+          <w:tcPr>
+            <w:tcW w:w="1872" w:type="dxa"/>
+            <w:shd w:val="clear" w:color="auto" w:fill="D9D9D9"/>
+            <w:tcMar/>
+          </w:tcPr>
+          <w:p>
+            <w:pPr>
+              <w:pStyle w:val="Normal"/>
+              <w:suppressLineNumbers w:val="0"/>
+              <w:bidi w:val="0"/>
+              <w:spacing w:before="0" w:beforeAutospacing="off" w:after="20" w:afterAutospacing="off" w:line="276" w:lineRule="auto"/>
+              <w:ind w:left="0" w:right="0"/>
+              <w:jc w:val="left"/>
+              <w:rPr>
+                <w:b w:val="1"/>
+                <w:bCs w:val="1"/>
+                <w:sz w:val="20"/>
+                <w:szCs w:val="20"/>
+              </w:rPr>
+            </w:pPr>
+            <w:r>
+              <w:rPr>
+                <w:b w:val="1"/>
+                <w:bCs w:val="1"/>
+                <w:sz w:val="20"/>
+                <w:szCs w:val="20"/>
+              </w:rPr>
+              <w:t>Nivel 2 — La Rueda</w:t>
+            </w:r>
+          </w:p>
+        </w:tc>
+        <w:tc>
+          <w:tcPr>
+            <w:tcW w:w="1872" w:type="dxa"/>
+            <w:shd w:val="clear" w:color="auto" w:fill="D9D9D9"/>
+            <w:tcMar/>
+          </w:tcPr>
+          <w:p>
+            <w:pPr>
+              <w:pStyle w:val="Normal"/>
+              <w:suppressLineNumbers w:val="0"/>
+              <w:bidi w:val="0"/>
+              <w:spacing w:before="0" w:beforeAutospacing="off" w:after="20" w:afterAutospacing="off" w:line="276" w:lineRule="auto"/>
+              <w:ind w:left="0" w:right="0"/>
+              <w:jc w:val="left"/>
+              <w:rPr>
+                <w:b w:val="1"/>
+                <w:bCs w:val="1"/>
+                <w:sz w:val="20"/>
+                <w:szCs w:val="20"/>
+              </w:rPr>
+            </w:pPr>
+            <w:r>
+              <w:rPr>
+                <w:b w:val="1"/>
+                <w:bCs w:val="1"/>
+                <w:sz w:val="20"/>
+                <w:szCs w:val="20"/>
+              </w:rPr>
+              <w:t>Nivel 3 — El Río</w:t>
+            </w:r>
+          </w:p>
+        </w:tc>
+      </w:tr>
+      <w:tr>
+        <w:trPr>
+          <w:trHeight w:val="300"/>
+        </w:trPr>
+        <w:tc>
+          <w:tcPr>
+            <w:tcW w:w="1872" w:type="dxa"/>
+            <w:shd w:val="clear" w:color="auto" w:fill="D9D9D9"/>
+            <w:tcMar/>
+          </w:tcPr>
+          <w:p>
+            <w:pPr>
+              <w:pStyle w:val="Normal"/>
+              <w:suppressLineNumbers w:val="0"/>
+              <w:bidi w:val="0"/>
+              <w:spacing w:before="0" w:beforeAutospacing="off" w:after="20" w:afterAutospacing="off" w:line="276" w:lineRule="auto"/>
+              <w:ind w:left="0" w:right="0"/>
+              <w:jc w:val="left"/>
+              <w:rPr>
+                <w:b w:val="1"/>
+                <w:bCs w:val="1"/>
+                <w:sz w:val="20"/>
+                <w:szCs w:val="20"/>
+              </w:rPr>
+            </w:pPr>
+            <w:r>
+              <w:rPr>
+                <w:b w:val="1"/>
+                <w:bCs w:val="1"/>
+                <w:sz w:val="20"/>
+                <w:szCs w:val="20"/>
+              </w:rPr>
+              <w:t>Intentos</w:t>
+            </w:r>
+          </w:p>
+        </w:tc>
+        <w:tc>
+          <w:tcPr>
+            <w:tcW w:w="1872" w:type="dxa"/>
+            <w:tcMar/>
+          </w:tcPr>
+          <w:p>
+            <w:pPr>
+              <w:pStyle w:val="Normal"/>
+              <w:suppressLineNumbers w:val="0"/>
+              <w:bidi w:val="0"/>
+              <w:spacing w:before="0" w:beforeAutospacing="off" w:after="20" w:afterAutospacing="off" w:line="276" w:lineRule="auto"/>
+              <w:ind w:left="0" w:right="0"/>
+              <w:jc w:val="left"/>
+            </w:pPr>
+            <w:r>
+              <w:rPr>
+                <w:b w:val="0"/>
+                <w:bCs w:val="0"/>
+                <w:sz w:val="20"/>
+                <w:szCs w:val="20"/>
+              </w:rPr>
+              <w:t>Acciones que el sistema evalúa y que no producen avance en la tarea activa</w:t>
+            </w:r>
+          </w:p>
+        </w:tc>
+        <w:tc>
+          <w:tcPr>
+            <w:tcW w:w="1872" w:type="dxa"/>
+            <w:tcMar/>
+          </w:tcPr>
+          <w:p>
+            <w:pPr>
+              <w:pStyle w:val="Normal"/>
+              <w:suppressLineNumbers w:val="0"/>
+              <w:bidi w:val="0"/>
+              <w:spacing w:before="0" w:beforeAutospacing="off" w:after="20" w:afterAutospacing="off" w:line="276" w:lineRule="auto"/>
+              <w:ind w:left="0" w:right="0"/>
+              <w:jc w:val="left"/>
+            </w:pPr>
+            <w:r>
+              <w:rPr>
+                <w:b w:val="0"/>
+                <w:bCs w:val="0"/>
+                <w:sz w:val="20"/>
+                <w:szCs w:val="20"/>
+              </w:rPr>
+              <w:t>Golpes ejecutados desde una posición no efectiva</w:t>
+            </w:r>
+          </w:p>
+        </w:tc>
+        <w:tc>
+          <w:tcPr>
+            <w:tcW w:w="1872" w:type="dxa"/>
+            <w:tcMar/>
+          </w:tcPr>
+          <w:p>
+            <w:pPr>
+              <w:pStyle w:val="Normal"/>
+              <w:suppressLineNumbers w:val="0"/>
+              <w:bidi w:val="0"/>
+              <w:spacing w:before="0" w:beforeAutospacing="off" w:after="20" w:afterAutospacing="off" w:line="276" w:lineRule="auto"/>
+              <w:ind w:left="0" w:right="0"/>
+              <w:jc w:val="left"/>
+            </w:pPr>
+            <w:r>
+              <w:rPr>
+                <w:b w:val="0"/>
+                <w:bCs w:val="0"/>
+                <w:sz w:val="20"/>
+                <w:szCs w:val="20"/>
+              </w:rPr>
+              <w:t>Fase 1: selecciones de un objeto no válido. Fase 2: acciones rechazadas por estar fuera de secuencia. Fase 3: ejecuciones de la secuencia que no alcanzan el refugio</w:t>
+            </w:r>
+          </w:p>
+        </w:tc>
+        <w:tc>
+          <w:tcPr>
+            <w:tcW w:w="1872" w:type="dxa"/>
+            <w:tcMar/>
+          </w:tcPr>
+          <w:p>
+            <w:pPr>
+              <w:pStyle w:val="Normal"/>
+              <w:suppressLineNumbers w:val="0"/>
+              <w:bidi w:val="0"/>
+              <w:spacing w:before="0" w:beforeAutospacing="off" w:after="20" w:afterAutospacing="off" w:line="276" w:lineRule="auto"/>
+              <w:ind w:left="0" w:right="0"/>
+              <w:jc w:val="left"/>
+            </w:pPr>
+            <w:r>
+              <w:rPr>
+                <w:b w:val="0"/>
+                <w:bCs w:val="0"/>
+                <w:sz w:val="20"/>
+                <w:szCs w:val="20"/>
+              </w:rPr>
+              <w:t>Confirmaciones de fase rechazadas y pruebas de balsa fallidas</w:t>
+            </w:r>
+          </w:p>
+        </w:tc>
+      </w:tr>
+      <w:tr>
+        <w:trPr>
+          <w:trHeight w:val="300"/>
+        </w:trPr>
+        <w:tc>
+          <w:tcPr>
+            <w:tcW w:w="1872" w:type="dxa"/>
+            <w:shd w:val="clear" w:color="auto" w:fill="D9D9D9"/>
+            <w:tcMar/>
+          </w:tcPr>
+          <w:p>
+            <w:pPr>
+              <w:pStyle w:val="Normal"/>
+              <w:suppressLineNumbers w:val="0"/>
+              <w:bidi w:val="0"/>
+              <w:spacing w:before="0" w:beforeAutospacing="off" w:after="20" w:afterAutospacing="off" w:line="276" w:lineRule="auto"/>
+              <w:ind w:left="0" w:right="0"/>
+              <w:jc w:val="left"/>
+              <w:rPr>
+                <w:b w:val="1"/>
+                <w:bCs w:val="1"/>
+                <w:sz w:val="20"/>
+                <w:szCs w:val="20"/>
+              </w:rPr>
+            </w:pPr>
+            <w:r>
+              <w:rPr>
+                <w:b w:val="1"/>
+                <w:bCs w:val="1"/>
+                <w:sz w:val="20"/>
+                <w:szCs w:val="20"/>
+              </w:rPr>
+              <w:t>Errores corregidos</w:t>
+            </w:r>
+          </w:p>
+        </w:tc>
+        <w:tc>
+          <w:tcPr>
+            <w:tcW w:w="1872" w:type="dxa"/>
+            <w:tcMar/>
+          </w:tcPr>
+          <w:p>
+            <w:pPr>
+              <w:pStyle w:val="Normal"/>
+              <w:suppressLineNumbers w:val="0"/>
+              <w:bidi w:val="0"/>
+              <w:spacing w:before="0" w:beforeAutospacing="off" w:after="20" w:afterAutospacing="off" w:line="276" w:lineRule="auto"/>
+              <w:ind w:left="0" w:right="0"/>
+              <w:jc w:val="left"/>
+            </w:pPr>
+            <w:r>
+              <w:rPr>
+                <w:b w:val="0"/>
+                <w:bCs w:val="0"/>
+                <w:sz w:val="20"/>
+                <w:szCs w:val="20"/>
+              </w:rPr>
+              <w:t>Intentos fallidos sobre una tarea que, tras modificar la hipótesis, terminan en acierto sobre esa misma tarea</w:t>
+            </w:r>
+          </w:p>
+        </w:tc>
+        <w:tc>
+          <w:tcPr>
+            <w:tcW w:w="1872" w:type="dxa"/>
+            <w:tcMar/>
+          </w:tcPr>
+          <w:p>
+            <w:pPr>
+              <w:pStyle w:val="Normal"/>
+              <w:suppressLineNumbers w:val="0"/>
+              <w:bidi w:val="0"/>
+              <w:spacing w:before="0" w:beforeAutospacing="off" w:after="20" w:afterAutospacing="off" w:line="276" w:lineRule="auto"/>
+              <w:ind w:left="0" w:right="0"/>
+              <w:jc w:val="left"/>
+            </w:pPr>
+            <w:r>
+              <w:rPr>
+                <w:b w:val="0"/>
+                <w:bCs w:val="0"/>
+                <w:sz w:val="20"/>
+                <w:szCs w:val="20"/>
+              </w:rPr>
+              <w:t>Cambios de posición del control deslizante tras un golpe no efectivo que desembocan en un golpe efectivo</w:t>
+            </w:r>
+          </w:p>
+        </w:tc>
+        <w:tc>
+          <w:tcPr>
+            <w:tcW w:w="1872" w:type="dxa"/>
+            <w:tcMar/>
+          </w:tcPr>
+          <w:p>
+            <w:pPr>
+              <w:pStyle w:val="Normal"/>
+              <w:suppressLineNumbers w:val="0"/>
+              <w:bidi w:val="0"/>
+              <w:spacing w:before="0" w:beforeAutospacing="off" w:after="20" w:afterAutospacing="off" w:line="276" w:lineRule="auto"/>
+              <w:ind w:left="0" w:right="0"/>
+              <w:jc w:val="left"/>
+            </w:pPr>
+            <w:r>
+              <w:rPr>
+                <w:b w:val="0"/>
+                <w:bCs w:val="0"/>
+                <w:sz w:val="20"/>
+                <w:szCs w:val="20"/>
+              </w:rPr>
+              <w:t>Fase 3: bloques retirados o reordenados entre una ejecución fallida y la siguiente. Fases 1 y 2: acción rechazada seguida de la acción correcta sobre el mismo elemento</w:t>
+            </w:r>
+          </w:p>
+        </w:tc>
+        <w:tc>
+          <w:tcPr>
+            <w:tcW w:w="1872" w:type="dxa"/>
+            <w:tcMar/>
+          </w:tcPr>
+          <w:p>
+            <w:pPr>
+              <w:pStyle w:val="Normal"/>
+              <w:suppressLineNumbers w:val="0"/>
+              <w:bidi w:val="0"/>
+              <w:spacing w:before="0" w:beforeAutospacing="off" w:after="20" w:afterAutospacing="off" w:line="276" w:lineRule="auto"/>
+              <w:ind w:left="0" w:right="0"/>
+              <w:jc w:val="left"/>
+            </w:pPr>
+            <w:r>
+              <w:rPr>
+                <w:b w:val="0"/>
+                <w:bCs w:val="0"/>
+                <w:sz w:val="20"/>
+                <w:szCs w:val="20"/>
+              </w:rPr>
+              <w:t>Piezas devueltas al inventario que se recolocan correctamente en el intento siguiente</w:t>
+            </w:r>
+          </w:p>
+        </w:tc>
+      </w:tr>
+      <w:tr>
+        <w:trPr>
+          <w:trHeight w:val="300"/>
+        </w:trPr>
+        <w:tc>
+          <w:tcPr>
+            <w:tcW w:w="1872" w:type="dxa"/>
+            <w:shd w:val="clear" w:color="auto" w:fill="D9D9D9"/>
+            <w:tcMar/>
+          </w:tcPr>
+          <w:p>
+            <w:pPr>
+              <w:pStyle w:val="Normal"/>
+              <w:suppressLineNumbers w:val="0"/>
+              <w:bidi w:val="0"/>
+              <w:spacing w:before="0" w:beforeAutospacing="off" w:after="20" w:afterAutospacing="off" w:line="276" w:lineRule="auto"/>
+              <w:ind w:left="0" w:right="0"/>
+              <w:jc w:val="left"/>
+              <w:rPr>
+                <w:b w:val="1"/>
+                <w:bCs w:val="1"/>
+                <w:sz w:val="20"/>
+                <w:szCs w:val="20"/>
+              </w:rPr>
+            </w:pPr>
+            <w:r>
+              <w:rPr>
+                <w:b w:val="1"/>
+                <w:bCs w:val="1"/>
+                <w:sz w:val="20"/>
+                <w:szCs w:val="20"/>
+              </w:rPr>
+              <w:t>Pasos utilizados</w:t>
+            </w:r>
+          </w:p>
+        </w:tc>
+        <w:tc>
+          <w:tcPr>
+            <w:tcW w:w="1872" w:type="dxa"/>
+            <w:tcMar/>
+          </w:tcPr>
+          <w:p>
+            <w:pPr>
+              <w:pStyle w:val="Normal"/>
+              <w:suppressLineNumbers w:val="0"/>
+              <w:bidi w:val="0"/>
+              <w:spacing w:before="0" w:beforeAutospacing="off" w:after="20" w:afterAutospacing="off" w:line="276" w:lineRule="auto"/>
+              <w:ind w:left="0" w:right="0"/>
+              <w:jc w:val="left"/>
+            </w:pPr>
+            <w:r>
+              <w:rPr>
+                <w:b w:val="0"/>
+                <w:bCs w:val="0"/>
+                <w:sz w:val="20"/>
+                <w:szCs w:val="20"/>
+              </w:rPr>
+              <w:t>Unidades de acción que componen la solución aceptada</w:t>
+            </w:r>
+          </w:p>
+        </w:tc>
+        <w:tc>
+          <w:tcPr>
+            <w:tcW w:w="1872" w:type="dxa"/>
+            <w:tcMar/>
+          </w:tcPr>
+          <w:p>
+            <w:pPr>
+              <w:pStyle w:val="Normal"/>
+              <w:suppressLineNumbers w:val="0"/>
+              <w:bidi w:val="0"/>
+              <w:spacing w:before="0" w:beforeAutospacing="off" w:after="20" w:afterAutospacing="off" w:line="276" w:lineRule="auto"/>
+              <w:ind w:left="0" w:right="0"/>
+              <w:jc w:val="left"/>
+            </w:pPr>
+            <w:r>
+              <w:rPr>
+                <w:b w:val="0"/>
+                <w:bCs w:val="0"/>
+                <w:sz w:val="20"/>
+                <w:szCs w:val="20"/>
+              </w:rPr>
+              <w:t>Golpes efectivos acumulados hasta habilitar la acción de soplar</w:t>
+            </w:r>
+          </w:p>
+        </w:tc>
+        <w:tc>
+          <w:tcPr>
+            <w:tcW w:w="1872" w:type="dxa"/>
+            <w:tcMar/>
+          </w:tcPr>
+          <w:p>
+            <w:pPr>
+              <w:pStyle w:val="Normal"/>
+              <w:suppressLineNumbers w:val="0"/>
+              <w:bidi w:val="0"/>
+              <w:spacing w:before="0" w:beforeAutospacing="off" w:after="20" w:afterAutospacing="off" w:line="276" w:lineRule="auto"/>
+              <w:ind w:left="0" w:right="0"/>
+              <w:jc w:val="left"/>
+            </w:pPr>
+            <w:r>
+              <w:rPr>
+                <w:b w:val="0"/>
+                <w:bCs w:val="0"/>
+                <w:sz w:val="20"/>
+                <w:szCs w:val="20"/>
+              </w:rPr>
+              <w:t>Fase 2: acciones de ensamblaje ejecutadas en orden. Fase 3: bloques que componen la secuencia ejecutada con éxito</w:t>
+            </w:r>
+          </w:p>
+        </w:tc>
+        <w:tc>
+          <w:tcPr>
+            <w:tcW w:w="1872" w:type="dxa"/>
+            <w:tcMar/>
+          </w:tcPr>
+          <w:p>
+            <w:pPr>
+              <w:pStyle w:val="Normal"/>
+              <w:suppressLineNumbers w:val="0"/>
+              <w:bidi w:val="0"/>
+              <w:spacing w:before="0" w:beforeAutospacing="off" w:after="20" w:afterAutospacing="off" w:line="276" w:lineRule="auto"/>
+              <w:ind w:left="0" w:right="0"/>
+              <w:jc w:val="left"/>
+            </w:pPr>
+            <w:r>
+              <w:rPr>
+                <w:b w:val="0"/>
+                <w:bCs w:val="0"/>
+                <w:sz w:val="20"/>
+                <w:szCs w:val="20"/>
+              </w:rPr>
+              <w:t>Confirmaciones de fase aceptadas: base, amarre, mástil y vela</w:t>
+            </w:r>
+          </w:p>
+        </w:tc>
+      </w:tr>
+      <w:tr>
+        <w:trPr>
+          <w:trHeight w:val="300"/>
+        </w:trPr>
+        <w:tc>
+          <w:tcPr>
+            <w:tcW w:w="1872" w:type="dxa"/>
+            <w:shd w:val="clear" w:color="auto" w:fill="D9D9D9"/>
+            <w:tcMar/>
+          </w:tcPr>
+          <w:p>
+            <w:pPr>
+              <w:pStyle w:val="Normal"/>
+              <w:spacing w:line="276" w:lineRule="auto"/>
+              <w:jc w:val="left"/>
+            </w:pPr>
+            <w:r>
+              <w:rPr>
+                <w:b w:val="1"/>
+                <w:bCs w:val="1"/>
+                <w:sz w:val="20"/>
+                <w:szCs w:val="20"/>
+              </w:rPr>
+              <w:t>Tiempo de resolución</w:t>
+            </w:r>
+          </w:p>
+        </w:tc>
+        <w:tc>
+          <w:tcPr>
+            <w:tcW w:w="1872" w:type="dxa"/>
+            <w:tcMar/>
+          </w:tcPr>
+          <w:p>
+            <w:pPr>
+              <w:pStyle w:val="Normal"/>
+              <w:spacing w:line="276" w:lineRule="auto"/>
+              <w:jc w:val="left"/>
+            </w:pPr>
+            <w:r>
+              <w:rPr>
+                <w:b w:val="0"/>
+                <w:bCs w:val="0"/>
+                <w:sz w:val="20"/>
+                <w:szCs w:val="20"/>
+              </w:rPr>
+              <w:t>Tiempo transcurrido entre el inicio de la fase jugable y su completación</w:t>
+            </w:r>
+          </w:p>
+        </w:tc>
+        <w:tc>
+          <w:tcPr>
+            <w:tcW w:w="1872" w:type="dxa"/>
+            <w:tcMar/>
+          </w:tcPr>
+          <w:p>
+            <w:pPr>
+              <w:pStyle w:val="Normal"/>
+              <w:spacing w:line="276" w:lineRule="auto"/>
+              <w:jc w:val="left"/>
+            </w:pPr>
+            <w:r>
+              <w:rPr>
+                <w:b w:val="0"/>
+                <w:bCs w:val="0"/>
+                <w:sz w:val="20"/>
+                <w:szCs w:val="20"/>
+              </w:rPr>
+              <w:t>Idéntico en los tres niveles</w:t>
+            </w:r>
+          </w:p>
+        </w:tc>
+        <w:tc>
+          <w:tcPr>
+            <w:tcW w:w="1872" w:type="dxa"/>
+            <w:tcMar/>
+          </w:tcPr>
+          <w:p>
+            <w:pPr>
+              <w:pStyle w:val="Normal"/>
+              <w:spacing w:line="276" w:lineRule="auto"/>
+              <w:jc w:val="left"/>
+              <w:rPr>
+                <w:b w:val="0"/>
+                <w:bCs w:val="0"/>
+                <w:sz w:val="20"/>
+                <w:szCs w:val="20"/>
+              </w:rPr>
+            </w:pPr>
+          </w:p>
+        </w:tc>
+        <w:tc>
+          <w:tcPr>
+            <w:tcW w:w="1872" w:type="dxa"/>
+            <w:tcMar/>
+          </w:tcPr>
+          <w:p>
+            <w:pPr>
+              <w:pStyle w:val="Normal"/>
+              <w:spacing w:line="276" w:lineRule="auto"/>
+              <w:jc w:val="left"/>
+              <w:rPr>
+                <w:b w:val="0"/>
+                <w:bCs w:val="0"/>
+                <w:sz w:val="20"/>
+                <w:szCs w:val="20"/>
+              </w:rPr>
+            </w:pPr>
+          </w:p>
+        </w:tc>
+      </w:tr>
+    </w:tbl>
+    <w:p>
+      <w:pPr>
+        <w:pStyle w:val="ListParagraph"/>
+        <w:numPr>
+          <w:ilvl w:val="0"/>
+          <w:numId w:val="3"/>
+        </w:numPr>
+        <w:bidi w:val="0"/>
+        <w:spacing w:before="0" w:beforeAutospacing="off" w:after="0" w:afterAutospacing="off"/>
+        <w:jc w:val="left"/>
+        <w:rPr>
+          <w:rFonts w:ascii="Arial" w:hAnsi="Arial" w:eastAsia="Arial" w:cs="Arial"/>
+          <w:noProof w:val="0"/>
+          <w:sz w:val="24"/>
+          <w:szCs w:val="24"/>
+          <w:lang w:val="es-CO"/>
+        </w:rPr>
+      </w:pPr>
+      <w:r>
+        <w:rPr>
+          <w:rFonts w:ascii="Arial" w:hAnsi="Arial" w:eastAsia="Arial" w:cs="Arial"/>
+          <w:noProof w:val="0"/>
+          <w:sz w:val="24"/>
+          <w:szCs w:val="24"/>
+          <w:lang w:val="es-CO"/>
+        </w:rPr>
+        <w:t>El tiempo de resolución excluye las escenas narrativas y el tiempo con el menú de pausa abierto (RF-05, RF-07). Sin esa exclusión mide la duración de la sesión de clase, no la resolución del reto.</w:t>
+      </w:r>
+    </w:p>
+    <w:p>
+      <w:pPr>
+        <w:pStyle w:val="ListParagraph"/>
+        <w:numPr>
+          <w:ilvl w:val="0"/>
+          <w:numId w:val="3"/>
+        </w:numPr>
+        <w:bidi w:val="0"/>
+        <w:spacing w:before="0" w:beforeAutospacing="off" w:after="0" w:afterAutospacing="off"/>
+        <w:jc w:val="left"/>
+        <w:rPr>
+          <w:rFonts w:ascii="Arial" w:hAnsi="Arial" w:eastAsia="Arial" w:cs="Arial"/>
+          <w:noProof w:val="0"/>
+          <w:sz w:val="24"/>
+          <w:szCs w:val="24"/>
+          <w:lang w:val="es-CO"/>
+        </w:rPr>
+      </w:pPr>
+      <w:r>
+        <w:rPr>
+          <w:rFonts w:ascii="Arial" w:hAnsi="Arial" w:eastAsia="Arial" w:cs="Arial"/>
+          <w:noProof w:val="0"/>
+          <w:sz w:val="24"/>
+          <w:szCs w:val="24"/>
+          <w:lang w:val="es-CO"/>
+        </w:rPr>
+        <w:t>Los indicadores se persisten con el guardado automático de cada fase (RF-04), de modo que un cierre inesperado no los pierde (RNF-14).</w:t>
+      </w:r>
+    </w:p>
+    <w:p>
+      <w:pPr>
+        <w:pStyle w:val="ListParagraph"/>
+        <w:numPr>
+          <w:ilvl w:val="0"/>
+          <w:numId w:val="3"/>
+        </w:numPr>
+        <w:bidi w:val="0"/>
+        <w:spacing w:before="0" w:beforeAutospacing="off" w:after="0" w:afterAutospacing="off"/>
+        <w:jc w:val="left"/>
+        <w:rPr>
+          <w:rFonts w:ascii="Arial" w:hAnsi="Arial" w:eastAsia="Arial" w:cs="Arial"/>
+          <w:noProof w:val="0"/>
+          <w:sz w:val="24"/>
+          <w:szCs w:val="24"/>
+          <w:lang w:val="es-CO"/>
+        </w:rPr>
+      </w:pPr>
+      <w:r>
+        <w:rPr>
+          <w:rFonts w:ascii="Arial" w:hAnsi="Arial" w:eastAsia="Arial" w:cs="Arial"/>
+          <w:noProof w:val="0"/>
+          <w:sz w:val="24"/>
+          <w:szCs w:val="24"/>
+          <w:lang w:val="es-CO"/>
+        </w:rPr>
+        <w:t>Ningún indicador se muestra al estudiante como cifra, ni durante el juego ni en el resumen de cierre (CP-03, RF-17).</w:t>
+      </w:r>
+    </w:p>
+    <w:p>
+      <w:pPr>
+        <w:pStyle w:val="ListParagraph"/>
+        <w:numPr>
+          <w:ilvl w:val="0"/>
+          <w:numId w:val="3"/>
+        </w:numPr>
+        <w:bidi w:val="0"/>
+        <w:spacing w:before="0" w:beforeAutospacing="off" w:after="0" w:afterAutospacing="off"/>
+        <w:jc w:val="left"/>
+        <w:rPr>
+          <w:rFonts w:ascii="Arial" w:hAnsi="Arial" w:eastAsia="Arial" w:cs="Arial"/>
+          <w:noProof w:val="0"/>
+          <w:sz w:val="24"/>
+          <w:szCs w:val="24"/>
+          <w:lang w:val="es-CO"/>
+        </w:rPr>
+      </w:pPr>
+      <w:r>
+        <w:rPr>
+          <w:rFonts w:ascii="Arial" w:hAnsi="Arial" w:eastAsia="Arial" w:cs="Arial"/>
+          <w:noProof w:val="0"/>
+          <w:sz w:val="24"/>
+          <w:szCs w:val="24"/>
+          <w:lang w:val="es-CO"/>
+        </w:rPr>
+        <w:t>Reiniciar un nivel (RF-07) no borra los indicadores ya registrados: el registro del intento anterior se conserva.</w:t>
+      </w:r>
+    </w:p>
+    <w:p>
+      <w:pPr>
+        <w:pStyle w:val="ListParagraph"/>
+        <w:numPr>
+          <w:ilvl w:val="0"/>
+          <w:numId w:val="3"/>
+        </w:numPr>
+        <w:bidi w:val="0"/>
+        <w:spacing w:before="0" w:beforeAutospacing="off" w:after="0" w:afterAutospacing="off"/>
+        <w:jc w:val="left"/>
+        <w:rPr>
+          <w:rFonts w:ascii="Arial" w:hAnsi="Arial" w:eastAsia="Arial" w:cs="Arial"/>
+          <w:noProof w:val="0"/>
+          <w:sz w:val="24"/>
+          <w:szCs w:val="24"/>
+          <w:lang w:val="es-CO"/>
+        </w:rPr>
+      </w:pPr>
+      <w:r>
+        <w:rPr>
+          <w:rFonts w:ascii="Arial" w:hAnsi="Arial" w:eastAsia="Arial" w:cs="Arial"/>
+          <w:noProof w:val="0"/>
+          <w:sz w:val="24"/>
+          <w:szCs w:val="24"/>
+          <w:lang w:val="es-CO"/>
+        </w:rPr>
+        <w:t>No se almacena ningún dato distinto de estos cuatro indicadores y del nombre o alias del estudiante (RNF-09).</w:t>
+      </w:r>
+    </w:p>
+    <w:p>
+      <w:pPr>
+        <w:pStyle w:val="Normal"/>
+        <w:suppressLineNumbers w:val="0"/>
+        <w:bidi w:val="0"/>
+        <w:spacing w:before="0" w:beforeAutospacing="off" w:after="0" w:afterAutospacing="off" w:line="276" w:lineRule="auto"/>
+        <w:ind w:left="0" w:right="0"/>
+        <w:jc w:val="left"/>
+      </w:pPr>
+    </w:p>
     <w:p xmlns:wp14="http://schemas.microsoft.com/office/word/2010/wordml" wp14:textId="77777777">
+      <w:pPr>
+        <w:ind w:left="0"/>
+      </w:pPr>
       <w:r>
         <w:br w:type="page"/>
       </w:r>
+    </w:p>
+    <w:p>
+      <w:pPr>
+        <w:pStyle w:val="Normal"/>
+        <w:bidi w:val="0"/>
+        <w:rPr>
+          <w:noProof w:val="0"/>
+          <w:lang w:val="es-CO"/>
+        </w:rPr>
+      </w:pPr>
+    </w:p>
+    <w:p>
+      <w:pPr>
+        <w:pStyle w:val="Normal"/>
+        <w:bidi w:val="0"/>
+        <w:rPr>
+          <w:noProof w:val="0"/>
+          <w:lang w:val="es-CO"/>
+        </w:rPr>
+      </w:pPr>
     </w:p>
     <w:p xmlns:wp14="http://schemas.microsoft.com/office/word/2010/wordml" wp14:textId="4BB7E431">
       <w:pPr>
@@ -12877,17 +12662,7 @@
           <w:sz w:val="28"/>
           <w:szCs w:val="28"/>
         </w:rPr>
-        <w:t>4</w:t>
-      </w:r>
-      <w:r>
-        <w:rPr>
-          <w:b w:val="1"/>
-          <w:bCs w:val="1"/>
-          <w:color w:val="000000"/>
-          <w:sz w:val="28"/>
-          <w:szCs w:val="28"/>
-        </w:rPr>
-        <w:t>. REQUERIMIENTOS NO FUNCIONALES</w:t>
+        <w:t>4. REQUERIMIENTOS NO FUNCIONALES</w:t>
       </w:r>
       <w:bookmarkEnd w:id="36680634"/>
     </w:p>
@@ -12929,27 +12704,7 @@
           <w:sz w:val="24"/>
           <w:szCs w:val="24"/>
         </w:rPr>
-        <w:t>4</w:t>
-      </w:r>
-      <w:r>
-        <w:rPr>
-          <w:b w:val="1"/>
-          <w:bCs w:val="1"/>
-          <w:color w:val="000000"/>
-          <w:sz w:val="24"/>
-          <w:szCs w:val="24"/>
-        </w:rPr>
-        <w:t xml:space="preserve">.1 </w:t>
-      </w:r>
-      <w:r>
-        <w:rPr>
-          <w:b w:val="1"/>
-          <w:bCs w:val="1"/>
-          <w:color w:val="000000"/>
-          <w:sz w:val="24"/>
-          <w:szCs w:val="24"/>
-        </w:rPr>
-        <w:t>Usabilidad</w:t>
+        <w:t>4.1 Usabilidad</w:t>
       </w:r>
       <w:bookmarkEnd w:id="2078084705"/>
     </w:p>
@@ -13165,16 +12920,7 @@
                 <w:sz w:val="20"/>
                 <w:szCs w:val="20"/>
               </w:rPr>
-              <w:t>RNF-0</w:t>
-            </w:r>
-            <w:r>
-              <w:rPr>
-                <w:b w:val="0"/>
-                <w:bCs w:val="0"/>
-                <w:sz w:val="20"/>
-                <w:szCs w:val="20"/>
-              </w:rPr>
-              <w:t>2</w:t>
+              <w:t>RNF-02</w:t>
             </w:r>
           </w:p>
         </w:tc>
@@ -13207,106 +12953,7 @@
                 <w:sz w:val="20"/>
                 <w:szCs w:val="20"/>
               </w:rPr>
-              <w:t xml:space="preserve">La </w:t>
-            </w:r>
-            <w:r>
-              <w:rPr>
-                <w:b w:val="0"/>
-                <w:bCs w:val="0"/>
-                <w:sz w:val="20"/>
-                <w:szCs w:val="20"/>
-              </w:rPr>
-              <w:t>interacción</w:t>
-            </w:r>
-            <w:r>
-              <w:rPr>
-                <w:b w:val="0"/>
-                <w:bCs w:val="0"/>
-                <w:sz w:val="20"/>
-                <w:szCs w:val="20"/>
-              </w:rPr>
-              <w:t xml:space="preserve"> </w:t>
-            </w:r>
-            <w:r>
-              <w:rPr>
-                <w:b w:val="0"/>
-                <w:bCs w:val="0"/>
-                <w:sz w:val="20"/>
-                <w:szCs w:val="20"/>
-              </w:rPr>
-              <w:t>debe</w:t>
-            </w:r>
-            <w:r>
-              <w:rPr>
-                <w:b w:val="0"/>
-                <w:bCs w:val="0"/>
-                <w:sz w:val="20"/>
-                <w:szCs w:val="20"/>
-              </w:rPr>
-              <w:t xml:space="preserve"> </w:t>
-            </w:r>
-            <w:r>
-              <w:rPr>
-                <w:b w:val="0"/>
-                <w:bCs w:val="0"/>
-                <w:sz w:val="20"/>
-                <w:szCs w:val="20"/>
-              </w:rPr>
-              <w:t>limitarse</w:t>
-            </w:r>
-            <w:r>
-              <w:rPr>
-                <w:b w:val="0"/>
-                <w:bCs w:val="0"/>
-                <w:sz w:val="20"/>
-                <w:szCs w:val="20"/>
-              </w:rPr>
-              <w:t xml:space="preserve"> a </w:t>
-            </w:r>
-            <w:r>
-              <w:rPr>
-                <w:b w:val="0"/>
-                <w:bCs w:val="0"/>
-                <w:sz w:val="20"/>
-                <w:szCs w:val="20"/>
-              </w:rPr>
-              <w:t>clic y</w:t>
-            </w:r>
-            <w:r>
-              <w:rPr>
-                <w:b w:val="0"/>
-                <w:bCs w:val="0"/>
-                <w:sz w:val="20"/>
-                <w:szCs w:val="20"/>
-              </w:rPr>
-              <w:t xml:space="preserve"> </w:t>
-            </w:r>
-            <w:r>
-              <w:rPr>
-                <w:b w:val="0"/>
-                <w:bCs w:val="0"/>
-                <w:sz w:val="20"/>
-                <w:szCs w:val="20"/>
-              </w:rPr>
-              <w:t>clic</w:t>
-            </w:r>
-            <w:r>
-              <w:rPr>
-                <w:b w:val="0"/>
-                <w:bCs w:val="0"/>
-                <w:sz w:val="20"/>
-                <w:szCs w:val="20"/>
-              </w:rPr>
-              <w:t xml:space="preserve"> </w:t>
-            </w:r>
-            <w:r>
-              <w:rPr>
-                <w:b w:val="0"/>
-                <w:bCs w:val="0"/>
-                <w:sz w:val="20"/>
-                <w:szCs w:val="20"/>
-              </w:rPr>
-              <w:t>sostenido.</w:t>
+              <w:t>La interacción debe limitarse a clic y clic sostenido.</w:t>
             </w:r>
           </w:p>
         </w:tc>
@@ -13369,16 +13016,7 @@
                 <w:sz w:val="20"/>
                 <w:szCs w:val="20"/>
               </w:rPr>
-              <w:t>RNF-0</w:t>
-            </w:r>
-            <w:r>
-              <w:rPr>
-                <w:b w:val="0"/>
-                <w:bCs w:val="0"/>
-                <w:sz w:val="20"/>
-                <w:szCs w:val="20"/>
-              </w:rPr>
-              <w:t>3</w:t>
+              <w:t>RNF-03</w:t>
             </w:r>
           </w:p>
         </w:tc>
@@ -13462,47 +13100,7 @@
           <w:sz w:val="24"/>
           <w:szCs w:val="24"/>
         </w:rPr>
-        <w:t>4</w:t>
-      </w:r>
-      <w:r>
-        <w:rPr>
-          <w:b w:val="1"/>
-          <w:bCs w:val="1"/>
-          <w:color w:val="000000"/>
-          <w:sz w:val="24"/>
-          <w:szCs w:val="24"/>
-        </w:rPr>
-        <w:t xml:space="preserve">.2 </w:t>
-      </w:r>
-      <w:r>
-        <w:rPr>
-          <w:b w:val="1"/>
-          <w:bCs w:val="1"/>
-          <w:color w:val="000000"/>
-          <w:sz w:val="24"/>
-          <w:szCs w:val="24"/>
-        </w:rPr>
-        <w:t>Rendimiento</w:t>
-      </w:r>
-      <w:r>
-        <w:rPr>
-          <w:b w:val="1"/>
-          <w:bCs w:val="1"/>
-          <w:color w:val="000000"/>
-          <w:sz w:val="24"/>
-          <w:szCs w:val="24"/>
-        </w:rPr>
-        <w:t xml:space="preserve"> y </w:t>
-      </w:r>
-      <w:r>
-        <w:rPr>
-          <w:b w:val="1"/>
-          <w:bCs w:val="1"/>
-          <w:color w:val="000000"/>
-          <w:sz w:val="24"/>
-          <w:szCs w:val="24"/>
-        </w:rPr>
-        <w:t>eficiencia</w:t>
+        <w:t>4.2 Rendimiento y eficiencia</w:t>
       </w:r>
       <w:bookmarkEnd w:id="61545579"/>
     </w:p>
@@ -13635,16 +13233,7 @@
                 <w:sz w:val="20"/>
                 <w:szCs w:val="20"/>
               </w:rPr>
-              <w:t>RNF-0</w:t>
-            </w:r>
-            <w:r>
-              <w:rPr>
-                <w:b w:val="0"/>
-                <w:bCs w:val="0"/>
-                <w:sz w:val="20"/>
-                <w:szCs w:val="20"/>
-              </w:rPr>
-              <w:t>4</w:t>
+              <w:t>RNF-04</w:t>
             </w:r>
           </w:p>
         </w:tc>
@@ -13733,16 +13322,7 @@
                 <w:sz w:val="20"/>
                 <w:szCs w:val="20"/>
               </w:rPr>
-              <w:t>RNF-0</w:t>
-            </w:r>
-            <w:r>
-              <w:rPr>
-                <w:b w:val="0"/>
-                <w:bCs w:val="0"/>
-                <w:sz w:val="20"/>
-                <w:szCs w:val="20"/>
-              </w:rPr>
-              <w:t>5</w:t>
+              <w:t>RNF-05</w:t>
             </w:r>
           </w:p>
         </w:tc>
@@ -13825,25 +13405,7 @@
                 <w:sz w:val="20"/>
                 <w:szCs w:val="20"/>
               </w:rPr>
-              <w:t>RNF-</w:t>
-            </w:r>
-            <w:r>
-              <w:rPr>
-                <w:b w:val="0"/>
-                <w:bCs w:val="0"/>
-                <w:sz w:val="20"/>
-                <w:szCs w:val="20"/>
-              </w:rPr>
-              <w:t>0</w:t>
-            </w:r>
-            <w:r>
-              <w:rPr>
-                <w:b w:val="0"/>
-                <w:bCs w:val="0"/>
-                <w:sz w:val="20"/>
-                <w:szCs w:val="20"/>
-              </w:rPr>
-              <w:t>6</w:t>
+              <w:t>RNF-06</w:t>
             </w:r>
           </w:p>
         </w:tc>
@@ -13927,47 +13489,7 @@
           <w:sz w:val="24"/>
           <w:szCs w:val="24"/>
         </w:rPr>
-        <w:t>4</w:t>
-      </w:r>
-      <w:r>
-        <w:rPr>
-          <w:b w:val="1"/>
-          <w:bCs w:val="1"/>
-          <w:color w:val="000000"/>
-          <w:sz w:val="24"/>
-          <w:szCs w:val="24"/>
-        </w:rPr>
-        <w:t xml:space="preserve">.3 </w:t>
-      </w:r>
-      <w:r>
-        <w:rPr>
-          <w:b w:val="1"/>
-          <w:bCs w:val="1"/>
-          <w:color w:val="000000"/>
-          <w:sz w:val="24"/>
-          <w:szCs w:val="24"/>
-        </w:rPr>
-        <w:t>Compatibilidad</w:t>
-      </w:r>
-      <w:r>
-        <w:rPr>
-          <w:b w:val="1"/>
-          <w:bCs w:val="1"/>
-          <w:color w:val="000000"/>
-          <w:sz w:val="24"/>
-          <w:szCs w:val="24"/>
-        </w:rPr>
-        <w:t xml:space="preserve"> y </w:t>
-      </w:r>
-      <w:r>
-        <w:rPr>
-          <w:b w:val="1"/>
-          <w:bCs w:val="1"/>
-          <w:color w:val="000000"/>
-          <w:sz w:val="24"/>
-          <w:szCs w:val="24"/>
-        </w:rPr>
-        <w:t>portabilidad</w:t>
+        <w:t>4.3 Compatibilidad y portabilidad</w:t>
       </w:r>
       <w:bookmarkEnd w:id="2017094541"/>
     </w:p>
@@ -14100,16 +13622,7 @@
                 <w:sz w:val="20"/>
                 <w:szCs w:val="20"/>
               </w:rPr>
-              <w:t>RNF-</w:t>
-            </w:r>
-            <w:r>
-              <w:rPr>
-                <w:b w:val="0"/>
-                <w:bCs w:val="0"/>
-                <w:sz w:val="20"/>
-                <w:szCs w:val="20"/>
-              </w:rPr>
-              <w:t>07</w:t>
+              <w:t>RNF-07</w:t>
             </w:r>
           </w:p>
         </w:tc>
@@ -14192,16 +13705,7 @@
                 <w:sz w:val="20"/>
                 <w:szCs w:val="20"/>
               </w:rPr>
-              <w:t>RNF-</w:t>
-            </w:r>
-            <w:r>
-              <w:rPr>
-                <w:b w:val="0"/>
-                <w:bCs w:val="0"/>
-                <w:sz w:val="20"/>
-                <w:szCs w:val="20"/>
-              </w:rPr>
-              <w:t>08</w:t>
+              <w:t>RNF-08</w:t>
             </w:r>
           </w:p>
         </w:tc>
@@ -14285,67 +13789,7 @@
           <w:sz w:val="24"/>
           <w:szCs w:val="24"/>
         </w:rPr>
-        <w:t>4</w:t>
-      </w:r>
-      <w:r>
-        <w:rPr>
-          <w:b w:val="1"/>
-          <w:bCs w:val="1"/>
-          <w:color w:val="000000"/>
-          <w:sz w:val="24"/>
-          <w:szCs w:val="24"/>
-        </w:rPr>
-        <w:t xml:space="preserve">.4 </w:t>
-      </w:r>
-      <w:r>
-        <w:rPr>
-          <w:b w:val="1"/>
-          <w:bCs w:val="1"/>
-          <w:color w:val="000000"/>
-          <w:sz w:val="24"/>
-          <w:szCs w:val="24"/>
-        </w:rPr>
-        <w:t>Seguridad</w:t>
-      </w:r>
-      <w:r>
-        <w:rPr>
-          <w:b w:val="1"/>
-          <w:bCs w:val="1"/>
-          <w:color w:val="000000"/>
-          <w:sz w:val="24"/>
-          <w:szCs w:val="24"/>
-        </w:rPr>
-        <w:t xml:space="preserve"> y </w:t>
-      </w:r>
-      <w:r>
-        <w:rPr>
-          <w:b w:val="1"/>
-          <w:bCs w:val="1"/>
-          <w:color w:val="000000"/>
-          <w:sz w:val="24"/>
-          <w:szCs w:val="24"/>
-        </w:rPr>
-        <w:t>protección</w:t>
-      </w:r>
-      <w:r>
-        <w:rPr>
-          <w:b w:val="1"/>
-          <w:bCs w:val="1"/>
-          <w:color w:val="000000"/>
-          <w:sz w:val="24"/>
-          <w:szCs w:val="24"/>
-        </w:rPr>
-        <w:t xml:space="preserve"> de </w:t>
-      </w:r>
-      <w:r>
-        <w:rPr>
-          <w:b w:val="1"/>
-          <w:bCs w:val="1"/>
-          <w:color w:val="000000"/>
-          <w:sz w:val="24"/>
-          <w:szCs w:val="24"/>
-        </w:rPr>
-        <w:t>datos</w:t>
+        <w:t>4.4 Seguridad y protección de datos</w:t>
       </w:r>
       <w:bookmarkEnd w:id="1620338649"/>
     </w:p>
@@ -14478,16 +13922,7 @@
                 <w:sz w:val="20"/>
                 <w:szCs w:val="20"/>
               </w:rPr>
-              <w:t>RNF-</w:t>
-            </w:r>
-            <w:r>
-              <w:rPr>
-                <w:b w:val="0"/>
-                <w:bCs w:val="0"/>
-                <w:sz w:val="20"/>
-                <w:szCs w:val="20"/>
-              </w:rPr>
-              <w:t>09</w:t>
+              <w:t>RNF-09</w:t>
             </w:r>
           </w:p>
         </w:tc>
@@ -14570,16 +14005,7 @@
                 <w:sz w:val="20"/>
                 <w:szCs w:val="20"/>
               </w:rPr>
-              <w:t>RNF-1</w:t>
-            </w:r>
-            <w:r>
-              <w:rPr>
-                <w:b w:val="0"/>
-                <w:bCs w:val="0"/>
-                <w:sz w:val="20"/>
-                <w:szCs w:val="20"/>
-              </w:rPr>
-              <w:t>0</w:t>
+              <w:t>RNF-10</w:t>
             </w:r>
           </w:p>
         </w:tc>
@@ -14662,16 +14088,7 @@
                 <w:sz w:val="20"/>
                 <w:szCs w:val="20"/>
               </w:rPr>
-              <w:t>RNF-1</w:t>
-            </w:r>
-            <w:r>
-              <w:rPr>
-                <w:b w:val="0"/>
-                <w:bCs w:val="0"/>
-                <w:sz w:val="20"/>
-                <w:szCs w:val="20"/>
-              </w:rPr>
-              <w:t>1</w:t>
+              <w:t>RNF-11</w:t>
             </w:r>
           </w:p>
         </w:tc>
@@ -14754,16 +14171,7 @@
                 <w:sz w:val="20"/>
                 <w:szCs w:val="20"/>
               </w:rPr>
-              <w:t>RNF-1</w:t>
-            </w:r>
-            <w:r>
-              <w:rPr>
-                <w:b w:val="0"/>
-                <w:bCs w:val="0"/>
-                <w:sz w:val="20"/>
-                <w:szCs w:val="20"/>
-              </w:rPr>
-              <w:t>2</w:t>
+              <w:t>RNF-12</w:t>
             </w:r>
           </w:p>
         </w:tc>
@@ -14847,47 +14255,7 @@
           <w:sz w:val="24"/>
           <w:szCs w:val="24"/>
         </w:rPr>
-        <w:t>4</w:t>
-      </w:r>
-      <w:r>
-        <w:rPr>
-          <w:b w:val="1"/>
-          <w:bCs w:val="1"/>
-          <w:color w:val="000000"/>
-          <w:sz w:val="24"/>
-          <w:szCs w:val="24"/>
-        </w:rPr>
-        <w:t xml:space="preserve">.5 </w:t>
-      </w:r>
-      <w:r>
-        <w:rPr>
-          <w:b w:val="1"/>
-          <w:bCs w:val="1"/>
-          <w:color w:val="000000"/>
-          <w:sz w:val="24"/>
-          <w:szCs w:val="24"/>
-        </w:rPr>
-        <w:t>Confiabilidad</w:t>
-      </w:r>
-      <w:r>
-        <w:rPr>
-          <w:b w:val="1"/>
-          <w:bCs w:val="1"/>
-          <w:color w:val="000000"/>
-          <w:sz w:val="24"/>
-          <w:szCs w:val="24"/>
-        </w:rPr>
-        <w:t xml:space="preserve"> y </w:t>
-      </w:r>
-      <w:r>
-        <w:rPr>
-          <w:b w:val="1"/>
-          <w:bCs w:val="1"/>
-          <w:color w:val="000000"/>
-          <w:sz w:val="24"/>
-          <w:szCs w:val="24"/>
-        </w:rPr>
-        <w:t>mantenibilidad</w:t>
+        <w:t>4.5 Confiabilidad y mantenibilidad</w:t>
       </w:r>
       <w:bookmarkEnd w:id="31385999"/>
     </w:p>
@@ -14905,8 +14273,8 @@
       </w:tblPr>
       <w:tblGrid>
         <w:gridCol w:w="900"/>
-        <w:gridCol w:w="5715"/>
-        <w:gridCol w:w="2745"/>
+        <w:gridCol w:w="5377"/>
+        <w:gridCol w:w="3083"/>
       </w:tblGrid>
       <w:tr xmlns:wp14="http://schemas.microsoft.com/office/word/2010/wordml" wp14:textId="77777777">
         <w:trPr>
@@ -14941,7 +14309,7 @@
         </w:tc>
         <w:tc>
           <w:tcPr>
-            <w:tcW w:w="5715" w:type="dxa"/>
+            <w:tcW w:w="5377" w:type="dxa"/>
             <w:shd w:val="clear" w:color="auto" w:fill="D9D9D9"/>
             <w:tcMar>
               <w:top w:w="60" w:type="dxa"/>
@@ -14968,7 +14336,7 @@
         </w:tc>
         <w:tc>
           <w:tcPr>
-            <w:tcW w:w="2745" w:type="dxa"/>
+            <w:tcW w:w="3083" w:type="dxa"/>
             <w:shd w:val="clear" w:color="auto" w:fill="D9D9D9"/>
             <w:tcMar>
               <w:top w:w="60" w:type="dxa"/>
@@ -15020,22 +14388,13 @@
                 <w:sz w:val="20"/>
                 <w:szCs w:val="20"/>
               </w:rPr>
-              <w:t>RNF-1</w:t>
-            </w:r>
-            <w:r>
-              <w:rPr>
-                <w:b w:val="0"/>
-                <w:bCs w:val="0"/>
-                <w:sz w:val="20"/>
-                <w:szCs w:val="20"/>
-              </w:rPr>
-              <w:t>3</w:t>
-            </w:r>
-          </w:p>
-        </w:tc>
-        <w:tc>
-          <w:tcPr>
-            <w:tcW w:w="5715" w:type="dxa"/>
+              <w:t>RNF-13</w:t>
+            </w:r>
+          </w:p>
+        </w:tc>
+        <w:tc>
+          <w:tcPr>
+            <w:tcW w:w="5377" w:type="dxa"/>
             <w:tcMar>
               <w:top w:w="60" w:type="dxa"/>
               <w:left w:w="90" w:type="dxa"/>
@@ -15061,7 +14420,7 @@
         </w:tc>
         <w:tc>
           <w:tcPr>
-            <w:tcW w:w="2745" w:type="dxa"/>
+            <w:tcW w:w="3083" w:type="dxa"/>
             <w:tcMar>
               <w:top w:w="60" w:type="dxa"/>
               <w:left w:w="90" w:type="dxa"/>
@@ -15085,133 +14444,7 @@
                 <w:sz w:val="20"/>
                 <w:szCs w:val="20"/>
               </w:rPr>
-              <w:t>D</w:t>
-            </w:r>
-            <w:r>
-              <w:rPr>
-                <w:b w:val="0"/>
-                <w:bCs w:val="0"/>
-                <w:sz w:val="20"/>
-                <w:szCs w:val="20"/>
-              </w:rPr>
-              <w:t>os</w:t>
-            </w:r>
-            <w:r>
-              <w:rPr>
-                <w:b w:val="0"/>
-                <w:bCs w:val="0"/>
-                <w:sz w:val="20"/>
-                <w:szCs w:val="20"/>
-              </w:rPr>
-              <w:t xml:space="preserve"> </w:t>
-            </w:r>
-            <w:r>
-              <w:rPr>
-                <w:b w:val="0"/>
-                <w:bCs w:val="0"/>
-                <w:sz w:val="20"/>
-                <w:szCs w:val="20"/>
-              </w:rPr>
-              <w:t>recorridos</w:t>
-            </w:r>
-            <w:r>
-              <w:rPr>
-                <w:b w:val="0"/>
-                <w:bCs w:val="0"/>
-                <w:sz w:val="20"/>
-                <w:szCs w:val="20"/>
-              </w:rPr>
-              <w:t xml:space="preserve"> </w:t>
-            </w:r>
-            <w:r>
-              <w:rPr>
-                <w:b w:val="0"/>
-                <w:bCs w:val="0"/>
-                <w:sz w:val="20"/>
-                <w:szCs w:val="20"/>
-              </w:rPr>
-              <w:t>completos</w:t>
-            </w:r>
-            <w:r>
-              <w:rPr>
-                <w:b w:val="0"/>
-                <w:bCs w:val="0"/>
-                <w:sz w:val="20"/>
-                <w:szCs w:val="20"/>
-              </w:rPr>
-              <w:t xml:space="preserve"> </w:t>
-            </w:r>
-            <w:r>
-              <w:rPr>
-                <w:b w:val="0"/>
-                <w:bCs w:val="0"/>
-                <w:sz w:val="20"/>
-                <w:szCs w:val="20"/>
-              </w:rPr>
-              <w:t>por</w:t>
-            </w:r>
-            <w:r>
-              <w:rPr>
-                <w:b w:val="0"/>
-                <w:bCs w:val="0"/>
-                <w:sz w:val="20"/>
-                <w:szCs w:val="20"/>
-              </w:rPr>
-              <w:t xml:space="preserve"> </w:t>
-            </w:r>
-            <w:r>
-              <w:rPr>
-                <w:b w:val="0"/>
-                <w:bCs w:val="0"/>
-                <w:sz w:val="20"/>
-                <w:szCs w:val="20"/>
-              </w:rPr>
-              <w:t>nivel</w:t>
-            </w:r>
-            <w:r>
-              <w:rPr>
-                <w:b w:val="0"/>
-                <w:bCs w:val="0"/>
-                <w:sz w:val="20"/>
-                <w:szCs w:val="20"/>
-              </w:rPr>
-              <w:t xml:space="preserve"> sin </w:t>
-            </w:r>
-            <w:r>
-              <w:rPr>
-                <w:b w:val="0"/>
-                <w:bCs w:val="0"/>
-                <w:sz w:val="20"/>
-                <w:szCs w:val="20"/>
-              </w:rPr>
-              <w:t>incidencias</w:t>
-            </w:r>
-            <w:r>
-              <w:rPr>
-                <w:b w:val="0"/>
-                <w:bCs w:val="0"/>
-                <w:sz w:val="20"/>
-                <w:szCs w:val="20"/>
-              </w:rPr>
-              <w:t xml:space="preserve"> </w:t>
-            </w:r>
-            <w:r>
-              <w:rPr>
-                <w:b w:val="0"/>
-                <w:bCs w:val="0"/>
-                <w:sz w:val="20"/>
-                <w:szCs w:val="20"/>
-              </w:rPr>
-              <w:t>bloqueantes</w:t>
-            </w:r>
-            <w:r>
-              <w:rPr>
-                <w:b w:val="0"/>
-                <w:bCs w:val="0"/>
-                <w:sz w:val="20"/>
-                <w:szCs w:val="20"/>
-              </w:rPr>
-              <w:t>.</w:t>
+              <w:t xml:space="preserve">Dos recorridos completos por nivel sin incidencias bloqueantes.</w:t>
             </w:r>
           </w:p>
         </w:tc>
@@ -15248,22 +14481,13 @@
                 <w:sz w:val="20"/>
                 <w:szCs w:val="20"/>
               </w:rPr>
-              <w:t>RNF-</w:t>
-            </w:r>
-            <w:r>
-              <w:rPr>
-                <w:b w:val="0"/>
-                <w:bCs w:val="0"/>
-                <w:sz w:val="20"/>
-                <w:szCs w:val="20"/>
-              </w:rPr>
-              <w:t>14</w:t>
-            </w:r>
-          </w:p>
-        </w:tc>
-        <w:tc>
-          <w:tcPr>
-            <w:tcW w:w="5715" w:type="dxa"/>
+              <w:t>RNF-14</w:t>
+            </w:r>
+          </w:p>
+        </w:tc>
+        <w:tc>
+          <w:tcPr>
+            <w:tcW w:w="5377" w:type="dxa"/>
             <w:tcMar>
               <w:top w:w="60" w:type="dxa"/>
               <w:left w:w="90" w:type="dxa"/>
@@ -15289,7 +14513,7 @@
         </w:tc>
         <w:tc>
           <w:tcPr>
-            <w:tcW w:w="2745" w:type="dxa"/>
+            <w:tcW w:w="3083" w:type="dxa"/>
             <w:tcMar>
               <w:top w:w="60" w:type="dxa"/>
               <w:left w:w="90" w:type="dxa"/>
@@ -15340,22 +14564,13 @@
                 <w:sz w:val="20"/>
                 <w:szCs w:val="20"/>
               </w:rPr>
-              <w:t>RNF-</w:t>
-            </w:r>
-            <w:r>
-              <w:rPr>
-                <w:b w:val="0"/>
-                <w:bCs w:val="0"/>
-                <w:sz w:val="20"/>
-                <w:szCs w:val="20"/>
-              </w:rPr>
-              <w:t>15</w:t>
-            </w:r>
-          </w:p>
-        </w:tc>
-        <w:tc>
-          <w:tcPr>
-            <w:tcW w:w="5715" w:type="dxa"/>
+              <w:t>RNF-15</w:t>
+            </w:r>
+          </w:p>
+        </w:tc>
+        <w:tc>
+          <w:tcPr>
+            <w:tcW w:w="5377" w:type="dxa"/>
             <w:tcMar>
               <w:top w:w="60" w:type="dxa"/>
               <w:left w:w="90" w:type="dxa"/>
@@ -15381,7 +14596,7 @@
         </w:tc>
         <w:tc>
           <w:tcPr>
-            <w:tcW w:w="2745" w:type="dxa"/>
+            <w:tcW w:w="3083" w:type="dxa"/>
             <w:tcMar>
               <w:top w:w="60" w:type="dxa"/>
               <w:left w:w="90" w:type="dxa"/>
@@ -15432,22 +14647,13 @@
                 <w:sz w:val="20"/>
                 <w:szCs w:val="20"/>
               </w:rPr>
-              <w:t>RNF-</w:t>
-            </w:r>
-            <w:r>
-              <w:rPr>
-                <w:b w:val="0"/>
-                <w:bCs w:val="0"/>
-                <w:sz w:val="20"/>
-                <w:szCs w:val="20"/>
-              </w:rPr>
-              <w:t>16</w:t>
-            </w:r>
-          </w:p>
-        </w:tc>
-        <w:tc>
-          <w:tcPr>
-            <w:tcW w:w="5715" w:type="dxa"/>
+              <w:t>RNF-16</w:t>
+            </w:r>
+          </w:p>
+        </w:tc>
+        <w:tc>
+          <w:tcPr>
+            <w:tcW w:w="5377" w:type="dxa"/>
             <w:tcMar>
               <w:top w:w="60" w:type="dxa"/>
               <w:left w:w="90" w:type="dxa"/>
@@ -15473,7 +14679,7 @@
         </w:tc>
         <w:tc>
           <w:tcPr>
-            <w:tcW w:w="2745" w:type="dxa"/>
+            <w:tcW w:w="3083" w:type="dxa"/>
             <w:tcMar>
               <w:top w:w="60" w:type="dxa"/>
               <w:left w:w="90" w:type="dxa"/>
@@ -15524,22 +14730,13 @@
                 <w:sz w:val="20"/>
                 <w:szCs w:val="20"/>
               </w:rPr>
-              <w:t>RNF-</w:t>
-            </w:r>
-            <w:r>
-              <w:rPr>
-                <w:b w:val="0"/>
-                <w:bCs w:val="0"/>
-                <w:sz w:val="20"/>
-                <w:szCs w:val="20"/>
-              </w:rPr>
-              <w:t>17</w:t>
-            </w:r>
-          </w:p>
-        </w:tc>
-        <w:tc>
-          <w:tcPr>
-            <w:tcW w:w="5715" w:type="dxa"/>
+              <w:t>RNF-17</w:t>
+            </w:r>
+          </w:p>
+        </w:tc>
+        <w:tc>
+          <w:tcPr>
+            <w:tcW w:w="5377" w:type="dxa"/>
             <w:tcMar>
               <w:top w:w="60" w:type="dxa"/>
               <w:left w:w="90" w:type="dxa"/>
@@ -15565,7 +14762,7 @@
         </w:tc>
         <w:tc>
           <w:tcPr>
-            <w:tcW w:w="2745" w:type="dxa"/>
+            <w:tcW w:w="3083" w:type="dxa"/>
             <w:tcMar>
               <w:top w:w="60" w:type="dxa"/>
               <w:left w:w="90" w:type="dxa"/>
@@ -15586,6 +14783,90 @@
                 <w:szCs w:val="20"/>
               </w:rPr>
               <w:t>Revisión del historial de commits.</w:t>
+            </w:r>
+          </w:p>
+        </w:tc>
+      </w:tr>
+      <w:tr>
+        <w:trPr>
+          <w:tblHeader w:val="false"/>
+          <w:trHeight w:val="300"/>
+        </w:trPr>
+        <w:tc>
+          <w:tcPr>
+            <w:tcW w:w="900" w:type="dxa"/>
+            <w:tcMar>
+              <w:top w:w="60" w:type="dxa"/>
+              <w:left w:w="90" w:type="dxa"/>
+              <w:bottom w:w="60" w:type="dxa"/>
+              <w:right w:w="90" w:type="dxa"/>
+            </w:tcMar>
+          </w:tcPr>
+          <w:p>
+            <w:pPr>
+              <w:pStyle w:val="Normal"/>
+              <w:jc w:val="left"/>
+            </w:pPr>
+            <w:r>
+              <w:rPr>
+                <w:b w:val="0"/>
+                <w:bCs w:val="0"/>
+                <w:sz w:val="20"/>
+                <w:szCs w:val="20"/>
+              </w:rPr>
+              <w:t>RNF-18</w:t>
+            </w:r>
+          </w:p>
+        </w:tc>
+        <w:tc>
+          <w:tcPr>
+            <w:tcW w:w="5377" w:type="dxa"/>
+            <w:tcMar>
+              <w:top w:w="60" w:type="dxa"/>
+              <w:left w:w="90" w:type="dxa"/>
+              <w:bottom w:w="60" w:type="dxa"/>
+              <w:right w:w="90" w:type="dxa"/>
+            </w:tcMar>
+          </w:tcPr>
+          <w:p>
+            <w:pPr>
+              <w:pStyle w:val="Normal"/>
+              <w:jc w:val="left"/>
+            </w:pPr>
+            <w:r>
+              <w:rPr>
+                <w:b w:val="0"/>
+                <w:bCs w:val="0"/>
+                <w:sz w:val="20"/>
+                <w:szCs w:val="20"/>
+              </w:rPr>
+              <w:t>Los diálogos, las tareas y los parámetros de configuración de nivel deben residir en archivos de datos externos al código fuente.</w:t>
+            </w:r>
+          </w:p>
+        </w:tc>
+        <w:tc>
+          <w:tcPr>
+            <w:tcW w:w="3083" w:type="dxa"/>
+            <w:tcMar>
+              <w:top w:w="60" w:type="dxa"/>
+              <w:left w:w="90" w:type="dxa"/>
+              <w:bottom w:w="60" w:type="dxa"/>
+              <w:right w:w="90" w:type="dxa"/>
+            </w:tcMar>
+          </w:tcPr>
+          <w:p>
+            <w:pPr>
+              <w:pStyle w:val="Normal"/>
+              <w:jc w:val="left"/>
+            </w:pPr>
+            <w:r>
+              <w:rPr>
+                <w:b w:val="0"/>
+                <w:bCs w:val="0"/>
+                <w:sz w:val="20"/>
+                <w:szCs w:val="20"/>
+              </w:rPr>
+              <w:t>Modificar un parámetro de nivel y un texto de diálogo sin recompilar.</w:t>
             </w:r>
           </w:p>
         </w:tc>
@@ -15617,47 +14898,7 @@
           <w:sz w:val="24"/>
           <w:szCs w:val="24"/>
         </w:rPr>
-        <w:t>4</w:t>
-      </w:r>
-      <w:r>
-        <w:rPr>
-          <w:b w:val="1"/>
-          <w:bCs w:val="1"/>
-          <w:color w:val="000000"/>
-          <w:sz w:val="24"/>
-          <w:szCs w:val="24"/>
-        </w:rPr>
-        <w:t xml:space="preserve">.6 </w:t>
-      </w:r>
-      <w:r>
-        <w:rPr>
-          <w:b w:val="1"/>
-          <w:bCs w:val="1"/>
-          <w:color w:val="000000"/>
-          <w:sz w:val="24"/>
-          <w:szCs w:val="24"/>
-        </w:rPr>
-        <w:t>Accesibilidad</w:t>
-      </w:r>
-      <w:r>
-        <w:rPr>
-          <w:b w:val="1"/>
-          <w:bCs w:val="1"/>
-          <w:color w:val="000000"/>
-          <w:sz w:val="24"/>
-          <w:szCs w:val="24"/>
-        </w:rPr>
-        <w:t xml:space="preserve"> y </w:t>
-      </w:r>
-      <w:r>
-        <w:rPr>
-          <w:b w:val="1"/>
-          <w:bCs w:val="1"/>
-          <w:color w:val="000000"/>
-          <w:sz w:val="24"/>
-          <w:szCs w:val="24"/>
-        </w:rPr>
-        <w:t>contenido</w:t>
+        <w:t>4.6 Accesibilidad y contenido</w:t>
       </w:r>
       <w:bookmarkEnd w:id="358316195"/>
     </w:p>
@@ -15778,28 +15019,28 @@
               <w:right w:w="90" w:type="dxa"/>
             </w:tcMar>
           </w:tcPr>
-          <w:p wp14:textId="0A8C2F40">
-            <w:pPr>
-              <w:spacing w:after="20"/>
-              <w:jc w:val="left"/>
-            </w:pPr>
-            <w:r>
-              <w:rPr>
-                <w:b w:val="0"/>
-                <w:bCs w:val="0"/>
-                <w:sz w:val="20"/>
-                <w:szCs w:val="20"/>
-              </w:rPr>
-              <w:t>RNF-</w:t>
-            </w:r>
-            <w:r>
-              <w:rPr>
-                <w:b w:val="0"/>
-                <w:bCs w:val="0"/>
-                <w:sz w:val="20"/>
-                <w:szCs w:val="20"/>
-              </w:rPr>
-              <w:t>18</w:t>
+          <w:p wp14:textId="16C34919">
+            <w:pPr>
+              <w:spacing w:after="20"/>
+              <w:jc w:val="left"/>
+            </w:pPr>
+            <w:r>
+              <w:rPr>
+                <w:b w:val="0"/>
+                <w:bCs w:val="0"/>
+                <w:sz w:val="20"/>
+                <w:szCs w:val="20"/>
+              </w:rPr>
+              <w:t>RNF-1</w:t>
+            </w:r>
+            <w:r>
+              <w:rPr>
+                <w:b w:val="0"/>
+                <w:bCs w:val="0"/>
+                <w:sz w:val="20"/>
+                <w:szCs w:val="20"/>
+              </w:rPr>
+              <w:t>9</w:t>
             </w:r>
           </w:p>
         </w:tc>
@@ -15870,10 +15111,16 @@
               <w:right w:w="90" w:type="dxa"/>
             </w:tcMar>
           </w:tcPr>
-          <w:p wp14:textId="607C3322">
-            <w:pPr>
-              <w:spacing w:after="20"/>
-              <w:jc w:val="left"/>
+          <w:p wp14:textId="14A28F85">
+            <w:pPr>
+              <w:spacing w:after="20"/>
+              <w:jc w:val="left"/>
+              <w:rPr>
+                <w:b w:val="0"/>
+                <w:bCs w:val="0"/>
+                <w:sz w:val="20"/>
+                <w:szCs w:val="20"/>
+              </w:rPr>
             </w:pPr>
             <w:r>
               <w:rPr>
@@ -15891,7 +15138,7 @@
                 <w:sz w:val="20"/>
                 <w:szCs w:val="20"/>
               </w:rPr>
-              <w:t>19</w:t>
+              <w:t>20</w:t>
             </w:r>
           </w:p>
         </w:tc>
@@ -15962,28 +15209,28 @@
               <w:right w:w="90" w:type="dxa"/>
             </w:tcMar>
           </w:tcPr>
-          <w:p wp14:textId="416605C9">
-            <w:pPr>
-              <w:spacing w:after="20"/>
-              <w:jc w:val="left"/>
-            </w:pPr>
-            <w:r>
-              <w:rPr>
-                <w:b w:val="0"/>
-                <w:bCs w:val="0"/>
-                <w:sz w:val="20"/>
-                <w:szCs w:val="20"/>
-              </w:rPr>
-              <w:t>RNF-</w:t>
-            </w:r>
-            <w:r>
-              <w:rPr>
-                <w:b w:val="0"/>
-                <w:bCs w:val="0"/>
-                <w:sz w:val="20"/>
-                <w:szCs w:val="20"/>
-              </w:rPr>
-              <w:t>20</w:t>
+          <w:p wp14:textId="32D45A64">
+            <w:pPr>
+              <w:spacing w:after="20"/>
+              <w:jc w:val="left"/>
+            </w:pPr>
+            <w:r>
+              <w:rPr>
+                <w:b w:val="0"/>
+                <w:bCs w:val="0"/>
+                <w:sz w:val="20"/>
+                <w:szCs w:val="20"/>
+              </w:rPr>
+              <w:t>RNF-2</w:t>
+            </w:r>
+            <w:r>
+              <w:rPr>
+                <w:b w:val="0"/>
+                <w:bCs w:val="0"/>
+                <w:sz w:val="20"/>
+                <w:szCs w:val="20"/>
+              </w:rPr>
+              <w:t>1</w:t>
             </w:r>
           </w:p>
         </w:tc>
@@ -16054,7 +15301,7 @@
               <w:right w:w="90" w:type="dxa"/>
             </w:tcMar>
           </w:tcPr>
-          <w:p wp14:textId="7F1BC6D6">
+          <w:p wp14:textId="546CCD2E">
             <w:pPr>
               <w:spacing w:after="20"/>
               <w:jc w:val="left"/>
@@ -16075,7 +15322,7 @@
                 <w:sz w:val="20"/>
                 <w:szCs w:val="20"/>
               </w:rPr>
-              <w:t>1</w:t>
+              <w:t>2</w:t>
             </w:r>
           </w:p>
         </w:tc>
@@ -16146,7 +15393,7 @@
               <w:right w:w="90" w:type="dxa"/>
             </w:tcMar>
           </w:tcPr>
-          <w:p wp14:textId="6C39FC7E">
+          <w:p wp14:textId="501B5724">
             <w:pPr>
               <w:spacing w:after="20"/>
               <w:jc w:val="left"/>
@@ -16167,7 +15414,7 @@
                 <w:sz w:val="20"/>
                 <w:szCs w:val="20"/>
               </w:rPr>
-              <w:t>2</w:t>
+              <w:t>3</w:t>
             </w:r>
           </w:p>
         </w:tc>
@@ -16219,79 +15466,7 @@
                 <w:sz w:val="20"/>
                 <w:szCs w:val="20"/>
               </w:rPr>
-              <w:t>Verificación</w:t>
-            </w:r>
-            <w:r>
-              <w:rPr>
-                <w:b w:val="0"/>
-                <w:bCs w:val="0"/>
-                <w:sz w:val="20"/>
-                <w:szCs w:val="20"/>
-              </w:rPr>
-              <w:t xml:space="preserve"> del </w:t>
-            </w:r>
-            <w:r>
-              <w:rPr>
-                <w:b w:val="0"/>
-                <w:bCs w:val="0"/>
-                <w:sz w:val="20"/>
-                <w:szCs w:val="20"/>
-              </w:rPr>
-              <w:t>soporte</w:t>
-            </w:r>
-            <w:r>
-              <w:rPr>
-                <w:b w:val="0"/>
-                <w:bCs w:val="0"/>
-                <w:sz w:val="20"/>
-                <w:szCs w:val="20"/>
-              </w:rPr>
-              <w:t xml:space="preserve"> de </w:t>
-            </w:r>
-            <w:r>
-              <w:rPr>
-                <w:b w:val="0"/>
-                <w:bCs w:val="0"/>
-                <w:sz w:val="20"/>
-                <w:szCs w:val="20"/>
-              </w:rPr>
-              <w:t>autorización</w:t>
-            </w:r>
-            <w:r>
-              <w:rPr>
-                <w:b w:val="0"/>
-                <w:bCs w:val="0"/>
-                <w:sz w:val="20"/>
-                <w:szCs w:val="20"/>
-              </w:rPr>
-              <w:t xml:space="preserve"> y de la </w:t>
-            </w:r>
-            <w:r>
-              <w:rPr>
-                <w:b w:val="0"/>
-                <w:bCs w:val="0"/>
-                <w:sz w:val="20"/>
-                <w:szCs w:val="20"/>
-              </w:rPr>
-              <w:t>pantalla</w:t>
-            </w:r>
-            <w:r>
-              <w:rPr>
-                <w:b w:val="0"/>
-                <w:bCs w:val="0"/>
-                <w:sz w:val="20"/>
-                <w:szCs w:val="20"/>
-              </w:rPr>
-              <w:t xml:space="preserve"> de </w:t>
-            </w:r>
-            <w:r>
-              <w:rPr>
-                <w:b w:val="0"/>
-                <w:bCs w:val="0"/>
-                <w:sz w:val="20"/>
-                <w:szCs w:val="20"/>
-              </w:rPr>
-              <w:t>créditos</w:t>
+              <w:t xml:space="preserve">Verificación del soporte de autorización y de la pantalla de créditos</w:t>
             </w:r>
           </w:p>
         </w:tc>
@@ -16333,22 +15508,7 @@
           <w:sz w:val="28"/>
           <w:szCs w:val="28"/>
         </w:rPr>
-        <w:t>5</w:t>
-      </w:r>
-      <w:r>
-        <w:rPr>
-          <w:rFonts w:ascii="Arial" w:hAnsi="Arial" w:eastAsia="Arial" w:cs="Arial"/>
-          <w:b w:val="1"/>
-          <w:bCs w:val="1"/>
-          <w:i w:val="0"/>
-          <w:iCs w:val="0"/>
-          <w:caps w:val="0"/>
-          <w:smallCaps w:val="0"/>
-          <w:color w:val="000000"/>
-          <w:sz w:val="28"/>
-          <w:szCs w:val="28"/>
-        </w:rPr>
-        <w:t>. MATRIZ DE TRAZABILIDAD</w:t>
+        <w:t>5. MATRIZ DE TRAZABILIDAD</w:t>
       </w:r>
       <w:bookmarkEnd w:id="889525661"/>
     </w:p>
@@ -16422,157 +15582,7 @@
           <w:sz w:val="24"/>
           <w:szCs w:val="24"/>
         </w:rPr>
-        <w:t>5</w:t>
-      </w:r>
-      <w:r>
-        <w:rPr>
-          <w:rFonts w:ascii="Arial" w:hAnsi="Arial" w:eastAsia="Arial" w:cs="Arial"/>
-          <w:b w:val="1"/>
-          <w:bCs w:val="1"/>
-          <w:i w:val="0"/>
-          <w:iCs w:val="0"/>
-          <w:caps w:val="0"/>
-          <w:smallCaps w:val="0"/>
-          <w:color w:val="000000"/>
-          <w:sz w:val="24"/>
-          <w:szCs w:val="24"/>
-        </w:rPr>
-        <w:t xml:space="preserve">.1 </w:t>
-      </w:r>
-      <w:r>
-        <w:rPr>
-          <w:rFonts w:ascii="Arial" w:hAnsi="Arial" w:eastAsia="Arial" w:cs="Arial"/>
-          <w:b w:val="1"/>
-          <w:bCs w:val="1"/>
-          <w:i w:val="0"/>
-          <w:iCs w:val="0"/>
-          <w:caps w:val="0"/>
-          <w:smallCaps w:val="0"/>
-          <w:color w:val="000000"/>
-          <w:sz w:val="24"/>
-          <w:szCs w:val="24"/>
-        </w:rPr>
-        <w:t>Trazabilidad</w:t>
-      </w:r>
-      <w:r>
-        <w:rPr>
-          <w:rFonts w:ascii="Arial" w:hAnsi="Arial" w:eastAsia="Arial" w:cs="Arial"/>
-          <w:b w:val="1"/>
-          <w:bCs w:val="1"/>
-          <w:i w:val="0"/>
-          <w:iCs w:val="0"/>
-          <w:caps w:val="0"/>
-          <w:smallCaps w:val="0"/>
-          <w:color w:val="000000"/>
-          <w:sz w:val="24"/>
-          <w:szCs w:val="24"/>
-        </w:rPr>
-        <w:t xml:space="preserve"> entre </w:t>
-      </w:r>
-      <w:r>
-        <w:rPr>
-          <w:rFonts w:ascii="Arial" w:hAnsi="Arial" w:eastAsia="Arial" w:cs="Arial"/>
-          <w:b w:val="1"/>
-          <w:bCs w:val="1"/>
-          <w:i w:val="0"/>
-          <w:iCs w:val="0"/>
-          <w:caps w:val="0"/>
-          <w:smallCaps w:val="0"/>
-          <w:color w:val="000000"/>
-          <w:sz w:val="24"/>
-          <w:szCs w:val="24"/>
-        </w:rPr>
-        <w:t>facetas</w:t>
-      </w:r>
-      <w:r>
-        <w:rPr>
-          <w:rFonts w:ascii="Arial" w:hAnsi="Arial" w:eastAsia="Arial" w:cs="Arial"/>
-          <w:b w:val="1"/>
-          <w:bCs w:val="1"/>
-          <w:i w:val="0"/>
-          <w:iCs w:val="0"/>
-          <w:caps w:val="0"/>
-          <w:smallCaps w:val="0"/>
-          <w:color w:val="000000"/>
-          <w:sz w:val="24"/>
-          <w:szCs w:val="24"/>
-        </w:rPr>
-        <w:t xml:space="preserve"> del </w:t>
-      </w:r>
-      <w:r>
-        <w:rPr>
-          <w:rFonts w:ascii="Arial" w:hAnsi="Arial" w:eastAsia="Arial" w:cs="Arial"/>
-          <w:b w:val="1"/>
-          <w:bCs w:val="1"/>
-          <w:i w:val="0"/>
-          <w:iCs w:val="0"/>
-          <w:caps w:val="0"/>
-          <w:smallCaps w:val="0"/>
-          <w:color w:val="000000"/>
-          <w:sz w:val="24"/>
-          <w:szCs w:val="24"/>
-        </w:rPr>
-        <w:t>pensamiento</w:t>
-      </w:r>
-      <w:r>
-        <w:rPr>
-          <w:rFonts w:ascii="Arial" w:hAnsi="Arial" w:eastAsia="Arial" w:cs="Arial"/>
-          <w:b w:val="1"/>
-          <w:bCs w:val="1"/>
-          <w:i w:val="0"/>
-          <w:iCs w:val="0"/>
-          <w:caps w:val="0"/>
-          <w:smallCaps w:val="0"/>
-          <w:color w:val="000000"/>
-          <w:sz w:val="24"/>
-          <w:szCs w:val="24"/>
-        </w:rPr>
-        <w:t xml:space="preserve"> </w:t>
-      </w:r>
-      <w:r>
-        <w:rPr>
-          <w:rFonts w:ascii="Arial" w:hAnsi="Arial" w:eastAsia="Arial" w:cs="Arial"/>
-          <w:b w:val="1"/>
-          <w:bCs w:val="1"/>
-          <w:i w:val="0"/>
-          <w:iCs w:val="0"/>
-          <w:caps w:val="0"/>
-          <w:smallCaps w:val="0"/>
-          <w:color w:val="000000"/>
-          <w:sz w:val="24"/>
-          <w:szCs w:val="24"/>
-        </w:rPr>
-        <w:t>computacional</w:t>
-      </w:r>
-      <w:r>
-        <w:rPr>
-          <w:rFonts w:ascii="Arial" w:hAnsi="Arial" w:eastAsia="Arial" w:cs="Arial"/>
-          <w:b w:val="1"/>
-          <w:bCs w:val="1"/>
-          <w:i w:val="0"/>
-          <w:iCs w:val="0"/>
-          <w:caps w:val="0"/>
-          <w:smallCaps w:val="0"/>
-          <w:color w:val="000000"/>
-          <w:sz w:val="24"/>
-          <w:szCs w:val="24"/>
-        </w:rPr>
-        <w:t xml:space="preserve"> y </w:t>
-      </w:r>
-      <w:r>
-        <w:rPr>
-          <w:rFonts w:ascii="Arial" w:hAnsi="Arial" w:eastAsia="Arial" w:cs="Arial"/>
-          <w:b w:val="1"/>
-          <w:bCs w:val="1"/>
-          <w:i w:val="0"/>
-          <w:iCs w:val="0"/>
-          <w:caps w:val="0"/>
-          <w:smallCaps w:val="0"/>
-          <w:color w:val="000000"/>
-          <w:sz w:val="24"/>
-          <w:szCs w:val="24"/>
-        </w:rPr>
-        <w:t>requerimientos</w:t>
+        <w:t>5.1 Trazabilidad entre facetas del pensamiento computacional y requerimientos</w:t>
       </w:r>
       <w:bookmarkEnd w:id="1097550393"/>
     </w:p>
@@ -16580,7 +15590,7 @@
       <w:tblPr>
         <w:tblStyle w:val="TableNormal"/>
         <w:bidiVisual w:val="0"/>
-        <w:tblW w:w="0" w:type="auto"/>
+        <w:tblW w:w="9375" w:type="dxa"/>
         <w:tblBorders>
           <w:top w:val="single" w:sz="6"/>
           <w:left w:val="single" w:sz="6"/>
@@ -16591,10 +15601,10 @@
       </w:tblPr>
       <w:tblGrid>
         <w:gridCol w:w="1695"/>
-        <w:gridCol w:w="3255"/>
-        <w:gridCol w:w="4425"/>
+        <w:gridCol w:w="2205"/>
+        <w:gridCol w:w="5475"/>
       </w:tblGrid>
-      <w:tr>
+      <w:tr xmlns:wp14="http://schemas.microsoft.com/office/word/2010/wordml" wp14:textId="77777777">
         <w:trPr>
           <w:trHeight w:val="300"/>
         </w:trPr>
@@ -16647,7 +15657,7 @@
         </w:tc>
         <w:tc>
           <w:tcPr>
-            <w:tcW w:w="3255" w:type="dxa"/>
+            <w:tcW w:w="2205" w:type="dxa"/>
             <w:tcBorders>
               <w:top w:val="single" w:sz="6"/>
               <w:left w:val="single" w:sz="6"/>
@@ -16694,7 +15704,7 @@
         </w:tc>
         <w:tc>
           <w:tcPr>
-            <w:tcW w:w="4425" w:type="dxa"/>
+            <w:tcW w:w="5475" w:type="dxa"/>
             <w:tcBorders>
               <w:top w:val="single" w:sz="6"/>
               <w:left w:val="single" w:sz="6"/>
@@ -16740,7 +15750,7 @@
           </w:p>
         </w:tc>
       </w:tr>
-      <w:tr>
+      <w:tr xmlns:wp14="http://schemas.microsoft.com/office/word/2010/wordml" wp14:textId="77777777">
         <w:trPr>
           <w:trHeight w:val="300"/>
         </w:trPr>
@@ -16792,7 +15802,7 @@
         </w:tc>
         <w:tc>
           <w:tcPr>
-            <w:tcW w:w="3255" w:type="dxa"/>
+            <w:tcW w:w="2205" w:type="dxa"/>
             <w:tcBorders>
               <w:top w:val="single" w:sz="6"/>
               <w:left w:val="single" w:sz="6"/>
@@ -16838,7 +15848,7 @@
         </w:tc>
         <w:tc>
           <w:tcPr>
-            <w:tcW w:w="4425" w:type="dxa"/>
+            <w:tcW w:w="5475" w:type="dxa"/>
             <w:tcBorders>
               <w:top w:val="single" w:sz="6"/>
               <w:left w:val="single" w:sz="6"/>
@@ -16857,6 +15867,8 @@
             <w:pPr>
               <w:spacing w:after="20"/>
               <w:jc w:val="left"/>
+            </w:pPr>
+            <w:r>
               <w:rPr>
                 <w:rFonts w:ascii="Arial" w:hAnsi="Arial" w:eastAsia="Arial" w:cs="Arial"/>
                 <w:b w:val="0"/>
@@ -16865,25 +15877,13 @@
                 <w:iCs w:val="0"/>
                 <w:sz w:val="20"/>
                 <w:szCs w:val="20"/>
-                <w:lang w:val="es-ES"/>
-              </w:rPr>
-            </w:pPr>
-            <w:r>
-              <w:rPr>
-                <w:rFonts w:ascii="Arial" w:hAnsi="Arial" w:eastAsia="Arial" w:cs="Arial"/>
-                <w:b w:val="0"/>
-                <w:bCs w:val="0"/>
-                <w:i w:val="0"/>
-                <w:iCs w:val="0"/>
-                <w:sz w:val="20"/>
-                <w:szCs w:val="20"/>
-              </w:rPr>
-              <w:t>RF-11, RF-28, RF-30, RF-37, RF-41</w:t>
+              </w:rPr>
+              <w:t>RF-10, RF-27, RF-29, RF-36, RF-40</w:t>
             </w:r>
           </w:p>
         </w:tc>
       </w:tr>
-      <w:tr>
+      <w:tr xmlns:wp14="http://schemas.microsoft.com/office/word/2010/wordml" wp14:textId="77777777">
         <w:trPr>
           <w:trHeight w:val="300"/>
         </w:trPr>
@@ -16935,7 +15935,7 @@
         </w:tc>
         <w:tc>
           <w:tcPr>
-            <w:tcW w:w="3255" w:type="dxa"/>
+            <w:tcW w:w="2205" w:type="dxa"/>
             <w:tcBorders>
               <w:top w:val="single" w:sz="6"/>
               <w:left w:val="single" w:sz="6"/>
@@ -16981,7 +15981,7 @@
         </w:tc>
         <w:tc>
           <w:tcPr>
-            <w:tcW w:w="4425" w:type="dxa"/>
+            <w:tcW w:w="5475" w:type="dxa"/>
             <w:tcBorders>
               <w:top w:val="single" w:sz="6"/>
               <w:left w:val="single" w:sz="6"/>
@@ -17000,6 +16000,8 @@
             <w:pPr>
               <w:spacing w:after="20"/>
               <w:jc w:val="left"/>
+            </w:pPr>
+            <w:r>
               <w:rPr>
                 <w:rFonts w:ascii="Arial" w:hAnsi="Arial" w:eastAsia="Arial" w:cs="Arial"/>
                 <w:b w:val="0"/>
@@ -17008,25 +16010,13 @@
                 <w:iCs w:val="0"/>
                 <w:sz w:val="20"/>
                 <w:szCs w:val="20"/>
-                <w:lang w:val="es-ES"/>
-              </w:rPr>
-            </w:pPr>
-            <w:r>
-              <w:rPr>
-                <w:rFonts w:ascii="Arial" w:hAnsi="Arial" w:eastAsia="Arial" w:cs="Arial"/>
-                <w:b w:val="0"/>
-                <w:bCs w:val="0"/>
-                <w:i w:val="0"/>
-                <w:iCs w:val="0"/>
-                <w:sz w:val="20"/>
-                <w:szCs w:val="20"/>
-              </w:rPr>
-              <w:t>RF-23, RF-24, RF-27</w:t>
+              </w:rPr>
+              <w:t>RF-22, RF-23, RF-26</w:t>
             </w:r>
           </w:p>
         </w:tc>
       </w:tr>
-      <w:tr>
+      <w:tr xmlns:wp14="http://schemas.microsoft.com/office/word/2010/wordml" wp14:textId="77777777">
         <w:trPr>
           <w:trHeight w:val="300"/>
         </w:trPr>
@@ -17078,7 +16068,7 @@
         </w:tc>
         <w:tc>
           <w:tcPr>
-            <w:tcW w:w="3255" w:type="dxa"/>
+            <w:tcW w:w="2205" w:type="dxa"/>
             <w:tcBorders>
               <w:top w:val="single" w:sz="6"/>
               <w:left w:val="single" w:sz="6"/>
@@ -17124,7 +16114,7 @@
         </w:tc>
         <w:tc>
           <w:tcPr>
-            <w:tcW w:w="4425" w:type="dxa"/>
+            <w:tcW w:w="5475" w:type="dxa"/>
             <w:tcBorders>
               <w:top w:val="single" w:sz="6"/>
               <w:left w:val="single" w:sz="6"/>
@@ -17143,6 +16133,8 @@
             <w:pPr>
               <w:spacing w:after="20"/>
               <w:jc w:val="left"/>
+            </w:pPr>
+            <w:r>
               <w:rPr>
                 <w:rFonts w:ascii="Arial" w:hAnsi="Arial" w:eastAsia="Arial" w:cs="Arial"/>
                 <w:b w:val="0"/>
@@ -17151,25 +16143,13 @@
                 <w:iCs w:val="0"/>
                 <w:sz w:val="20"/>
                 <w:szCs w:val="20"/>
-                <w:lang w:val="es-ES"/>
-              </w:rPr>
-            </w:pPr>
-            <w:r>
-              <w:rPr>
-                <w:rFonts w:ascii="Arial" w:hAnsi="Arial" w:eastAsia="Arial" w:cs="Arial"/>
-                <w:b w:val="0"/>
-                <w:bCs w:val="0"/>
-                <w:i w:val="0"/>
-                <w:iCs w:val="0"/>
-                <w:sz w:val="20"/>
-                <w:szCs w:val="20"/>
-              </w:rPr>
-              <w:t>RF-24, RF-25, RF-27</w:t>
+              </w:rPr>
+              <w:t>RF-23, RF-24, RF-26</w:t>
             </w:r>
           </w:p>
         </w:tc>
       </w:tr>
-      <w:tr>
+      <w:tr xmlns:wp14="http://schemas.microsoft.com/office/word/2010/wordml" wp14:textId="77777777">
         <w:trPr>
           <w:trHeight w:val="300"/>
         </w:trPr>
@@ -17215,13 +16195,13 @@
                 <w:sz w:val="20"/>
                 <w:szCs w:val="20"/>
               </w:rPr>
-              <w:t>Pensamiento algorítmico</w:t>
-            </w:r>
-          </w:p>
-        </w:tc>
-        <w:tc>
-          <w:tcPr>
-            <w:tcW w:w="3255" w:type="dxa"/>
+              <w:t>Modelado</w:t>
+            </w:r>
+          </w:p>
+        </w:tc>
+        <w:tc>
+          <w:tcPr>
+            <w:tcW w:w="2205" w:type="dxa"/>
             <w:tcBorders>
               <w:top w:val="single" w:sz="6"/>
               <w:left w:val="single" w:sz="6"/>
@@ -17261,13 +16241,13 @@
                 <w:sz w:val="20"/>
                 <w:szCs w:val="20"/>
               </w:rPr>
-              <w:t>2, fase 3</w:t>
-            </w:r>
-          </w:p>
-        </w:tc>
-        <w:tc>
-          <w:tcPr>
-            <w:tcW w:w="4425" w:type="dxa"/>
+              <w:t>2, fase 2</w:t>
+            </w:r>
+          </w:p>
+        </w:tc>
+        <w:tc>
+          <w:tcPr>
+            <w:tcW w:w="5475" w:type="dxa"/>
             <w:tcBorders>
               <w:top w:val="single" w:sz="6"/>
               <w:left w:val="single" w:sz="6"/>
@@ -17286,6 +16266,8 @@
             <w:pPr>
               <w:spacing w:after="20"/>
               <w:jc w:val="left"/>
+            </w:pPr>
+            <w:r>
               <w:rPr>
                 <w:rFonts w:ascii="Arial" w:hAnsi="Arial" w:eastAsia="Arial" w:cs="Arial"/>
                 <w:b w:val="0"/>
@@ -17294,25 +16276,13 @@
                 <w:iCs w:val="0"/>
                 <w:sz w:val="20"/>
                 <w:szCs w:val="20"/>
-                <w:lang w:val="es-ES"/>
-              </w:rPr>
-            </w:pPr>
-            <w:r>
-              <w:rPr>
-                <w:rFonts w:ascii="Arial" w:hAnsi="Arial" w:eastAsia="Arial" w:cs="Arial"/>
-                <w:b w:val="0"/>
-                <w:bCs w:val="0"/>
-                <w:i w:val="0"/>
-                <w:iCs w:val="0"/>
-                <w:sz w:val="20"/>
-                <w:szCs w:val="20"/>
-              </w:rPr>
-              <w:t>RF-31, RF-32, RF-33, RF-35</w:t>
+              </w:rPr>
+              <w:t>RF-27, RF-28, RF-29</w:t>
             </w:r>
           </w:p>
         </w:tc>
       </w:tr>
-      <w:tr>
+      <w:tr xmlns:wp14="http://schemas.microsoft.com/office/word/2010/wordml" wp14:textId="77777777">
         <w:trPr>
           <w:trHeight w:val="300"/>
         </w:trPr>
@@ -17358,13 +16328,13 @@
                 <w:sz w:val="20"/>
                 <w:szCs w:val="20"/>
               </w:rPr>
-              <w:t>Depuración</w:t>
-            </w:r>
-          </w:p>
-        </w:tc>
-        <w:tc>
-          <w:tcPr>
-            <w:tcW w:w="3255" w:type="dxa"/>
+              <w:t>Pensamiento algorítmico</w:t>
+            </w:r>
+          </w:p>
+        </w:tc>
+        <w:tc>
+          <w:tcPr>
+            <w:tcW w:w="2205" w:type="dxa"/>
             <w:tcBorders>
               <w:top w:val="single" w:sz="6"/>
               <w:left w:val="single" w:sz="6"/>
@@ -17404,13 +16374,13 @@
                 <w:sz w:val="20"/>
                 <w:szCs w:val="20"/>
               </w:rPr>
-              <w:t>1, 2 y 3</w:t>
-            </w:r>
-          </w:p>
-        </w:tc>
-        <w:tc>
-          <w:tcPr>
-            <w:tcW w:w="4425" w:type="dxa"/>
+              <w:t>2, fase 3</w:t>
+            </w:r>
+          </w:p>
+        </w:tc>
+        <w:tc>
+          <w:tcPr>
+            <w:tcW w:w="5475" w:type="dxa"/>
             <w:tcBorders>
               <w:top w:val="single" w:sz="6"/>
               <w:left w:val="single" w:sz="6"/>
@@ -17429,6 +16399,8 @@
             <w:pPr>
               <w:spacing w:after="20"/>
               <w:jc w:val="left"/>
+            </w:pPr>
+            <w:r>
               <w:rPr>
                 <w:rFonts w:ascii="Arial" w:hAnsi="Arial" w:eastAsia="Arial" w:cs="Arial"/>
                 <w:b w:val="0"/>
@@ -17437,25 +16409,13 @@
                 <w:iCs w:val="0"/>
                 <w:sz w:val="20"/>
                 <w:szCs w:val="20"/>
-                <w:lang w:val="es-ES"/>
-              </w:rPr>
-            </w:pPr>
-            <w:r>
-              <w:rPr>
-                <w:rFonts w:ascii="Arial" w:hAnsi="Arial" w:eastAsia="Arial" w:cs="Arial"/>
-                <w:b w:val="0"/>
-                <w:bCs w:val="0"/>
-                <w:i w:val="0"/>
-                <w:iCs w:val="0"/>
-                <w:sz w:val="20"/>
-                <w:szCs w:val="20"/>
-              </w:rPr>
-              <w:t>RF-18, RF-19, RF-34, RF-35, RF-43, RF-44</w:t>
+              </w:rPr>
+              <w:t>RF-30, RF-31, RF-32, RF-34</w:t>
             </w:r>
           </w:p>
         </w:tc>
       </w:tr>
-      <w:tr>
+      <w:tr xmlns:wp14="http://schemas.microsoft.com/office/word/2010/wordml" wp14:textId="77777777">
         <w:trPr>
           <w:trHeight w:val="300"/>
         </w:trPr>
@@ -17501,13 +16461,13 @@
                 <w:sz w:val="20"/>
                 <w:szCs w:val="20"/>
               </w:rPr>
-              <w:t>Iteración</w:t>
-            </w:r>
-          </w:p>
-        </w:tc>
-        <w:tc>
-          <w:tcPr>
-            <w:tcW w:w="3255" w:type="dxa"/>
+              <w:t>Depuración</w:t>
+            </w:r>
+          </w:p>
+        </w:tc>
+        <w:tc>
+          <w:tcPr>
+            <w:tcW w:w="2205" w:type="dxa"/>
             <w:tcBorders>
               <w:top w:val="single" w:sz="6"/>
               <w:left w:val="single" w:sz="6"/>
@@ -17547,13 +16507,13 @@
                 <w:sz w:val="20"/>
                 <w:szCs w:val="20"/>
               </w:rPr>
-              <w:t>1 y 3</w:t>
-            </w:r>
-          </w:p>
-        </w:tc>
-        <w:tc>
-          <w:tcPr>
-            <w:tcW w:w="4425" w:type="dxa"/>
+              <w:t>1, 2 y 3</w:t>
+            </w:r>
+          </w:p>
+        </w:tc>
+        <w:tc>
+          <w:tcPr>
+            <w:tcW w:w="5475" w:type="dxa"/>
             <w:tcBorders>
               <w:top w:val="single" w:sz="6"/>
               <w:left w:val="single" w:sz="6"/>
@@ -17572,6 +16532,8 @@
             <w:pPr>
               <w:spacing w:after="20"/>
               <w:jc w:val="left"/>
+            </w:pPr>
+            <w:r>
               <w:rPr>
                 <w:rFonts w:ascii="Arial" w:hAnsi="Arial" w:eastAsia="Arial" w:cs="Arial"/>
                 <w:b w:val="0"/>
@@ -17580,25 +16542,13 @@
                 <w:iCs w:val="0"/>
                 <w:sz w:val="20"/>
                 <w:szCs w:val="20"/>
-                <w:lang w:val="es-ES"/>
-              </w:rPr>
-            </w:pPr>
-            <w:r>
-              <w:rPr>
-                <w:rFonts w:ascii="Arial" w:hAnsi="Arial" w:eastAsia="Arial" w:cs="Arial"/>
-                <w:b w:val="0"/>
-                <w:bCs w:val="0"/>
-                <w:i w:val="0"/>
-                <w:iCs w:val="0"/>
-                <w:sz w:val="20"/>
-                <w:szCs w:val="20"/>
-              </w:rPr>
-              <w:t>RF-16, RF-17, RF-19, RF-20, RF-42, RF-44</w:t>
+              </w:rPr>
+              <w:t>RF-16, RF-17, RF-18, RF-33, RF-34, RF-42, RF-43</w:t>
             </w:r>
           </w:p>
         </w:tc>
       </w:tr>
-      <w:tr>
+      <w:tr xmlns:wp14="http://schemas.microsoft.com/office/word/2010/wordml" wp14:textId="77777777">
         <w:trPr>
           <w:trHeight w:val="300"/>
         </w:trPr>
@@ -17644,13 +16594,13 @@
                 <w:sz w:val="20"/>
                 <w:szCs w:val="20"/>
               </w:rPr>
-              <w:t>Generalización</w:t>
-            </w:r>
-          </w:p>
-        </w:tc>
-        <w:tc>
-          <w:tcPr>
-            <w:tcW w:w="3255" w:type="dxa"/>
+              <w:t>Iteración</w:t>
+            </w:r>
+          </w:p>
+        </w:tc>
+        <w:tc>
+          <w:tcPr>
+            <w:tcW w:w="2205" w:type="dxa"/>
             <w:tcBorders>
               <w:top w:val="single" w:sz="6"/>
               <w:left w:val="single" w:sz="6"/>
@@ -17690,13 +16640,13 @@
                 <w:sz w:val="20"/>
                 <w:szCs w:val="20"/>
               </w:rPr>
-              <w:t>Cierre de niveles</w:t>
-            </w:r>
-          </w:p>
-        </w:tc>
-        <w:tc>
-          <w:tcPr>
-            <w:tcW w:w="4425" w:type="dxa"/>
+              <w:t>1 y 3</w:t>
+            </w:r>
+          </w:p>
+        </w:tc>
+        <w:tc>
+          <w:tcPr>
+            <w:tcW w:w="5475" w:type="dxa"/>
             <w:tcBorders>
               <w:top w:val="single" w:sz="6"/>
               <w:left w:val="single" w:sz="6"/>
@@ -17715,6 +16665,8 @@
             <w:pPr>
               <w:spacing w:after="20"/>
               <w:jc w:val="left"/>
+            </w:pPr>
+            <w:r>
               <w:rPr>
                 <w:rFonts w:ascii="Arial" w:hAnsi="Arial" w:eastAsia="Arial" w:cs="Arial"/>
                 <w:b w:val="0"/>
@@ -17723,10 +16675,37 @@
                 <w:iCs w:val="0"/>
                 <w:sz w:val="20"/>
                 <w:szCs w:val="20"/>
-                <w:lang w:val="es-ES"/>
-              </w:rPr>
-            </w:pPr>
-            <w:r>
+              </w:rPr>
+              <w:t>RF-14, RF-15, RF-16, RF-18, RF-19, RF-41, RF-43</w:t>
+            </w:r>
+          </w:p>
+        </w:tc>
+      </w:tr>
+      <w:tr xmlns:wp14="http://schemas.microsoft.com/office/word/2010/wordml" wp14:textId="77777777">
+        <w:trPr>
+          <w:trHeight w:val="300"/>
+        </w:trPr>
+        <w:tc>
+          <w:tcPr>
+            <w:tcW w:w="1695" w:type="dxa"/>
+            <w:tcBorders>
+              <w:top w:val="single" w:sz="6"/>
+              <w:left w:val="single" w:sz="6"/>
+              <w:bottom w:val="single" w:sz="6"/>
+              <w:right w:val="single" w:sz="6"/>
+            </w:tcBorders>
+            <w:tcMar>
+              <w:top w:w="60" w:type="dxa"/>
+              <w:left w:w="90" w:type="dxa"/>
+              <w:bottom w:w="60" w:type="dxa"/>
+              <w:right w:w="90" w:type="dxa"/>
+            </w:tcMar>
+            <w:vAlign w:val="top"/>
+          </w:tcPr>
+          <w:p>
+            <w:pPr>
+              <w:spacing w:after="20"/>
+              <w:jc w:val="left"/>
               <w:rPr>
                 <w:rFonts w:ascii="Arial" w:hAnsi="Arial" w:eastAsia="Arial" w:cs="Arial"/>
                 <w:b w:val="0"/>
@@ -17735,8 +16714,102 @@
                 <w:iCs w:val="0"/>
                 <w:sz w:val="20"/>
                 <w:szCs w:val="20"/>
-              </w:rPr>
-              <w:t>RF-13, RF-46</w:t>
+                <w:lang w:val="es-ES"/>
+              </w:rPr>
+            </w:pPr>
+            <w:r>
+              <w:rPr>
+                <w:rFonts w:ascii="Arial" w:hAnsi="Arial" w:eastAsia="Arial" w:cs="Arial"/>
+                <w:b w:val="0"/>
+                <w:bCs w:val="0"/>
+                <w:i w:val="0"/>
+                <w:iCs w:val="0"/>
+                <w:sz w:val="20"/>
+                <w:szCs w:val="20"/>
+              </w:rPr>
+              <w:t>Generalización</w:t>
+            </w:r>
+          </w:p>
+        </w:tc>
+        <w:tc>
+          <w:tcPr>
+            <w:tcW w:w="2205" w:type="dxa"/>
+            <w:tcBorders>
+              <w:top w:val="single" w:sz="6"/>
+              <w:left w:val="single" w:sz="6"/>
+              <w:bottom w:val="single" w:sz="6"/>
+              <w:right w:val="single" w:sz="6"/>
+            </w:tcBorders>
+            <w:tcMar>
+              <w:top w:w="60" w:type="dxa"/>
+              <w:left w:w="90" w:type="dxa"/>
+              <w:bottom w:w="60" w:type="dxa"/>
+              <w:right w:w="90" w:type="dxa"/>
+            </w:tcMar>
+            <w:vAlign w:val="top"/>
+          </w:tcPr>
+          <w:p>
+            <w:pPr>
+              <w:spacing w:after="20"/>
+              <w:jc w:val="left"/>
+              <w:rPr>
+                <w:rFonts w:ascii="Arial" w:hAnsi="Arial" w:eastAsia="Arial" w:cs="Arial"/>
+                <w:b w:val="0"/>
+                <w:bCs w:val="0"/>
+                <w:i w:val="0"/>
+                <w:iCs w:val="0"/>
+                <w:sz w:val="20"/>
+                <w:szCs w:val="20"/>
+                <w:lang w:val="es-ES"/>
+              </w:rPr>
+            </w:pPr>
+            <w:r>
+              <w:rPr>
+                <w:rFonts w:ascii="Arial" w:hAnsi="Arial" w:eastAsia="Arial" w:cs="Arial"/>
+                <w:b w:val="0"/>
+                <w:bCs w:val="0"/>
+                <w:i w:val="0"/>
+                <w:iCs w:val="0"/>
+                <w:sz w:val="20"/>
+                <w:szCs w:val="20"/>
+              </w:rPr>
+              <w:t>Cierre de niveles</w:t>
+            </w:r>
+          </w:p>
+        </w:tc>
+        <w:tc>
+          <w:tcPr>
+            <w:tcW w:w="5475" w:type="dxa"/>
+            <w:tcBorders>
+              <w:top w:val="single" w:sz="6"/>
+              <w:left w:val="single" w:sz="6"/>
+              <w:bottom w:val="single" w:sz="6"/>
+              <w:right w:val="single" w:sz="6"/>
+            </w:tcBorders>
+            <w:tcMar>
+              <w:top w:w="60" w:type="dxa"/>
+              <w:left w:w="90" w:type="dxa"/>
+              <w:bottom w:w="60" w:type="dxa"/>
+              <w:right w:w="90" w:type="dxa"/>
+            </w:tcMar>
+            <w:vAlign w:val="top"/>
+          </w:tcPr>
+          <w:p>
+            <w:pPr>
+              <w:spacing w:after="20"/>
+              <w:jc w:val="left"/>
+            </w:pPr>
+            <w:r>
+              <w:rPr>
+                <w:rFonts w:ascii="Arial" w:hAnsi="Arial" w:eastAsia="Arial" w:cs="Arial"/>
+                <w:b w:val="0"/>
+                <w:bCs w:val="0"/>
+                <w:i w:val="0"/>
+                <w:iCs w:val="0"/>
+                <w:sz w:val="20"/>
+                <w:szCs w:val="20"/>
+              </w:rPr>
+              <w:t>RF-12, RF-45</w:t>
             </w:r>
           </w:p>
         </w:tc>
@@ -17809,7 +16882,7 @@
         <w:gridCol w:w="3999"/>
         <w:gridCol w:w="3556"/>
       </w:tblGrid>
-      <w:tr>
+      <w:tr xmlns:wp14="http://schemas.microsoft.com/office/word/2010/wordml" wp14:textId="77777777">
         <w:trPr>
           <w:trHeight w:val="300"/>
         </w:trPr>
@@ -17907,7 +16980,7 @@
           </w:p>
         </w:tc>
       </w:tr>
-      <w:tr>
+      <w:tr xmlns:wp14="http://schemas.microsoft.com/office/word/2010/wordml" wp14:textId="77777777">
         <w:trPr>
           <w:trHeight w:val="518"/>
         </w:trPr>
@@ -17967,9 +17040,18 @@
                 <w:sz w:val="20"/>
                 <w:szCs w:val="20"/>
               </w:rPr>
-              <w:t>Entregable</w:t>
-            </w:r>
-            <w:r>
+              <w:t>Entregable inicial objetivo específico 1</w:t>
+            </w:r>
+          </w:p>
+        </w:tc>
+        <w:tc>
+          <w:tcPr>
+            <w:tcW w:w="3556" w:type="dxa"/>
+            <w:tcMar/>
+          </w:tcPr>
+          <w:p>
+            <w:pPr>
+              <w:pStyle w:val="Normal"/>
               <w:rPr>
                 <w:b w:val="0"/>
                 <w:bCs w:val="0"/>
@@ -17978,8 +17060,7 @@
                 <w:sz w:val="20"/>
                 <w:szCs w:val="20"/>
               </w:rPr>
-              <w:t xml:space="preserve"> </w:t>
-            </w:r>
+            </w:pPr>
             <w:r>
               <w:rPr>
                 <w:b w:val="0"/>
@@ -17989,9 +17070,12 @@
                 <w:sz w:val="20"/>
                 <w:szCs w:val="20"/>
               </w:rPr>
-              <w:t>inicial</w:t>
-            </w:r>
-            <w:r>
+              <w:t>Santiago Benavides Rey</w:t>
+            </w:r>
+          </w:p>
+          <w:p>
+            <w:pPr>
+              <w:pStyle w:val="Normal"/>
               <w:rPr>
                 <w:b w:val="0"/>
                 <w:bCs w:val="0"/>
@@ -18000,8 +17084,7 @@
                 <w:sz w:val="20"/>
                 <w:szCs w:val="20"/>
               </w:rPr>
-              <w:t xml:space="preserve"> </w:t>
-            </w:r>
+            </w:pPr>
             <w:r>
               <w:rPr>
                 <w:b w:val="0"/>
@@ -18011,8 +17094,24 @@
                 <w:sz w:val="20"/>
                 <w:szCs w:val="20"/>
               </w:rPr>
-              <w:t>objetivo</w:t>
-            </w:r>
+              <w:t>Santiago Valdiri García</w:t>
+            </w:r>
+          </w:p>
+        </w:tc>
+      </w:tr>
+      <w:tr xmlns:wp14="http://schemas.microsoft.com/office/word/2010/wordml" wp14:textId="77777777">
+        <w:trPr>
+          <w:trHeight w:val="518"/>
+        </w:trPr>
+        <w:tc>
+          <w:tcPr>
+            <w:tcW w:w="1909" w:type="dxa"/>
+            <w:tcMar/>
+          </w:tcPr>
+          <w:p>
+            <w:pPr>
+              <w:pStyle w:val="Normal"/>
+            </w:pPr>
             <w:r>
               <w:rPr>
                 <w:b w:val="0"/>
@@ -18022,7 +17121,179 @@
                 <w:sz w:val="20"/>
                 <w:szCs w:val="20"/>
               </w:rPr>
-              <w:t xml:space="preserve"> especifico 1</w:t>
+              <w:t>24/08/2026</w:t>
+            </w:r>
+          </w:p>
+        </w:tc>
+        <w:tc>
+          <w:tcPr>
+            <w:tcW w:w="3999" w:type="dxa"/>
+            <w:tcMar/>
+          </w:tcPr>
+          <w:p>
+            <w:pPr>
+              <w:pStyle w:val="Normal"/>
+            </w:pPr>
+            <w:r>
+              <w:rPr>
+                <w:b w:val="0"/>
+                <w:bCs w:val="0"/>
+                <w:i w:val="0"/>
+                <w:iCs w:val="0"/>
+                <w:sz w:val="20"/>
+                <w:szCs w:val="20"/>
+              </w:rPr>
+              <w:t>Re-enumeración</w:t>
+            </w:r>
+            <w:r>
+              <w:rPr>
+                <w:b w:val="0"/>
+                <w:bCs w:val="0"/>
+                <w:i w:val="0"/>
+                <w:iCs w:val="0"/>
+                <w:sz w:val="20"/>
+                <w:szCs w:val="20"/>
+              </w:rPr>
+              <w:t xml:space="preserve"> de RF</w:t>
+            </w:r>
+            <w:r>
+              <w:br/>
+            </w:r>
+            <w:r>
+              <w:rPr>
+                <w:b w:val="0"/>
+                <w:bCs w:val="0"/>
+                <w:i w:val="0"/>
+                <w:iCs w:val="0"/>
+                <w:sz w:val="20"/>
+                <w:szCs w:val="20"/>
+              </w:rPr>
+              <w:t>R</w:t>
+            </w:r>
+            <w:r>
+              <w:rPr>
+                <w:b w:val="0"/>
+                <w:bCs w:val="0"/>
+                <w:i w:val="0"/>
+                <w:iCs w:val="0"/>
+                <w:sz w:val="20"/>
+                <w:szCs w:val="20"/>
+              </w:rPr>
+              <w:t>edacción RF-16, RF-13</w:t>
+            </w:r>
+            <w:r>
+              <w:rPr>
+                <w:b w:val="0"/>
+                <w:bCs w:val="0"/>
+                <w:i w:val="0"/>
+                <w:iCs w:val="0"/>
+                <w:sz w:val="20"/>
+                <w:szCs w:val="20"/>
+              </w:rPr>
+              <w:t>, RF-45</w:t>
+            </w:r>
+            <w:r>
+              <w:rPr>
+                <w:b w:val="0"/>
+                <w:bCs w:val="0"/>
+                <w:i w:val="0"/>
+                <w:iCs w:val="0"/>
+                <w:sz w:val="20"/>
+                <w:szCs w:val="20"/>
+              </w:rPr>
+              <w:t>. RF-35</w:t>
+            </w:r>
+          </w:p>
+          <w:p>
+            <w:pPr>
+              <w:pStyle w:val="Normal"/>
+            </w:pPr>
+            <w:r>
+              <w:rPr>
+                <w:b w:val="0"/>
+                <w:bCs w:val="0"/>
+                <w:i w:val="0"/>
+                <w:iCs w:val="0"/>
+                <w:sz w:val="20"/>
+                <w:szCs w:val="20"/>
+              </w:rPr>
+              <w:t>R</w:t>
+            </w:r>
+            <w:r>
+              <w:rPr>
+                <w:b w:val="0"/>
+                <w:bCs w:val="0"/>
+                <w:i w:val="0"/>
+                <w:iCs w:val="0"/>
+                <w:sz w:val="20"/>
+                <w:szCs w:val="20"/>
+              </w:rPr>
+              <w:t>evisión prioridad RF-46</w:t>
+            </w:r>
+            <w:r>
+              <w:rPr>
+                <w:b w:val="0"/>
+                <w:bCs w:val="0"/>
+                <w:i w:val="0"/>
+                <w:iCs w:val="0"/>
+                <w:sz w:val="20"/>
+                <w:szCs w:val="20"/>
+              </w:rPr>
+              <w:t xml:space="preserve">, </w:t>
+            </w:r>
+          </w:p>
+          <w:p>
+            <w:pPr>
+              <w:pStyle w:val="Normal"/>
+            </w:pPr>
+            <w:r>
+              <w:rPr>
+                <w:b w:val="0"/>
+                <w:bCs w:val="0"/>
+                <w:i w:val="0"/>
+                <w:iCs w:val="0"/>
+                <w:sz w:val="20"/>
+                <w:szCs w:val="20"/>
+              </w:rPr>
+              <w:t>S</w:t>
+            </w:r>
+            <w:r>
+              <w:rPr>
+                <w:b w:val="0"/>
+                <w:bCs w:val="0"/>
+                <w:i w:val="0"/>
+                <w:iCs w:val="0"/>
+                <w:sz w:val="20"/>
+                <w:szCs w:val="20"/>
+              </w:rPr>
+              <w:t>e añade RNF-18</w:t>
+            </w:r>
+          </w:p>
+          <w:p>
+            <w:pPr>
+              <w:pStyle w:val="Normal"/>
+            </w:pPr>
+            <w:r>
+              <w:rPr>
+                <w:b w:val="0"/>
+                <w:bCs w:val="0"/>
+                <w:i w:val="0"/>
+                <w:iCs w:val="0"/>
+                <w:sz w:val="20"/>
+                <w:szCs w:val="20"/>
+              </w:rPr>
+              <w:t>R</w:t>
+            </w:r>
+            <w:r>
+              <w:rPr>
+                <w:b w:val="0"/>
+                <w:bCs w:val="0"/>
+                <w:i w:val="0"/>
+                <w:iCs w:val="0"/>
+                <w:sz w:val="20"/>
+                <w:szCs w:val="20"/>
+              </w:rPr>
+              <w:t>eestructuración matriz de trazabilidad.</w:t>
             </w:r>
           </w:p>
         </w:tc>
@@ -18076,9 +17347,12 @@
                 <w:sz w:val="20"/>
                 <w:szCs w:val="20"/>
               </w:rPr>
-              <w:t>Santiago Valdiri</w:t>
-            </w:r>
-            <w:r>
+              <w:t>Santiago Valdiri García</w:t>
+            </w:r>
+          </w:p>
+          <w:p>
+            <w:pPr>
+              <w:pStyle w:val="Normal"/>
               <w:rPr>
                 <w:b w:val="0"/>
                 <w:bCs w:val="0"/>
@@ -18087,8 +17361,7 @@
                 <w:sz w:val="20"/>
                 <w:szCs w:val="20"/>
               </w:rPr>
-              <w:t xml:space="preserve"> García</w:t>
-            </w:r>
+            </w:pPr>
           </w:p>
         </w:tc>
       </w:tr>
@@ -18159,6 +17432,91 @@
 
 <file path=word/numbering.xml><?xml version="1.0" encoding="utf-8"?>
 <w:numbering xmlns:wpc="http://schemas.microsoft.com/office/word/2010/wordprocessingCanvas" xmlns:mc="http://schemas.openxmlformats.org/markup-compatibility/2006" xmlns:o="urn:schemas-microsoft-com:office:office" xmlns:r="http://schemas.openxmlformats.org/officeDocument/2006/relationships" xmlns:m="http://schemas.openxmlformats.org/officeDocument/2006/math" xmlns:v="urn:schemas-microsoft-com:vml" xmlns:wp14="http://schemas.microsoft.com/office/word/2010/wordprocessingDrawing" xmlns:wp="http://schemas.openxmlformats.org/drawingml/2006/wordprocessingDrawing" xmlns:w10="urn:schemas-microsoft-com:office:word" xmlns:w="http://schemas.openxmlformats.org/wordprocessingml/2006/main" xmlns:w14="http://schemas.microsoft.com/office/word/2010/wordml" xmlns:w15="http://schemas.microsoft.com/office/word/2012/wordml" xmlns:wpg="http://schemas.microsoft.com/office/word/2010/wordprocessingGroup" xmlns:wpi="http://schemas.microsoft.com/office/word/2010/wordprocessingInk" xmlns:wne="http://schemas.microsoft.com/office/word/2006/wordml" xmlns:wps="http://schemas.microsoft.com/office/word/2010/wordprocessingShape" mc:Ignorable="w14 w15 wp14">
+  <w:abstractNum xmlns:w="http://schemas.openxmlformats.org/wordprocessingml/2006/main" w:abstractNumId="3">
+    <w:nsid w:val="3b61bb86"/>
+    <w:multiLevelType xmlns:w="http://schemas.openxmlformats.org/wordprocessingml/2006/main" w:val="hybridMultilevel"/>
+    <w:lvl xmlns:w="http://schemas.openxmlformats.org/wordprocessingml/2006/main" w:ilvl="0">
+      <w:start w:val="1"/>
+      <w:numFmt w:val="decimal"/>
+      <w:lvlText w:val="%1."/>
+      <w:lvlJc w:val="left"/>
+      <w:pPr>
+        <w:ind w:left="720" w:hanging="360"/>
+      </w:pPr>
+    </w:lvl>
+    <w:lvl xmlns:w="http://schemas.openxmlformats.org/wordprocessingml/2006/main" w:ilvl="1">
+      <w:start w:val="1"/>
+      <w:numFmt w:val="lowerLetter"/>
+      <w:lvlText w:val="%2."/>
+      <w:lvlJc w:val="left"/>
+      <w:pPr>
+        <w:ind w:left="1440" w:hanging="360"/>
+      </w:pPr>
+    </w:lvl>
+    <w:lvl xmlns:w="http://schemas.openxmlformats.org/wordprocessingml/2006/main" w:ilvl="2">
+      <w:start w:val="1"/>
+      <w:numFmt w:val="lowerRoman"/>
+      <w:lvlText w:val="%3."/>
+      <w:lvlJc w:val="right"/>
+      <w:pPr>
+        <w:ind w:left="2160" w:hanging="180"/>
+      </w:pPr>
+    </w:lvl>
+    <w:lvl xmlns:w="http://schemas.openxmlformats.org/wordprocessingml/2006/main" w:ilvl="3">
+      <w:start w:val="1"/>
+      <w:numFmt w:val="decimal"/>
+      <w:lvlText w:val="%4."/>
+      <w:lvlJc w:val="left"/>
+      <w:pPr>
+        <w:ind w:left="2880" w:hanging="360"/>
+      </w:pPr>
+    </w:lvl>
+    <w:lvl xmlns:w="http://schemas.openxmlformats.org/wordprocessingml/2006/main" w:ilvl="4">
+      <w:start w:val="1"/>
+      <w:numFmt w:val="lowerLetter"/>
+      <w:lvlText w:val="%5."/>
+      <w:lvlJc w:val="left"/>
+      <w:pPr>
+        <w:ind w:left="3600" w:hanging="360"/>
+      </w:pPr>
+    </w:lvl>
+    <w:lvl xmlns:w="http://schemas.openxmlformats.org/wordprocessingml/2006/main" w:ilvl="5">
+      <w:start w:val="1"/>
+      <w:numFmt w:val="lowerRoman"/>
+      <w:lvlText w:val="%6."/>
+      <w:lvlJc w:val="right"/>
+      <w:pPr>
+        <w:ind w:left="4320" w:hanging="180"/>
+      </w:pPr>
+    </w:lvl>
+    <w:lvl xmlns:w="http://schemas.openxmlformats.org/wordprocessingml/2006/main" w:ilvl="6">
+      <w:start w:val="1"/>
+      <w:numFmt w:val="decimal"/>
+      <w:lvlText w:val="%7."/>
+      <w:lvlJc w:val="left"/>
+      <w:pPr>
+        <w:ind w:left="5040" w:hanging="360"/>
+      </w:pPr>
+    </w:lvl>
+    <w:lvl xmlns:w="http://schemas.openxmlformats.org/wordprocessingml/2006/main" w:ilvl="7">
+      <w:start w:val="1"/>
+      <w:numFmt w:val="lowerLetter"/>
+      <w:lvlText w:val="%8."/>
+      <w:lvlJc w:val="left"/>
+      <w:pPr>
+        <w:ind w:left="5760" w:hanging="360"/>
+      </w:pPr>
+    </w:lvl>
+    <w:lvl xmlns:w="http://schemas.openxmlformats.org/wordprocessingml/2006/main" w:ilvl="8">
+      <w:start w:val="1"/>
+      <w:numFmt w:val="lowerRoman"/>
+      <w:lvlText w:val="%9."/>
+      <w:lvlJc w:val="right"/>
+      <w:pPr>
+        <w:ind w:left="6480" w:hanging="180"/>
+      </w:pPr>
+    </w:lvl>
+  </w:abstractNum>
   <w:abstractNum w:abstractNumId="1" w15:restartNumberingAfterBreak="0">
     <w:nsid w:val="36f542e"/>
     <w:multiLevelType w:val="hybridMultilevel"/>
@@ -18257,6 +17615,9 @@
       </w:pPr>
     </w:lvl>
   </w:abstractNum>
+  <w:num w:numId="3">
+    <w:abstractNumId w:val="3"/>
+  </w:num>
   <w:num w:numId="1">
     <w:abstractNumId w:val="1"/>
     <w:lvlOverride w:ilvl="0">
